--- a/ユーザ認証方式_詳細設計書_v4.docx
+++ b/ユーザ認証方式_詳細設計書_v4.docx
@@ -1826,7 +1826,7 @@
           <w:sz w:val="18"/>
           <w:szCs w:val="18"/>
         </w:rPr>
-        <w:t xml:space="preserve">✓ v4 確定内容：① 認証基盤：Entra ID（信用基金既存テナント継続）確定。② AD 同期：Entra Connect で庁内 AD と同期済み確定。③ MFA：Microsoft Authenticator 必須確定（Entra ID 条件付きアクセス）。④ 実装方式：MSAL 採用確定（SAML 不採用）。</w:t>
+        <w:t xml:space="preserve">✓ v4 確定内容：① 認証基盤：Entra ID（信用基金既存テナント継続）確定。② AD 同期：Entra Connect で庁内 AD と同期済み確定。③ MFA：Microsoft Authenticator 必須確定（Entra ID 条件付きアクセス）。④ 実装方式：MSAL 採用確定（SAML 不採用）。⑤ 4.2.3.2 ログインフロー：★TBD 全解消。MFA ステップ・AD同期確定を反映済み。</w:t>
       </w:r>
     </w:p>
     <w:p>
@@ -12331,7 +12331,123 @@
                 <w:sz w:val="18"/>
                 <w:szCs w:val="18"/>
               </w:rPr>
-              <w:t xml:space="preserve">Microsoft ログイン画面（login.microsoftonline.com）が表示され、UPN・パスワードを入力する。MFA 設定後は追加認証が必要</w:t>
+              <w:t xml:space="preserve">Microsoft ログイン画面（login.microsoftonline.com）が表示され、UPN・パスワードを入力する。その後 MFA（Microsoft Authenticator）による追加認証が必要（確定）。スマートフォン不可の職員は WinAuth を使用する</w:t>
+            </w:r>
+          </w:p>
+        </w:tc>
+      </w:tr>
+      <w:tr>
+        <w:tc>
+          <w:tcPr>
+            <w:tcW w:type="dxa" w:w="1400"/>
+            <w:tcBorders>
+              <w:top w:val="single" w:color="9DC3E6" w:sz="4" w:space="0"/>
+              <w:left w:val="single" w:color="9DC3E6" w:sz="4" w:space="0"/>
+              <w:bottom w:val="single" w:color="9DC3E6" w:sz="4" w:space="0"/>
+              <w:right w:val="single" w:color="9DC3E6" w:sz="4" w:space="0"/>
+            </w:tcBorders>
+            <w:shd w:fill="FFFFFF" w:val="clear"/>
+            <w:tcMar>
+              <w:top w:type="dxa" w:w="80"/>
+              <w:left w:type="dxa" w:w="120"/>
+              <w:bottom w:type="dxa" w:w="80"/>
+              <w:right w:type="dxa" w:w="120"/>
+            </w:tcMar>
+            <w:vAlign w:val="center"/>
+          </w:tcPr>
+          <w:p>
+            <w:pPr>
+              <w:spacing w:before="20" w:after="20"/>
+              <w:jc w:val="left"/>
+            </w:pPr>
+            <w:r>
+              <w:rPr>
+                <w:rFonts w:ascii="Meiryo" w:cs="Meiryo" w:eastAsia="Meiryo" w:hAnsi="Meiryo"/>
+                <w:b/>
+                <w:bCs/>
+                <w:i w:val="false"/>
+                <w:iCs w:val="false"/>
+                <w:color w:val="000000"/>
+                <w:sz w:val="18"/>
+                <w:szCs w:val="18"/>
+              </w:rPr>
+              <w:t xml:space="preserve">C</w:t>
+            </w:r>
+          </w:p>
+        </w:tc>
+        <w:tc>
+          <w:tcPr>
+            <w:tcW w:type="dxa" w:w="3600"/>
+            <w:tcBorders>
+              <w:top w:val="single" w:color="9DC3E6" w:sz="4" w:space="0"/>
+              <w:left w:val="single" w:color="9DC3E6" w:sz="4" w:space="0"/>
+              <w:bottom w:val="single" w:color="9DC3E6" w:sz="4" w:space="0"/>
+              <w:right w:val="single" w:color="9DC3E6" w:sz="4" w:space="0"/>
+            </w:tcBorders>
+            <w:shd w:fill="FFFFFF" w:val="clear"/>
+            <w:tcMar>
+              <w:top w:type="dxa" w:w="80"/>
+              <w:left w:type="dxa" w:w="120"/>
+              <w:bottom w:type="dxa" w:w="80"/>
+              <w:right w:type="dxa" w:w="120"/>
+            </w:tcMar>
+            <w:vAlign w:val="center"/>
+          </w:tcPr>
+          <w:p>
+            <w:pPr>
+              <w:spacing w:before="20" w:after="20"/>
+              <w:jc w:val="left"/>
+            </w:pPr>
+            <w:r>
+              <w:rPr>
+                <w:rFonts w:ascii="Meiryo" w:cs="Meiryo" w:eastAsia="Meiryo" w:hAnsi="Meiryo"/>
+                <w:b w:val="false"/>
+                <w:bCs w:val="false"/>
+                <w:i w:val="false"/>
+                <w:iCs w:val="false"/>
+                <w:color w:val="000000"/>
+                <w:sz w:val="18"/>
+                <w:szCs w:val="18"/>
+              </w:rPr>
+              <w:t xml:space="preserve">認証失敗時（パスワード誤り / MFA 失敗 / ロールなし）</w:t>
+            </w:r>
+          </w:p>
+        </w:tc>
+        <w:tc>
+          <w:tcPr>
+            <w:tcW w:type="dxa" w:w="4026"/>
+            <w:tcBorders>
+              <w:top w:val="single" w:color="9DC3E6" w:sz="4" w:space="0"/>
+              <w:left w:val="single" w:color="9DC3E6" w:sz="4" w:space="0"/>
+              <w:bottom w:val="single" w:color="9DC3E6" w:sz="4" w:space="0"/>
+              <w:right w:val="single" w:color="9DC3E6" w:sz="4" w:space="0"/>
+            </w:tcBorders>
+            <w:shd w:fill="FFFFFF" w:val="clear"/>
+            <w:tcMar>
+              <w:top w:type="dxa" w:w="80"/>
+              <w:left w:type="dxa" w:w="120"/>
+              <w:bottom w:type="dxa" w:w="80"/>
+              <w:right w:type="dxa" w:w="120"/>
+            </w:tcMar>
+            <w:vAlign w:val="center"/>
+          </w:tcPr>
+          <w:p>
+            <w:pPr>
+              <w:spacing w:before="20" w:after="20"/>
+              <w:jc w:val="left"/>
+            </w:pPr>
+            <w:r>
+              <w:rPr>
+                <w:rFonts w:ascii="Meiryo" w:cs="Meiryo" w:eastAsia="Meiryo" w:hAnsi="Meiryo"/>
+                <w:b w:val="false"/>
+                <w:bCs w:val="false"/>
+                <w:i w:val="false"/>
+                <w:iCs w:val="false"/>
+                <w:color w:val="000000"/>
+                <w:sz w:val="18"/>
+                <w:szCs w:val="18"/>
+              </w:rPr>
+              <w:t xml:space="preserve">Entra ID が認証エラーを返却し、認証エラー画面へ遷移する。ログイン失敗回数・アカウントロックは Entra ID のスマートロックアウトが自動管理する</w:t>
             </w:r>
           </w:p>
         </w:tc>
@@ -12744,7 +12860,7 @@
           <w:sz w:val="20"/>
           <w:szCs w:val="20"/>
         </w:rPr>
-        <w:t xml:space="preserve">図4-2-3-2（2）　ユーザ認証フロー（続き）</w:t>
+        <w:t xml:space="preserve">図4-2-3-2（2）　ユーザ認証フロー（続き）― パスワード検証・MFA・ロール確認</w:t>
       </w:r>
     </w:p>
     <w:p>
@@ -12793,7 +12909,7 @@
           <w:sz w:val="14"/>
           <w:szCs w:val="14"/>
         </w:rPr>
-        <w:t xml:space="preserve">│   クライアント         │   APサーバ（.NET 8 API）       │   DBサーバ（Entra ID / Azure SQL MI）    │</w:t>
+        <w:t xml:space="preserve">│   クライアント         │   APサーバ（Angular / MSAL）  │   Entra ID（信用基金テナント）            │</w:t>
       </w:r>
     </w:p>
     <w:p>
@@ -12853,52 +12969,52 @@
           <w:sz w:val="14"/>
           <w:szCs w:val="14"/>
         </w:rPr>
-        <w:t xml:space="preserve">│                       │     （UPN をキー）             │  ・UPN / OID     ・Display Name         │</w:t>
-      </w:r>
-    </w:p>
-    <w:p>
-      <w:pPr>
-        <w:shd w:fill="F4F4F4" w:val="clear"/>
-        <w:spacing w:before="0" w:after="0"/>
-      </w:pPr>
-      <w:r>
-        <w:rPr>
-          <w:rFonts w:ascii="Courier New" w:cs="Courier New" w:eastAsia="Courier New" w:hAnsi="Courier New"/>
-          <w:color w:val="1F4E79"/>
-          <w:sz w:val="14"/>
-          <w:szCs w:val="14"/>
-        </w:rPr>
-        <w:t xml:space="preserve">│                       │                               │  ・利用開始日    ・利用終了日             │</w:t>
-      </w:r>
-    </w:p>
-    <w:p>
-      <w:pPr>
-        <w:shd w:fill="F4F4F4" w:val="clear"/>
-        <w:spacing w:before="0" w:after="0"/>
-      </w:pPr>
-      <w:r>
-        <w:rPr>
-          <w:rFonts w:ascii="Courier New" w:cs="Courier New" w:eastAsia="Courier New" w:hAnsi="Courier New"/>
-          <w:color w:val="1F4E79"/>
-          <w:sz w:val="14"/>
-          <w:szCs w:val="14"/>
-        </w:rPr>
-        <w:t xml:space="preserve">│                       │                               │  ・アプリロール（Admin / User 等）        │</w:t>
-      </w:r>
-    </w:p>
-    <w:p>
-      <w:pPr>
-        <w:shd w:fill="F4F4F4" w:val="clear"/>
-        <w:spacing w:before="0" w:after="0"/>
-      </w:pPr>
-      <w:r>
-        <w:rPr>
-          <w:rFonts w:ascii="Courier New" w:cs="Courier New" w:eastAsia="Courier New" w:hAnsi="Courier New"/>
-          <w:color w:val="1F4E79"/>
-          <w:sz w:val="14"/>
-          <w:szCs w:val="14"/>
-        </w:rPr>
-        <w:t xml:space="preserve">│                       │                               │  ★TBD：AD 同期の場合は AD 側で管理       │</w:t>
+        <w:t xml:space="preserve">│                       │     （UPN をキー）             │  ・UPN / OID / Display Name              │</w:t>
+      </w:r>
+    </w:p>
+    <w:p>
+      <w:pPr>
+        <w:shd w:fill="F4F4F4" w:val="clear"/>
+        <w:spacing w:before="0" w:after="0"/>
+      </w:pPr>
+      <w:r>
+        <w:rPr>
+          <w:rFonts w:ascii="Courier New" w:cs="Courier New" w:eastAsia="Courier New" w:hAnsi="Courier New"/>
+          <w:color w:val="1F4E79"/>
+          <w:sz w:val="14"/>
+          <w:szCs w:val="14"/>
+        </w:rPr>
+        <w:t xml:space="preserve">│                       │                               │  ・アプリロール（Applicant / Reviewer 等）│</w:t>
+      </w:r>
+    </w:p>
+    <w:p>
+      <w:pPr>
+        <w:shd w:fill="F4F4F4" w:val="clear"/>
+        <w:spacing w:before="0" w:after="0"/>
+      </w:pPr>
+      <w:r>
+        <w:rPr>
+          <w:rFonts w:ascii="Courier New" w:cs="Courier New" w:eastAsia="Courier New" w:hAnsi="Courier New"/>
+          <w:color w:val="1F4E79"/>
+          <w:sz w:val="14"/>
+          <w:szCs w:val="14"/>
+        </w:rPr>
+        <w:t xml:space="preserve">│                       │                               │  AD 同期確定：庁内 AD が「正」            │</w:t>
+      </w:r>
+    </w:p>
+    <w:p>
+      <w:pPr>
+        <w:shd w:fill="F4F4F4" w:val="clear"/>
+        <w:spacing w:before="0" w:after="0"/>
+      </w:pPr>
+      <w:r>
+        <w:rPr>
+          <w:rFonts w:ascii="Courier New" w:cs="Courier New" w:eastAsia="Courier New" w:hAnsi="Courier New"/>
+          <w:color w:val="1F4E79"/>
+          <w:sz w:val="14"/>
+          <w:szCs w:val="14"/>
+        </w:rPr>
+        <w:t xml:space="preserve">│                       │                               │  Entra Connect で自動同期済み             │</w:t>
       </w:r>
     </w:p>
     <w:p>
@@ -12928,22 +13044,22 @@
           <w:sz w:val="14"/>
           <w:szCs w:val="14"/>
         </w:rPr>
-        <w:t xml:space="preserve">│                       │  4. 定義情報取得               │  ◀─ ─  定義情報テーブル（Azure SQL MI） │</w:t>
-      </w:r>
-    </w:p>
-    <w:p>
-      <w:pPr>
-        <w:shd w:fill="F4F4F4" w:val="clear"/>
-        <w:spacing w:before="0" w:after="0"/>
-      </w:pPr>
-      <w:r>
-        <w:rPr>
-          <w:rFonts w:ascii="Courier New" w:cs="Courier New" w:eastAsia="Courier New" w:hAnsi="Courier New"/>
-          <w:color w:val="1F4E79"/>
-          <w:sz w:val="14"/>
-          <w:szCs w:val="14"/>
-        </w:rPr>
-        <w:t xml:space="preserve">│                       │     アカウントロック規定回数等  │                                          │</w:t>
+        <w:t xml:space="preserve">│                       │  4. ユーザ認証チェック         │                                          │</w:t>
+      </w:r>
+    </w:p>
+    <w:p>
+      <w:pPr>
+        <w:shd w:fill="F4F4F4" w:val="clear"/>
+        <w:spacing w:before="0" w:after="0"/>
+      </w:pPr>
+      <w:r>
+        <w:rPr>
+          <w:rFonts w:ascii="Courier New" w:cs="Courier New" w:eastAsia="Courier New" w:hAnsi="Courier New"/>
+          <w:color w:val="1F4E79"/>
+          <w:sz w:val="14"/>
+          <w:szCs w:val="14"/>
+        </w:rPr>
+        <w:t xml:space="preserve">│                       │  （パスワード検証）            │  ← Entra ID が検証                       │</w:t>
       </w:r>
     </w:p>
     <w:p>
@@ -12973,22 +13089,22 @@
           <w:sz w:val="14"/>
           <w:szCs w:val="14"/>
         </w:rPr>
-        <w:t xml:space="preserve">│                       │  5. ユーザ認証チェック         │                                          │</w:t>
-      </w:r>
-    </w:p>
-    <w:p>
-      <w:pPr>
-        <w:shd w:fill="F4F4F4" w:val="clear"/>
-        <w:spacing w:before="0" w:after="0"/>
-      </w:pPr>
-      <w:r>
-        <w:rPr>
-          <w:rFonts w:ascii="Courier New" w:cs="Courier New" w:eastAsia="Courier New" w:hAnsi="Courier New"/>
-          <w:color w:val="1F4E79"/>
-          <w:sz w:val="14"/>
-          <w:szCs w:val="14"/>
-        </w:rPr>
-        <w:t xml:space="preserve">│                       │  （Entra ID トークン検証）     │                                          │</w:t>
+        <w:t xml:space="preserve">│                       │  5. MFA 認証（確定・必須）     │                                          │</w:t>
+      </w:r>
+    </w:p>
+    <w:p>
+      <w:pPr>
+        <w:shd w:fill="F4F4F4" w:val="clear"/>
+        <w:spacing w:before="0" w:after="0"/>
+      </w:pPr>
+      <w:r>
+        <w:rPr>
+          <w:rFonts w:ascii="Courier New" w:cs="Courier New" w:eastAsia="Courier New" w:hAnsi="Courier New"/>
+          <w:color w:val="1F4E79"/>
+          <w:sz w:val="14"/>
+          <w:szCs w:val="14"/>
+        </w:rPr>
+        <w:t xml:space="preserve">│                       │  Microsoft Authenticator       │  ← Entra ID 条件付きアクセス（P1）       │</w:t>
       </w:r>
     </w:p>
     <w:p>
@@ -13033,127 +13149,67 @@
           <w:sz w:val="14"/>
           <w:szCs w:val="14"/>
         </w:rPr>
-        <w:t xml:space="preserve">│                       │  6. ロック更新  7. 業務チェック│  ◀─ ─  ログイン情報（Azure SQL MI）      │</w:t>
-      </w:r>
-    </w:p>
-    <w:p>
-      <w:pPr>
-        <w:shd w:fill="F4F4F4" w:val="clear"/>
-        <w:spacing w:before="0" w:after="0"/>
-      </w:pPr>
-      <w:r>
-        <w:rPr>
-          <w:rFonts w:ascii="Courier New" w:cs="Courier New" w:eastAsia="Courier New" w:hAnsi="Courier New"/>
-          <w:color w:val="1F4E79"/>
-          <w:sz w:val="14"/>
-          <w:szCs w:val="14"/>
-        </w:rPr>
-        <w:t xml:space="preserve">│                       │                ・ロール確認    │                                          │</w:t>
-      </w:r>
-    </w:p>
-    <w:p>
-      <w:pPr>
-        <w:shd w:fill="F4F4F4" w:val="clear"/>
-        <w:spacing w:before="0" w:after="0"/>
-      </w:pPr>
-      <w:r>
-        <w:rPr>
-          <w:rFonts w:ascii="Courier New" w:cs="Courier New" w:eastAsia="Courier New" w:hAnsi="Courier New"/>
-          <w:color w:val="1F4E79"/>
-          <w:sz w:val="14"/>
-          <w:szCs w:val="14"/>
-        </w:rPr>
-        <w:t xml:space="preserve">│                       │                ・有効期限確認  │                                          │</w:t>
-      </w:r>
-    </w:p>
-    <w:p>
-      <w:pPr>
-        <w:shd w:fill="F4F4F4" w:val="clear"/>
-        <w:spacing w:before="0" w:after="0"/>
-      </w:pPr>
-      <w:r>
-        <w:rPr>
-          <w:rFonts w:ascii="Courier New" w:cs="Courier New" w:eastAsia="Courier New" w:hAnsi="Courier New"/>
-          <w:color w:val="1F4E79"/>
-          <w:sz w:val="14"/>
-          <w:szCs w:val="14"/>
-        </w:rPr>
-        <w:t xml:space="preserve">│                       │        │         │            │                                          │</w:t>
-      </w:r>
-    </w:p>
-    <w:p>
-      <w:pPr>
-        <w:shd w:fill="F4F4F4" w:val="clear"/>
-        <w:spacing w:before="0" w:after="0"/>
-      </w:pPr>
-      <w:r>
-        <w:rPr>
-          <w:rFonts w:ascii="Courier New" w:cs="Courier New" w:eastAsia="Courier New" w:hAnsi="Courier New"/>
-          <w:color w:val="1F4E79"/>
-          <w:sz w:val="14"/>
-          <w:szCs w:val="14"/>
-        </w:rPr>
-        <w:t xml:space="preserve">│                       │        ▼         ▼            │                                          │</w:t>
-      </w:r>
-    </w:p>
-    <w:p>
-      <w:pPr>
-        <w:shd w:fill="F4F4F4" w:val="clear"/>
-        <w:spacing w:before="0" w:after="0"/>
-      </w:pPr>
-      <w:r>
-        <w:rPr>
-          <w:rFonts w:ascii="Courier New" w:cs="Courier New" w:eastAsia="Courier New" w:hAnsi="Courier New"/>
-          <w:color w:val="1F4E79"/>
-          <w:sz w:val="14"/>
-          <w:szCs w:val="14"/>
-        </w:rPr>
-        <w:t xml:space="preserve">│                       │  8. ログイン可否チェック ─────  認証エラー画面（異常時）                 │</w:t>
-      </w:r>
-    </w:p>
-    <w:p>
-      <w:pPr>
-        <w:shd w:fill="F4F4F4" w:val="clear"/>
-        <w:spacing w:before="0" w:after="0"/>
-      </w:pPr>
-      <w:r>
-        <w:rPr>
-          <w:rFonts w:ascii="Courier New" w:cs="Courier New" w:eastAsia="Courier New" w:hAnsi="Courier New"/>
-          <w:color w:val="1F4E79"/>
-          <w:sz w:val="14"/>
-          <w:szCs w:val="14"/>
-        </w:rPr>
-        <w:t xml:space="preserve">│                  ②    │        │（正常）               │                                          │</w:t>
-      </w:r>
-    </w:p>
-    <w:p>
-      <w:pPr>
-        <w:shd w:fill="F4F4F4" w:val="clear"/>
-        <w:spacing w:before="0" w:after="0"/>
-      </w:pPr>
-      <w:r>
-        <w:rPr>
-          <w:rFonts w:ascii="Courier New" w:cs="Courier New" w:eastAsia="Courier New" w:hAnsi="Courier New"/>
-          <w:color w:val="1F4E79"/>
-          <w:sz w:val="14"/>
-          <w:szCs w:val="14"/>
-        </w:rPr>
-        <w:t xml:space="preserve">└──────────────────────┴────────┼──────────────────────┴──────────────────────────────────────────┘</w:t>
-      </w:r>
-    </w:p>
-    <w:p>
-      <w:pPr>
-        <w:shd w:fill="F4F4F4" w:val="clear"/>
-        <w:spacing w:before="0" w:after="0"/>
-      </w:pPr>
-      <w:r>
-        <w:rPr>
-          <w:rFonts w:ascii="Courier New" w:cs="Courier New" w:eastAsia="Courier New" w:hAnsi="Courier New"/>
-          <w:color w:val="1F4E79"/>
-          <w:sz w:val="14"/>
-          <w:szCs w:val="14"/>
-        </w:rPr>
-        <w:t xml:space="preserve">                                 ▼ ②</w:t>
+        <w:t xml:space="preserve">│  認証エラー画面 ◁──────  認証失敗        6. ロール確認  │  ← JWT の roles クレームを確認           │</w:t>
+      </w:r>
+    </w:p>
+    <w:p>
+      <w:pPr>
+        <w:shd w:fill="F4F4F4" w:val="clear"/>
+        <w:spacing w:before="0" w:after="0"/>
+      </w:pPr>
+      <w:r>
+        <w:rPr>
+          <w:rFonts w:ascii="Courier New" w:cs="Courier New" w:eastAsia="Courier New" w:hAnsi="Courier New"/>
+          <w:color w:val="1F4E79"/>
+          <w:sz w:val="14"/>
+          <w:szCs w:val="14"/>
+        </w:rPr>
+        <w:t xml:space="preserve">│                       │                （正常）       │                                          │</w:t>
+      </w:r>
+    </w:p>
+    <w:p>
+      <w:pPr>
+        <w:shd w:fill="F4F4F4" w:val="clear"/>
+        <w:spacing w:before="0" w:after="0"/>
+      </w:pPr>
+      <w:r>
+        <w:rPr>
+          <w:rFonts w:ascii="Courier New" w:cs="Courier New" w:eastAsia="Courier New" w:hAnsi="Courier New"/>
+          <w:color w:val="1F4E79"/>
+          <w:sz w:val="14"/>
+          <w:szCs w:val="14"/>
+        </w:rPr>
+        <w:t xml:space="preserve">│                  ②    │                │              │                                          │</w:t>
+      </w:r>
+    </w:p>
+    <w:p>
+      <w:pPr>
+        <w:shd w:fill="F4F4F4" w:val="clear"/>
+        <w:spacing w:before="0" w:after="0"/>
+      </w:pPr>
+      <w:r>
+        <w:rPr>
+          <w:rFonts w:ascii="Courier New" w:cs="Courier New" w:eastAsia="Courier New" w:hAnsi="Courier New"/>
+          <w:color w:val="1F4E79"/>
+          <w:sz w:val="14"/>
+          <w:szCs w:val="14"/>
+        </w:rPr>
+        <w:t xml:space="preserve">└──────────────────────┴────────────────┼─────────────┴──────────────────────────────────────────┘</w:t>
+      </w:r>
+    </w:p>
+    <w:p>
+      <w:pPr>
+        <w:shd w:fill="F4F4F4" w:val="clear"/>
+        <w:spacing w:before="0" w:after="0"/>
+      </w:pPr>
+      <w:r>
+        <w:rPr>
+          <w:rFonts w:ascii="Courier New" w:cs="Courier New" w:eastAsia="Courier New" w:hAnsi="Courier New"/>
+          <w:color w:val="1F4E79"/>
+          <w:sz w:val="14"/>
+          <w:szCs w:val="14"/>
+        </w:rPr>
+        <w:t xml:space="preserve">                                          ▼ ②</w:t>
       </w:r>
     </w:p>
     <w:p>
@@ -13191,7 +13247,7 @@
           <w:sz w:val="20"/>
           <w:szCs w:val="20"/>
         </w:rPr>
-        <w:t xml:space="preserve">図4-2-3-2（3）　ユーザ認証フロー（続き）</w:t>
+        <w:t xml:space="preserve">図4-2-3-2（3）　ユーザ認証フロー（続き）― トークン発行・ログ記録・メニュー遷移</w:t>
       </w:r>
     </w:p>
     <w:p>
@@ -13285,202 +13341,142 @@
           <w:sz w:val="14"/>
           <w:szCs w:val="14"/>
         </w:rPr>
-        <w:t xml:space="preserve">│                       │  9. セッション情報取得  ◀─ ─ ─ ─  認証ログテーブル                        │</w:t>
-      </w:r>
-    </w:p>
-    <w:p>
-      <w:pPr>
-        <w:shd w:fill="F4F4F4" w:val="clear"/>
-        <w:spacing w:before="0" w:after="0"/>
-      </w:pPr>
-      <w:r>
-        <w:rPr>
-          <w:rFonts w:ascii="Courier New" w:cs="Courier New" w:eastAsia="Courier New" w:hAnsi="Courier New"/>
-          <w:color w:val="1F4E79"/>
-          <w:sz w:val="14"/>
-          <w:szCs w:val="14"/>
-        </w:rPr>
-        <w:t xml:space="preserve">│                       │  10. 二重ログインチェック          │                                         │</w:t>
-      </w:r>
-    </w:p>
-    <w:p>
-      <w:pPr>
-        <w:shd w:fill="F4F4F4" w:val="clear"/>
-        <w:spacing w:before="0" w:after="0"/>
-      </w:pPr>
-      <w:r>
-        <w:rPr>
-          <w:rFonts w:ascii="Courier New" w:cs="Courier New" w:eastAsia="Courier New" w:hAnsi="Courier New"/>
-          <w:color w:val="1F4E79"/>
-          <w:sz w:val="14"/>
-          <w:szCs w:val="14"/>
-        </w:rPr>
-        <w:t xml:space="preserve">│   ◁──────────────────  二重ログイン確認ダイアログ（異常）  │                                         │</w:t>
-      </w:r>
-    </w:p>
-    <w:p>
-      <w:pPr>
-        <w:shd w:fill="F4F4F4" w:val="clear"/>
-        <w:spacing w:before="0" w:after="0"/>
-      </w:pPr>
-      <w:r>
-        <w:rPr>
-          <w:rFonts w:ascii="Courier New" w:cs="Courier New" w:eastAsia="Courier New" w:hAnsi="Courier New"/>
-          <w:color w:val="1F4E79"/>
-          <w:sz w:val="14"/>
-          <w:szCs w:val="14"/>
-        </w:rPr>
-        <w:t xml:space="preserve">│                       │        │（正常）                  │                                         │</w:t>
-      </w:r>
-    </w:p>
-    <w:p>
-      <w:pPr>
-        <w:shd w:fill="F4F4F4" w:val="clear"/>
-        <w:spacing w:before="0" w:after="0"/>
-      </w:pPr>
-      <w:r>
-        <w:rPr>
-          <w:rFonts w:ascii="Courier New" w:cs="Courier New" w:eastAsia="Courier New" w:hAnsi="Courier New"/>
-          <w:color w:val="1F4E79"/>
-          <w:sz w:val="14"/>
-          <w:szCs w:val="14"/>
-        </w:rPr>
-        <w:t xml:space="preserve">│                       │  11. パスワード変更要否チェック    │                                         │</w:t>
-      </w:r>
-    </w:p>
-    <w:p>
-      <w:pPr>
-        <w:shd w:fill="F4F4F4" w:val="clear"/>
-        <w:spacing w:before="0" w:after="0"/>
-      </w:pPr>
-      <w:r>
-        <w:rPr>
-          <w:rFonts w:ascii="Courier New" w:cs="Courier New" w:eastAsia="Courier New" w:hAnsi="Courier New"/>
-          <w:color w:val="1F4E79"/>
-          <w:sz w:val="14"/>
-          <w:szCs w:val="14"/>
-        </w:rPr>
-        <w:t xml:space="preserve">│  ┌──────────────────┐  │  ◁── パスワード変更（Entra ID）  │                                         │</w:t>
-      </w:r>
-    </w:p>
-    <w:p>
-      <w:pPr>
-        <w:shd w:fill="F4F4F4" w:val="clear"/>
-        <w:spacing w:before="0" w:after="0"/>
-      </w:pPr>
-      <w:r>
-        <w:rPr>
-          <w:rFonts w:ascii="Courier New" w:cs="Courier New" w:eastAsia="Courier New" w:hAnsi="Courier New"/>
-          <w:color w:val="1F4E79"/>
-          <w:sz w:val="14"/>
-          <w:szCs w:val="14"/>
-        </w:rPr>
-        <w:t xml:space="preserve">│  │パスワード変更      │  │  ※ AD 連携時は AD 側で変更      │                                         │</w:t>
-      </w:r>
-    </w:p>
-    <w:p>
-      <w:pPr>
-        <w:shd w:fill="F4F4F4" w:val="clear"/>
-        <w:spacing w:before="0" w:after="0"/>
-      </w:pPr>
-      <w:r>
-        <w:rPr>
-          <w:rFonts w:ascii="Courier New" w:cs="Courier New" w:eastAsia="Courier New" w:hAnsi="Courier New"/>
-          <w:color w:val="1F4E79"/>
-          <w:sz w:val="14"/>
-          <w:szCs w:val="14"/>
-        </w:rPr>
-        <w:t xml:space="preserve">│  │（Microsoft 標準） │  │        │（正常）                  │                                         │</w:t>
-      </w:r>
-    </w:p>
-    <w:p>
-      <w:pPr>
-        <w:shd w:fill="F4F4F4" w:val="clear"/>
-        <w:spacing w:before="0" w:after="0"/>
-      </w:pPr>
-      <w:r>
-        <w:rPr>
-          <w:rFonts w:ascii="Courier New" w:cs="Courier New" w:eastAsia="Courier New" w:hAnsi="Courier New"/>
-          <w:color w:val="1F4E79"/>
-          <w:sz w:val="14"/>
-          <w:szCs w:val="14"/>
-        </w:rPr>
-        <w:t xml:space="preserve">│                       │        ▼                        │                                         │</w:t>
-      </w:r>
-    </w:p>
-    <w:p>
-      <w:pPr>
-        <w:shd w:fill="F4F4F4" w:val="clear"/>
-        <w:spacing w:before="0" w:after="0"/>
-      </w:pPr>
-      <w:r>
-        <w:rPr>
-          <w:rFonts w:ascii="Courier New" w:cs="Courier New" w:eastAsia="Courier New" w:hAnsi="Courier New"/>
-          <w:color w:val="1F4E79"/>
-          <w:sz w:val="14"/>
-          <w:szCs w:val="14"/>
-        </w:rPr>
-        <w:t xml:space="preserve">│                       │  12. アクセストークン発行         │  ◀─ ─  トークン管理テーブル              │</w:t>
-      </w:r>
-    </w:p>
-    <w:p>
-      <w:pPr>
-        <w:shd w:fill="F4F4F4" w:val="clear"/>
-        <w:spacing w:before="0" w:after="0"/>
-      </w:pPr>
-      <w:r>
-        <w:rPr>
-          <w:rFonts w:ascii="Courier New" w:cs="Courier New" w:eastAsia="Courier New" w:hAnsi="Courier New"/>
-          <w:color w:val="1F4E79"/>
-          <w:sz w:val="14"/>
-          <w:szCs w:val="14"/>
-        </w:rPr>
-        <w:t xml:space="preserve">│                       │      （Entra ID → MSAL）         │  ・トークン ID / ログイン ID             │</w:t>
-      </w:r>
-    </w:p>
-    <w:p>
-      <w:pPr>
-        <w:shd w:fill="F4F4F4" w:val="clear"/>
-        <w:spacing w:before="0" w:after="0"/>
-      </w:pPr>
-      <w:r>
-        <w:rPr>
-          <w:rFonts w:ascii="Courier New" w:cs="Courier New" w:eastAsia="Courier New" w:hAnsi="Courier New"/>
-          <w:color w:val="1F4E79"/>
-          <w:sz w:val="14"/>
-          <w:szCs w:val="14"/>
-        </w:rPr>
-        <w:t xml:space="preserve">│                       │      続行────────────────────────│  ・有効期限 / 絶対有効期限               │</w:t>
-      </w:r>
-    </w:p>
-    <w:p>
-      <w:pPr>
-        <w:shd w:fill="F4F4F4" w:val="clear"/>
-        <w:spacing w:before="0" w:after="0"/>
-      </w:pPr>
-      <w:r>
-        <w:rPr>
-          <w:rFonts w:ascii="Courier New" w:cs="Courier New" w:eastAsia="Courier New" w:hAnsi="Courier New"/>
-          <w:color w:val="1F4E79"/>
-          <w:sz w:val="14"/>
-          <w:szCs w:val="14"/>
-        </w:rPr>
-        <w:t xml:space="preserve">│                       │        │（正常）                  │                                         │</w:t>
-      </w:r>
-    </w:p>
-    <w:p>
-      <w:pPr>
-        <w:shd w:fill="F4F4F4" w:val="clear"/>
-        <w:spacing w:before="0" w:after="0"/>
-      </w:pPr>
-      <w:r>
-        <w:rPr>
-          <w:rFonts w:ascii="Courier New" w:cs="Courier New" w:eastAsia="Courier New" w:hAnsi="Courier New"/>
-          <w:color w:val="1F4E79"/>
-          <w:sz w:val="14"/>
-          <w:szCs w:val="14"/>
-        </w:rPr>
-        <w:t xml:space="preserve">│                       │  13. セッションの更新  ─ ─ ─ ─▶  認証ログテーブル（更新）                 │</w:t>
+        <w:t xml:space="preserve">│                       │  7. パスワード変更要否チェック     │                                         │</w:t>
+      </w:r>
+    </w:p>
+    <w:p>
+      <w:pPr>
+        <w:shd w:fill="F4F4F4" w:val="clear"/>
+        <w:spacing w:before="0" w:after="0"/>
+      </w:pPr>
+      <w:r>
+        <w:rPr>
+          <w:rFonts w:ascii="Courier New" w:cs="Courier New" w:eastAsia="Courier New" w:hAnsi="Courier New"/>
+          <w:color w:val="1F4E79"/>
+          <w:sz w:val="14"/>
+          <w:szCs w:val="14"/>
+        </w:rPr>
+        <w:t xml:space="preserve">│  ┌──────────────────┐  │  ← Entra ID のポリシーに委託    │                                         │</w:t>
+      </w:r>
+    </w:p>
+    <w:p>
+      <w:pPr>
+        <w:shd w:fill="F4F4F4" w:val="clear"/>
+        <w:spacing w:before="0" w:after="0"/>
+      </w:pPr>
+      <w:r>
+        <w:rPr>
+          <w:rFonts w:ascii="Courier New" w:cs="Courier New" w:eastAsia="Courier New" w:hAnsi="Courier New"/>
+          <w:color w:val="1F4E79"/>
+          <w:sz w:val="14"/>
+          <w:szCs w:val="14"/>
+        </w:rPr>
+        <w:t xml:space="preserve">│  │パスワード変更      │  │  ← AD 同期確定のため            │                                         │</w:t>
+      </w:r>
+    </w:p>
+    <w:p>
+      <w:pPr>
+        <w:shd w:fill="F4F4F4" w:val="clear"/>
+        <w:spacing w:before="0" w:after="0"/>
+      </w:pPr>
+      <w:r>
+        <w:rPr>
+          <w:rFonts w:ascii="Courier New" w:cs="Courier New" w:eastAsia="Courier New" w:hAnsi="Courier New"/>
+          <w:color w:val="1F4E79"/>
+          <w:sz w:val="14"/>
+          <w:szCs w:val="14"/>
+        </w:rPr>
+        <w:t xml:space="preserve">│  │（庁内 AD 側で     │◁─┤    AD 側で変更実施              │                                         │</w:t>
+      </w:r>
+    </w:p>
+    <w:p>
+      <w:pPr>
+        <w:shd w:fill="F4F4F4" w:val="clear"/>
+        <w:spacing w:before="0" w:after="0"/>
+      </w:pPr>
+      <w:r>
+        <w:rPr>
+          <w:rFonts w:ascii="Courier New" w:cs="Courier New" w:eastAsia="Courier New" w:hAnsi="Courier New"/>
+          <w:color w:val="1F4E79"/>
+          <w:sz w:val="14"/>
+          <w:szCs w:val="14"/>
+        </w:rPr>
+        <w:t xml:space="preserve">│  │  Windows PW 変更）│  │        │（変更不要 or 完了）      │                                         │</w:t>
+      </w:r>
+    </w:p>
+    <w:p>
+      <w:pPr>
+        <w:shd w:fill="F4F4F4" w:val="clear"/>
+        <w:spacing w:before="0" w:after="0"/>
+      </w:pPr>
+      <w:r>
+        <w:rPr>
+          <w:rFonts w:ascii="Courier New" w:cs="Courier New" w:eastAsia="Courier New" w:hAnsi="Courier New"/>
+          <w:color w:val="1F4E79"/>
+          <w:sz w:val="14"/>
+          <w:szCs w:val="14"/>
+        </w:rPr>
+        <w:t xml:space="preserve">│  └──────────────────┘  │        ▼                        │                                         │</w:t>
+      </w:r>
+    </w:p>
+    <w:p>
+      <w:pPr>
+        <w:shd w:fill="F4F4F4" w:val="clear"/>
+        <w:spacing w:before="0" w:after="0"/>
+      </w:pPr>
+      <w:r>
+        <w:rPr>
+          <w:rFonts w:ascii="Courier New" w:cs="Courier New" w:eastAsia="Courier New" w:hAnsi="Courier New"/>
+          <w:color w:val="1F4E79"/>
+          <w:sz w:val="14"/>
+          <w:szCs w:val="14"/>
+        </w:rPr>
+        <w:t xml:space="preserve">│                       │  8. アクセストークン発行          │                                         │</w:t>
+      </w:r>
+    </w:p>
+    <w:p>
+      <w:pPr>
+        <w:shd w:fill="F4F4F4" w:val="clear"/>
+        <w:spacing w:before="0" w:after="0"/>
+      </w:pPr>
+      <w:r>
+        <w:rPr>
+          <w:rFonts w:ascii="Courier New" w:cs="Courier New" w:eastAsia="Courier New" w:hAnsi="Courier New"/>
+          <w:color w:val="1F4E79"/>
+          <w:sz w:val="14"/>
+          <w:szCs w:val="14"/>
+        </w:rPr>
+        <w:t xml:space="preserve">│                       │  （Entra ID → MSAL）             │  ← Entra ID が JWT を発行               │</w:t>
+      </w:r>
+    </w:p>
+    <w:p>
+      <w:pPr>
+        <w:shd w:fill="F4F4F4" w:val="clear"/>
+        <w:spacing w:before="0" w:after="0"/>
+      </w:pPr>
+      <w:r>
+        <w:rPr>
+          <w:rFonts w:ascii="Courier New" w:cs="Courier New" w:eastAsia="Courier New" w:hAnsi="Courier New"/>
+          <w:color w:val="1F4E79"/>
+          <w:sz w:val="14"/>
+          <w:szCs w:val="14"/>
+        </w:rPr>
+        <w:t xml:space="preserve">│                       │  ・Access Token（JWT）            │    ※ トークン管理は Entra ID / MSAL     │</w:t>
+      </w:r>
+    </w:p>
+    <w:p>
+      <w:pPr>
+        <w:shd w:fill="F4F4F4" w:val="clear"/>
+        <w:spacing w:before="0" w:after="0"/>
+      </w:pPr>
+      <w:r>
+        <w:rPr>
+          <w:rFonts w:ascii="Courier New" w:cs="Courier New" w:eastAsia="Courier New" w:hAnsi="Courier New"/>
+          <w:color w:val="1F4E79"/>
+          <w:sz w:val="14"/>
+          <w:szCs w:val="14"/>
+        </w:rPr>
+        <w:t xml:space="preserve">│                       │  ・Refresh Token                  │    ※ 本システム DB には持たない          │</w:t>
       </w:r>
     </w:p>
     <w:p>
@@ -13510,7 +13506,67 @@
           <w:sz w:val="14"/>
           <w:szCs w:val="14"/>
         </w:rPr>
-        <w:t xml:space="preserve">│  メニュー画面 ◁───────  14. ログイン情報の更新 ─ ─ ─ ─▶  ログイン情報テーブル                    │</w:t>
+        <w:t xml:space="preserve">│                       │  9. 認証ログ記録  ─ ─ ─ ─ ─ ─▶  AuthLog テーブル（記録のみ）             │</w:t>
+      </w:r>
+    </w:p>
+    <w:p>
+      <w:pPr>
+        <w:shd w:fill="F4F4F4" w:val="clear"/>
+        <w:spacing w:before="0" w:after="0"/>
+      </w:pPr>
+      <w:r>
+        <w:rPr>
+          <w:rFonts w:ascii="Courier New" w:cs="Courier New" w:eastAsia="Courier New" w:hAnsi="Courier New"/>
+          <w:color w:val="1F4E79"/>
+          <w:sz w:val="14"/>
+          <w:szCs w:val="14"/>
+        </w:rPr>
+        <w:t xml:space="preserve">│                       │     ・ログイン成功                │  ・アクセス日時 / UPN / OID              │</w:t>
+      </w:r>
+    </w:p>
+    <w:p>
+      <w:pPr>
+        <w:shd w:fill="F4F4F4" w:val="clear"/>
+        <w:spacing w:before="0" w:after="0"/>
+      </w:pPr>
+      <w:r>
+        <w:rPr>
+          <w:rFonts w:ascii="Courier New" w:cs="Courier New" w:eastAsia="Courier New" w:hAnsi="Courier New"/>
+          <w:color w:val="1F4E79"/>
+          <w:sz w:val="14"/>
+          <w:szCs w:val="14"/>
+        </w:rPr>
+        <w:t xml:space="preserve">│                       │     ・UPN / OID / IP アドレス     │  ・クライアント IP / 画面 ID             │</w:t>
+      </w:r>
+    </w:p>
+    <w:p>
+      <w:pPr>
+        <w:shd w:fill="F4F4F4" w:val="clear"/>
+        <w:spacing w:before="0" w:after="0"/>
+      </w:pPr>
+      <w:r>
+        <w:rPr>
+          <w:rFonts w:ascii="Courier New" w:cs="Courier New" w:eastAsia="Courier New" w:hAnsi="Courier New"/>
+          <w:color w:val="1F4E79"/>
+          <w:sz w:val="14"/>
+          <w:szCs w:val="14"/>
+        </w:rPr>
+        <w:t xml:space="preserve">│                       │        │                        │                                         │</w:t>
+      </w:r>
+    </w:p>
+    <w:p>
+      <w:pPr>
+        <w:shd w:fill="F4F4F4" w:val="clear"/>
+        <w:spacing w:before="0" w:after="0"/>
+      </w:pPr>
+      <w:r>
+        <w:rPr>
+          <w:rFonts w:ascii="Courier New" w:cs="Courier New" w:eastAsia="Courier New" w:hAnsi="Courier New"/>
+          <w:color w:val="1F4E79"/>
+          <w:sz w:val="14"/>
+          <w:szCs w:val="14"/>
+        </w:rPr>
+        <w:t xml:space="preserve">│  メニュー画面 ◁───────  10. メニュー画面へ遷移            │                                         │</w:t>
       </w:r>
     </w:p>
     <w:p>
@@ -13703,7 +13759,7 @@
           <w:sz w:val="20"/>
           <w:szCs w:val="20"/>
         </w:rPr>
-        <w:t xml:space="preserve">入力された UPN を条件として、Entra ID ディレクトリからユーザ属性・グループ情報・アプリロールを取得する。★TBD：庁内 AD と Entra ID の同期状況によっては、AD 側がユーザ情報の「正」となる。</w:t>
+        <w:t xml:space="preserve">Entra ID ディレクトリから UPN をキーにユーザ属性・アプリロールを取得する。AD 同期確定：庁内 AD（jaffic01.local）が「正」となり、Entra Connect により Entra ID に自動同期されている。アカウント状態・パスワード管理は庁内 AD 側で行われる。</w:t>
       </w:r>
     </w:p>
     <w:p>
@@ -13736,7 +13792,7 @@
           <w:sz w:val="20"/>
           <w:szCs w:val="20"/>
         </w:rPr>
-        <w:t xml:space="preserve"> 定義情報取得</w:t>
+        <w:t xml:space="preserve"> ユーザ認証チェック（パスワード検証）</w:t>
       </w:r>
     </w:p>
     <w:p>
@@ -13756,7 +13812,7 @@
           <w:sz w:val="20"/>
           <w:szCs w:val="20"/>
         </w:rPr>
-        <w:t xml:space="preserve">システムが所有する認証に必要な定義情報（アカウントロック規定回数・MFA ポリシー等）を取得する。</w:t>
+        <w:t xml:space="preserve">Entra ID がパスワードを検証する。ログイン失敗時のアカウントロック制御は Entra ID のスマートロックアウト機能が自動で管理する。本システム DB にログイン失敗回数・ロック状態を持つ必要はない。</w:t>
       </w:r>
     </w:p>
     <w:p>
@@ -13789,7 +13845,7 @@
           <w:sz w:val="20"/>
           <w:szCs w:val="20"/>
         </w:rPr>
-        <w:t xml:space="preserve"> ユーザ認証チェック</w:t>
+        <w:t xml:space="preserve"> MFA 認証（確定・必須）</w:t>
       </w:r>
     </w:p>
     <w:p>
@@ -13809,7 +13865,7 @@
           <w:sz w:val="20"/>
           <w:szCs w:val="20"/>
         </w:rPr>
-        <w:t xml:space="preserve">Entra ID がパスワード・MFA 等の認証情報を検証する。MFA はクラウド環境接続時のセキュリティ設定として追加設定予定（★TBD）。</w:t>
+        <w:t xml:space="preserve">Entra ID 条件付きアクセス（P1 ライセンス）により MFA が強制される。基本は Microsoft Authenticator を使用する。スマートフォンが利用できない職員は WinAuth を使用する。MFA 認証失敗時は Entra ID が認証エラーを返却し、認証エラー画面へ遷移する。</w:t>
       </w:r>
     </w:p>
     <w:p>
@@ -13842,7 +13898,7 @@
           <w:sz w:val="20"/>
           <w:szCs w:val="20"/>
         </w:rPr>
-        <w:t xml:space="preserve"> アカウントロック・アクセスロック更新</w:t>
+        <w:t xml:space="preserve"> ロール確認</w:t>
       </w:r>
     </w:p>
     <w:p>
@@ -13862,7 +13918,7 @@
           <w:sz w:val="20"/>
           <w:szCs w:val="20"/>
         </w:rPr>
-        <w:t xml:space="preserve">認証失敗時、ログイン失敗回数をカウントアップし、ログインテーブル（Azure SQL MI）を更新する。アカウントロック制御は Entra ID のポリシーにも委託する。</w:t>
+        <w:t xml:space="preserve">認証成功後、Entra ID が発行した JWT の roles クレームからアプリロール（Applicant / Reviewer / Manager 等）を確認する。ロールが未割り当ての場合は 403 Forbidden を返却する。アカウントの有効期限・利用可否は Entra ID 側で管理されるため、本システムで別途チェックする必要はない。</w:t>
       </w:r>
     </w:p>
     <w:p>
@@ -13895,7 +13951,7 @@
           <w:sz w:val="20"/>
           <w:szCs w:val="20"/>
         </w:rPr>
-        <w:t xml:space="preserve"> 業務チェック</w:t>
+        <w:t xml:space="preserve"> パスワード変更要否チェック</w:t>
       </w:r>
     </w:p>
     <w:p>
@@ -13915,7 +13971,7 @@
           <w:sz w:val="20"/>
           <w:szCs w:val="20"/>
         </w:rPr>
-        <w:t xml:space="preserve">組織コードの利用開始日・利用終了日をチェックする。ユーザ ID の利用開始日・利用終了日をチェックする。ログイン者情報がシステム管理者用だった場合、ユーザ ID がシステム管理者のものであるかチェックする。</w:t>
+        <w:t xml:space="preserve">Entra ID のポリシーに委託する。AD 同期確定のため、パスワード変更が必要な場合は庁内 AD 側での Windows ログインパスワード変更を案内する。Entra ID の SSPR（セルフサービスパスワードリセット）は使用しない。</w:t>
       </w:r>
     </w:p>
     <w:p>
@@ -13948,7 +14004,7 @@
           <w:sz w:val="20"/>
           <w:szCs w:val="20"/>
         </w:rPr>
-        <w:t xml:space="preserve"> ログイン可否チェック</w:t>
+        <w:t xml:space="preserve"> アクセストークン発行</w:t>
       </w:r>
     </w:p>
     <w:p>
@@ -13968,7 +14024,7 @@
           <w:sz w:val="20"/>
           <w:szCs w:val="20"/>
         </w:rPr>
-        <w:t xml:space="preserve">認証の結果、ログインの可否を判定する。ログイン不可となった場合は、エラー画面に遷移する。</w:t>
+        <w:t xml:space="preserve">全ての認証・チェック処理に合格した後、Entra ID が Angular（MSAL）に対してアクセストークン（JWT）およびリフレッシュトークンを発行する。トークンのライフサイクル管理は Entra ID と MSAL が行う。本システム DB にトークン管理テーブルを持つ必要はない。</w:t>
       </w:r>
     </w:p>
     <w:p>
@@ -14001,7 +14057,7 @@
           <w:sz w:val="20"/>
           <w:szCs w:val="20"/>
         </w:rPr>
-        <w:t xml:space="preserve"> セッション情報取得</w:t>
+        <w:t xml:space="preserve"> 認証ログ記録</w:t>
       </w:r>
     </w:p>
     <w:p>
@@ -14021,7 +14077,7 @@
           <w:sz w:val="20"/>
           <w:szCs w:val="20"/>
         </w:rPr>
-        <w:t xml:space="preserve">ログイン対象のユーザ ID に対するセッション情報（認証ログテーブル）を取得する。</w:t>
+        <w:t xml:space="preserve">ログイン成功後、本システムの AuthLog テーブルに業務アクセスの記録を書き込む。記録項目はアクセス日時・UPN・OID・クライアント IP アドレス・サーバ名・認証区分（LOGIN）とする。ログイン失敗・アカウントロックの記録は Entra ID のサインインログ（Azure Monitor）に委託するため、本システムでは管理しない。</w:t>
       </w:r>
     </w:p>
     <w:p>
@@ -14054,7 +14110,7 @@
           <w:sz w:val="20"/>
           <w:szCs w:val="20"/>
         </w:rPr>
-        <w:t xml:space="preserve"> 二重ログインチェック</w:t>
+        <w:t xml:space="preserve"> メニュー画面へ遷移</w:t>
       </w:r>
     </w:p>
     <w:p>
@@ -14074,219 +14130,7 @@
           <w:sz w:val="20"/>
           <w:szCs w:val="20"/>
         </w:rPr>
-        <w:t xml:space="preserve">取得したセッション情報から、二重ログイン状態であるかを判定する。二重ログインの場合は確認画面に遷移し、ログインを継続するかまたはログイン画面に戻るかを選択できる。</w:t>
-      </w:r>
-    </w:p>
-    <w:p>
-      <w:pPr>
-        <w:spacing w:before="40" w:after="40"/>
-        <w:ind w:left="480" w:hanging="360"/>
-        <w:jc w:val="left"/>
-      </w:pPr>
-      <w:r>
-        <w:rPr>
-          <w:rFonts w:ascii="Meiryo" w:cs="Meiryo" w:eastAsia="Meiryo" w:hAnsi="Meiryo"/>
-          <w:b/>
-          <w:bCs/>
-          <w:i w:val="false"/>
-          <w:iCs w:val="false"/>
-          <w:color w:val="000000"/>
-          <w:sz w:val="20"/>
-          <w:szCs w:val="20"/>
-        </w:rPr>
-        <w:t xml:space="preserve">（11）</w:t>
-      </w:r>
-      <w:r>
-        <w:rPr>
-          <w:rFonts w:ascii="Meiryo" w:cs="Meiryo" w:eastAsia="Meiryo" w:hAnsi="Meiryo"/>
-          <w:b w:val="false"/>
-          <w:bCs w:val="false"/>
-          <w:i w:val="false"/>
-          <w:iCs w:val="false"/>
-          <w:color w:val="000000"/>
-          <w:sz w:val="20"/>
-          <w:szCs w:val="20"/>
-        </w:rPr>
-        <w:t xml:space="preserve"> パスワード変更要否チェック</w:t>
-      </w:r>
-    </w:p>
-    <w:p>
-      <w:pPr>
-        <w:spacing w:before="30" w:after="30"/>
-        <w:ind w:left="720" w:hanging="0"/>
-        <w:jc w:val="left"/>
-      </w:pPr>
-      <w:r>
-        <w:rPr>
-          <w:rFonts w:ascii="Meiryo" w:cs="Meiryo" w:eastAsia="Meiryo" w:hAnsi="Meiryo"/>
-          <w:b w:val="false"/>
-          <w:bCs w:val="false"/>
-          <w:i w:val="false"/>
-          <w:iCs w:val="false"/>
-          <w:color w:val="000000"/>
-          <w:sz w:val="20"/>
-          <w:szCs w:val="20"/>
-        </w:rPr>
-        <w:t xml:space="preserve">パスワード変更が必要であるかを判定する。Entra ID のポリシーに委託。AD 連携の場合はパスワード変更を庁内 AD 側で実施する（★TBD：AD 同期状況確認後に確定）。</w:t>
-      </w:r>
-    </w:p>
-    <w:p>
-      <w:pPr>
-        <w:spacing w:before="40" w:after="40"/>
-        <w:ind w:left="480" w:hanging="360"/>
-        <w:jc w:val="left"/>
-      </w:pPr>
-      <w:r>
-        <w:rPr>
-          <w:rFonts w:ascii="Meiryo" w:cs="Meiryo" w:eastAsia="Meiryo" w:hAnsi="Meiryo"/>
-          <w:b/>
-          <w:bCs/>
-          <w:i w:val="false"/>
-          <w:iCs w:val="false"/>
-          <w:color w:val="000000"/>
-          <w:sz w:val="20"/>
-          <w:szCs w:val="20"/>
-        </w:rPr>
-        <w:t xml:space="preserve">（12）</w:t>
-      </w:r>
-      <w:r>
-        <w:rPr>
-          <w:rFonts w:ascii="Meiryo" w:cs="Meiryo" w:eastAsia="Meiryo" w:hAnsi="Meiryo"/>
-          <w:b w:val="false"/>
-          <w:bCs w:val="false"/>
-          <w:i w:val="false"/>
-          <w:iCs w:val="false"/>
-          <w:color w:val="000000"/>
-          <w:sz w:val="20"/>
-          <w:szCs w:val="20"/>
-        </w:rPr>
-        <w:t xml:space="preserve"> アクセストークン発行</w:t>
-      </w:r>
-    </w:p>
-    <w:p>
-      <w:pPr>
-        <w:spacing w:before="30" w:after="30"/>
-        <w:ind w:left="720" w:hanging="0"/>
-        <w:jc w:val="left"/>
-      </w:pPr>
-      <w:r>
-        <w:rPr>
-          <w:rFonts w:ascii="Meiryo" w:cs="Meiryo" w:eastAsia="Meiryo" w:hAnsi="Meiryo"/>
-          <w:b w:val="false"/>
-          <w:bCs w:val="false"/>
-          <w:i w:val="false"/>
-          <w:iCs w:val="false"/>
-          <w:color w:val="000000"/>
-          <w:sz w:val="20"/>
-          <w:szCs w:val="20"/>
-        </w:rPr>
-        <w:t xml:space="preserve">全てのチェック処理に合格した後、Entra ID が Angular（MSAL）に対してアクセストークンおよびリフレッシュトークンを発行する。アクセストークンは JWT 形式。</w:t>
-      </w:r>
-    </w:p>
-    <w:p>
-      <w:pPr>
-        <w:spacing w:before="40" w:after="40"/>
-        <w:ind w:left="480" w:hanging="360"/>
-        <w:jc w:val="left"/>
-      </w:pPr>
-      <w:r>
-        <w:rPr>
-          <w:rFonts w:ascii="Meiryo" w:cs="Meiryo" w:eastAsia="Meiryo" w:hAnsi="Meiryo"/>
-          <w:b/>
-          <w:bCs/>
-          <w:i w:val="false"/>
-          <w:iCs w:val="false"/>
-          <w:color w:val="000000"/>
-          <w:sz w:val="20"/>
-          <w:szCs w:val="20"/>
-        </w:rPr>
-        <w:t xml:space="preserve">（13）</w:t>
-      </w:r>
-      <w:r>
-        <w:rPr>
-          <w:rFonts w:ascii="Meiryo" w:cs="Meiryo" w:eastAsia="Meiryo" w:hAnsi="Meiryo"/>
-          <w:b w:val="false"/>
-          <w:bCs w:val="false"/>
-          <w:i w:val="false"/>
-          <w:iCs w:val="false"/>
-          <w:color w:val="000000"/>
-          <w:sz w:val="20"/>
-          <w:szCs w:val="20"/>
-        </w:rPr>
-        <w:t xml:space="preserve"> セッションの更新</w:t>
-      </w:r>
-    </w:p>
-    <w:p>
-      <w:pPr>
-        <w:spacing w:before="30" w:after="30"/>
-        <w:ind w:left="720" w:hanging="0"/>
-        <w:jc w:val="left"/>
-      </w:pPr>
-      <w:r>
-        <w:rPr>
-          <w:rFonts w:ascii="Meiryo" w:cs="Meiryo" w:eastAsia="Meiryo" w:hAnsi="Meiryo"/>
-          <w:b w:val="false"/>
-          <w:bCs w:val="false"/>
-          <w:i w:val="false"/>
-          <w:iCs w:val="false"/>
-          <w:color w:val="000000"/>
-          <w:sz w:val="20"/>
-          <w:szCs w:val="20"/>
-        </w:rPr>
-        <w:t xml:space="preserve">セッション情報の更新を行う。ユーザのアクティビティ時間を保存し、認証ログテーブルでタイムアウトを管理する。</w:t>
-      </w:r>
-    </w:p>
-    <w:p>
-      <w:pPr>
-        <w:spacing w:before="40" w:after="40"/>
-        <w:ind w:left="480" w:hanging="360"/>
-        <w:jc w:val="left"/>
-      </w:pPr>
-      <w:r>
-        <w:rPr>
-          <w:rFonts w:ascii="Meiryo" w:cs="Meiryo" w:eastAsia="Meiryo" w:hAnsi="Meiryo"/>
-          <w:b/>
-          <w:bCs/>
-          <w:i w:val="false"/>
-          <w:iCs w:val="false"/>
-          <w:color w:val="000000"/>
-          <w:sz w:val="20"/>
-          <w:szCs w:val="20"/>
-        </w:rPr>
-        <w:t xml:space="preserve">（14）</w:t>
-      </w:r>
-      <w:r>
-        <w:rPr>
-          <w:rFonts w:ascii="Meiryo" w:cs="Meiryo" w:eastAsia="Meiryo" w:hAnsi="Meiryo"/>
-          <w:b w:val="false"/>
-          <w:bCs w:val="false"/>
-          <w:i w:val="false"/>
-          <w:iCs w:val="false"/>
-          <w:color w:val="000000"/>
-          <w:sz w:val="20"/>
-          <w:szCs w:val="20"/>
-        </w:rPr>
-        <w:t xml:space="preserve"> ログイン情報の更新</w:t>
-      </w:r>
-    </w:p>
-    <w:p>
-      <w:pPr>
-        <w:spacing w:before="30" w:after="30"/>
-        <w:ind w:left="720" w:hanging="0"/>
-        <w:jc w:val="left"/>
-      </w:pPr>
-      <w:r>
-        <w:rPr>
-          <w:rFonts w:ascii="Meiryo" w:cs="Meiryo" w:eastAsia="Meiryo" w:hAnsi="Meiryo"/>
-          <w:b w:val="false"/>
-          <w:bCs w:val="false"/>
-          <w:i w:val="false"/>
-          <w:iCs w:val="false"/>
-          <w:color w:val="000000"/>
-          <w:sz w:val="20"/>
-          <w:szCs w:val="20"/>
-        </w:rPr>
-        <w:t xml:space="preserve">対象ユーザに該当するレコードがログアウト管理テーブルに存在しない場合、新しいレコードを発行する。登録されたレコードは、ユーザがログアウトまたはパスワードを変更する際にトークンの取り消しに使用する。</w:t>
+        <w:t xml:space="preserve">認証が完了し JWT が MSAL の sessionStorage に保存された状態でメニュー画面へ遷移する。以降の API リクエストは MsalInterceptor が自動的に Authorization: Bearer ヘッダーに JWT を付与する。</w:t>
       </w:r>
     </w:p>
     <w:p>
@@ -14893,67 +14737,97 @@
           <w:sz w:val="14"/>
           <w:szCs w:val="14"/>
         </w:rPr>
-        <w:t xml:space="preserve">│  業務画面           ──────────────────────────────▶  1. トークンチェック  ◀─ ─ ─ ─ ─ ─  │</w:t>
-      </w:r>
-    </w:p>
-    <w:p>
-      <w:pPr>
-        <w:shd w:fill="F4F4F4" w:val="clear"/>
-        <w:spacing w:before="0" w:after="0"/>
-      </w:pPr>
-      <w:r>
-        <w:rPr>
-          <w:rFonts w:ascii="Courier New" w:cs="Courier New" w:eastAsia="Courier New" w:hAnsi="Courier New"/>
-          <w:color w:val="1F4E79"/>
-          <w:sz w:val="14"/>
-          <w:szCs w:val="14"/>
-        </w:rPr>
-        <w:t xml:space="preserve">│                     │  Authorization: Bearer JWT   │  （Entra ID 公開鍵で署名検証）       │</w:t>
-      </w:r>
-    </w:p>
-    <w:p>
-      <w:pPr>
-        <w:shd w:fill="F4F4F4" w:val="clear"/>
-        <w:spacing w:before="0" w:after="0"/>
-      </w:pPr>
-      <w:r>
-        <w:rPr>
-          <w:rFonts w:ascii="Courier New" w:cs="Courier New" w:eastAsia="Courier New" w:hAnsi="Courier New"/>
-          <w:color w:val="1F4E79"/>
-          <w:sz w:val="14"/>
-          <w:szCs w:val="14"/>
-        </w:rPr>
-        <w:t xml:space="preserve">│                     │                              │  トークン管理テーブル                │</w:t>
-      </w:r>
-    </w:p>
-    <w:p>
-      <w:pPr>
-        <w:shd w:fill="F4F4F4" w:val="clear"/>
-        <w:spacing w:before="0" w:after="0"/>
-      </w:pPr>
-      <w:r>
-        <w:rPr>
-          <w:rFonts w:ascii="Courier New" w:cs="Courier New" w:eastAsia="Courier New" w:hAnsi="Courier New"/>
-          <w:color w:val="1F4E79"/>
-          <w:sz w:val="14"/>
-          <w:szCs w:val="14"/>
-        </w:rPr>
-        <w:t xml:space="preserve">│  認証エラー画面 ◁────  異常（401 Unauthorized）       │  ・有効期限 / 絶対有効期限          │</w:t>
-      </w:r>
-    </w:p>
-    <w:p>
-      <w:pPr>
-        <w:shd w:fill="F4F4F4" w:val="clear"/>
-        <w:spacing w:before="0" w:after="0"/>
-      </w:pPr>
-      <w:r>
-        <w:rPr>
-          <w:rFonts w:ascii="Courier New" w:cs="Courier New" w:eastAsia="Courier New" w:hAnsi="Courier New"/>
-          <w:color w:val="1F4E79"/>
-          <w:sz w:val="14"/>
-          <w:szCs w:val="14"/>
-        </w:rPr>
-        <w:t xml:space="preserve">│                     │          │（正常）            │  ・取消日時 / 取消理由               │</w:t>
+        <w:t xml:space="preserve">│  業務画面           ──────────────────────────────▶  1. JWT トークン検証                 │</w:t>
+      </w:r>
+    </w:p>
+    <w:p>
+      <w:pPr>
+        <w:shd w:fill="F4F4F4" w:val="clear"/>
+        <w:spacing w:before="0" w:after="0"/>
+      </w:pPr>
+      <w:r>
+        <w:rPr>
+          <w:rFonts w:ascii="Courier New" w:cs="Courier New" w:eastAsia="Courier New" w:hAnsi="Courier New"/>
+          <w:color w:val="1F4E79"/>
+          <w:sz w:val="14"/>
+          <w:szCs w:val="14"/>
+        </w:rPr>
+        <w:t xml:space="preserve">│                     │  Authorization: Bearer JWT   │  Microsoft.Identity.Web が自動処理  │</w:t>
+      </w:r>
+    </w:p>
+    <w:p>
+      <w:pPr>
+        <w:shd w:fill="F4F4F4" w:val="clear"/>
+        <w:spacing w:before="0" w:after="0"/>
+      </w:pPr>
+      <w:r>
+        <w:rPr>
+          <w:rFonts w:ascii="Courier New" w:cs="Courier New" w:eastAsia="Courier New" w:hAnsi="Courier New"/>
+          <w:color w:val="1F4E79"/>
+          <w:sz w:val="14"/>
+          <w:szCs w:val="14"/>
+        </w:rPr>
+        <w:t xml:space="preserve">│                     │                              │  ・Entra ID 公開鍵で署名検証         │</w:t>
+      </w:r>
+    </w:p>
+    <w:p>
+      <w:pPr>
+        <w:shd w:fill="F4F4F4" w:val="clear"/>
+        <w:spacing w:before="0" w:after="0"/>
+      </w:pPr>
+      <w:r>
+        <w:rPr>
+          <w:rFonts w:ascii="Courier New" w:cs="Courier New" w:eastAsia="Courier New" w:hAnsi="Courier New"/>
+          <w:color w:val="1F4E79"/>
+          <w:sz w:val="14"/>
+          <w:szCs w:val="14"/>
+        </w:rPr>
+        <w:t xml:space="preserve">│  認証エラー画面 ◁────  異常（401 Unauthorized）       │  ・有効期限チェック                 │</w:t>
+      </w:r>
+    </w:p>
+    <w:p>
+      <w:pPr>
+        <w:shd w:fill="F4F4F4" w:val="clear"/>
+        <w:spacing w:before="0" w:after="0"/>
+      </w:pPr>
+      <w:r>
+        <w:rPr>
+          <w:rFonts w:ascii="Courier New" w:cs="Courier New" w:eastAsia="Courier New" w:hAnsi="Courier New"/>
+          <w:color w:val="1F4E79"/>
+          <w:sz w:val="14"/>
+          <w:szCs w:val="14"/>
+        </w:rPr>
+        <w:t xml:space="preserve">│                     │                              │  ・Audience / Issuer チェック        │</w:t>
+      </w:r>
+    </w:p>
+    <w:p>
+      <w:pPr>
+        <w:shd w:fill="F4F4F4" w:val="clear"/>
+        <w:spacing w:before="0" w:after="0"/>
+      </w:pPr>
+      <w:r>
+        <w:rPr>
+          <w:rFonts w:ascii="Courier New" w:cs="Courier New" w:eastAsia="Courier New" w:hAnsi="Courier New"/>
+          <w:color w:val="1F4E79"/>
+          <w:sz w:val="14"/>
+          <w:szCs w:val="14"/>
+        </w:rPr>
+        <w:t xml:space="preserve">│                     │                              │  ※ 本システム DB の参照は不要        │</w:t>
+      </w:r>
+    </w:p>
+    <w:p>
+      <w:pPr>
+        <w:shd w:fill="F4F4F4" w:val="clear"/>
+        <w:spacing w:before="0" w:after="0"/>
+      </w:pPr>
+      <w:r>
+        <w:rPr>
+          <w:rFonts w:ascii="Courier New" w:cs="Courier New" w:eastAsia="Courier New" w:hAnsi="Courier New"/>
+          <w:color w:val="1F4E79"/>
+          <w:sz w:val="14"/>
+          <w:szCs w:val="14"/>
+        </w:rPr>
+        <w:t xml:space="preserve">│                     │          │（正常）            │    Entra ID の仕組みで自動検証       │</w:t>
       </w:r>
     </w:p>
     <w:p>
@@ -14983,37 +14857,37 @@
           <w:sz w:val="14"/>
           <w:szCs w:val="14"/>
         </w:rPr>
-        <w:t xml:space="preserve">│                     │  2. セッション処理  ─ ─ ─ ─▶  認証ログテーブル                    │</w:t>
-      </w:r>
-    </w:p>
-    <w:p>
-      <w:pPr>
-        <w:shd w:fill="F4F4F4" w:val="clear"/>
-        <w:spacing w:before="0" w:after="0"/>
-      </w:pPr>
-      <w:r>
-        <w:rPr>
-          <w:rFonts w:ascii="Courier New" w:cs="Courier New" w:eastAsia="Courier New" w:hAnsi="Courier New"/>
-          <w:color w:val="1F4E79"/>
-          <w:sz w:val="14"/>
-          <w:szCs w:val="14"/>
-        </w:rPr>
-        <w:t xml:space="preserve">│                     │  （アクティビティ更新）        │  ・最終アクティビティ日時            │</w:t>
-      </w:r>
-    </w:p>
-    <w:p>
-      <w:pPr>
-        <w:shd w:fill="F4F4F4" w:val="clear"/>
-        <w:spacing w:before="0" w:after="0"/>
-      </w:pPr>
-      <w:r>
-        <w:rPr>
-          <w:rFonts w:ascii="Courier New" w:cs="Courier New" w:eastAsia="Courier New" w:hAnsi="Courier New"/>
-          <w:color w:val="1F4E79"/>
-          <w:sz w:val="14"/>
-          <w:szCs w:val="14"/>
-        </w:rPr>
-        <w:t xml:space="preserve">│                     │          │（正常）            │  ・ログイン ID                     │</w:t>
+        <w:t xml:space="preserve">│                     │  2. ロール確認                │                                    │</w:t>
+      </w:r>
+    </w:p>
+    <w:p>
+      <w:pPr>
+        <w:shd w:fill="F4F4F4" w:val="clear"/>
+        <w:spacing w:before="0" w:after="0"/>
+      </w:pPr>
+      <w:r>
+        <w:rPr>
+          <w:rFonts w:ascii="Courier New" w:cs="Courier New" w:eastAsia="Courier New" w:hAnsi="Courier New"/>
+          <w:color w:val="1F4E79"/>
+          <w:sz w:val="14"/>
+          <w:szCs w:val="14"/>
+        </w:rPr>
+        <w:t xml:space="preserve">│  403 画面 ◁──────────  ロールなし（403 Forbidden）    │  ← JWT の roles クレームを確認      │</w:t>
+      </w:r>
+    </w:p>
+    <w:p>
+      <w:pPr>
+        <w:shd w:fill="F4F4F4" w:val="clear"/>
+        <w:spacing w:before="0" w:after="0"/>
+      </w:pPr>
+      <w:r>
+        <w:rPr>
+          <w:rFonts w:ascii="Courier New" w:cs="Courier New" w:eastAsia="Courier New" w:hAnsi="Courier New"/>
+          <w:color w:val="1F4E79"/>
+          <w:sz w:val="14"/>
+          <w:szCs w:val="14"/>
+        </w:rPr>
+        <w:t xml:space="preserve">│                     │          │（ロールあり）       │                                    │</w:t>
       </w:r>
     </w:p>
     <w:p>
@@ -15043,7 +14917,112 @@
           <w:sz w:val="14"/>
           <w:szCs w:val="14"/>
         </w:rPr>
-        <w:t xml:space="preserve">│  次の業務画面   ◁────  200 OK レスポンス              │                                    │</w:t>
+        <w:t xml:space="preserve">│                     │  3. 業務処理実行              │                                    │</w:t>
+      </w:r>
+    </w:p>
+    <w:p>
+      <w:pPr>
+        <w:shd w:fill="F4F4F4" w:val="clear"/>
+        <w:spacing w:before="0" w:after="0"/>
+      </w:pPr>
+      <w:r>
+        <w:rPr>
+          <w:rFonts w:ascii="Courier New" w:cs="Courier New" w:eastAsia="Courier New" w:hAnsi="Courier New"/>
+          <w:color w:val="1F4E79"/>
+          <w:sz w:val="14"/>
+          <w:szCs w:val="14"/>
+        </w:rPr>
+        <w:t xml:space="preserve">│                     │  Controller → Service        │                                    │</w:t>
+      </w:r>
+    </w:p>
+    <w:p>
+      <w:pPr>
+        <w:shd w:fill="F4F4F4" w:val="clear"/>
+        <w:spacing w:before="0" w:after="0"/>
+      </w:pPr>
+      <w:r>
+        <w:rPr>
+          <w:rFonts w:ascii="Courier New" w:cs="Courier New" w:eastAsia="Courier New" w:hAnsi="Courier New"/>
+          <w:color w:val="1F4E79"/>
+          <w:sz w:val="14"/>
+          <w:szCs w:val="14"/>
+        </w:rPr>
+        <w:t xml:space="preserve">│                     │  → Repository&lt;T&gt;  ─ ─ ─ ─▶  Azure SQL MI（業務データ）           │</w:t>
+      </w:r>
+    </w:p>
+    <w:p>
+      <w:pPr>
+        <w:shd w:fill="F4F4F4" w:val="clear"/>
+        <w:spacing w:before="0" w:after="0"/>
+      </w:pPr>
+      <w:r>
+        <w:rPr>
+          <w:rFonts w:ascii="Courier New" w:cs="Courier New" w:eastAsia="Courier New" w:hAnsi="Courier New"/>
+          <w:color w:val="1F4E79"/>
+          <w:sz w:val="14"/>
+          <w:szCs w:val="14"/>
+        </w:rPr>
+        <w:t xml:space="preserve">│                     │          │                   │                                    │</w:t>
+      </w:r>
+    </w:p>
+    <w:p>
+      <w:pPr>
+        <w:shd w:fill="F4F4F4" w:val="clear"/>
+        <w:spacing w:before="0" w:after="0"/>
+      </w:pPr>
+      <w:r>
+        <w:rPr>
+          <w:rFonts w:ascii="Courier New" w:cs="Courier New" w:eastAsia="Courier New" w:hAnsi="Courier New"/>
+          <w:color w:val="1F4E79"/>
+          <w:sz w:val="14"/>
+          <w:szCs w:val="14"/>
+        </w:rPr>
+        <w:t xml:space="preserve">│                     │  4. AuthLog 記録（★TBD）─ ─▶  AuthLog テーブル（要否確認中）      │</w:t>
+      </w:r>
+    </w:p>
+    <w:p>
+      <w:pPr>
+        <w:shd w:fill="F4F4F4" w:val="clear"/>
+        <w:spacing w:before="0" w:after="0"/>
+      </w:pPr>
+      <w:r>
+        <w:rPr>
+          <w:rFonts w:ascii="Courier New" w:cs="Courier New" w:eastAsia="Courier New" w:hAnsi="Courier New"/>
+          <w:color w:val="1F4E79"/>
+          <w:sz w:val="14"/>
+          <w:szCs w:val="14"/>
+        </w:rPr>
+        <w:t xml:space="preserve">│                     │     画面ID / UPN / 日時       │                                    │</w:t>
+      </w:r>
+    </w:p>
+    <w:p>
+      <w:pPr>
+        <w:shd w:fill="F4F4F4" w:val="clear"/>
+        <w:spacing w:before="0" w:after="0"/>
+      </w:pPr>
+      <w:r>
+        <w:rPr>
+          <w:rFonts w:ascii="Courier New" w:cs="Courier New" w:eastAsia="Courier New" w:hAnsi="Courier New"/>
+          <w:color w:val="1F4E79"/>
+          <w:sz w:val="14"/>
+          <w:szCs w:val="14"/>
+        </w:rPr>
+        <w:t xml:space="preserve">│                     │          │                   │                                    │</w:t>
+      </w:r>
+    </w:p>
+    <w:p>
+      <w:pPr>
+        <w:shd w:fill="F4F4F4" w:val="clear"/>
+        <w:spacing w:before="0" w:after="0"/>
+      </w:pPr>
+      <w:r>
+        <w:rPr>
+          <w:rFonts w:ascii="Courier New" w:cs="Courier New" w:eastAsia="Courier New" w:hAnsi="Courier New"/>
+          <w:color w:val="1F4E79"/>
+          <w:sz w:val="14"/>
+          <w:szCs w:val="14"/>
+        </w:rPr>
+        <w:t xml:space="preserve">│  次の業務画面   ◁────  ApiResponse&lt;T&gt;（200 OK）       │                                    │</w:t>
       </w:r>
     </w:p>
     <w:p>
@@ -15110,7 +15089,7 @@
           <w:sz w:val="20"/>
           <w:szCs w:val="20"/>
         </w:rPr>
-        <w:t xml:space="preserve"> トークンチェック</w:t>
+        <w:t xml:space="preserve"> JWT トークン検証</w:t>
       </w:r>
     </w:p>
     <w:p>
@@ -15130,7 +15109,7 @@
           <w:sz w:val="20"/>
           <w:szCs w:val="20"/>
         </w:rPr>
-        <w:t xml:space="preserve">SPA から送信されたトークンの有効性を確認する。Entra ID の公開鍵による署名検証・有効期限・Audience・Issuer を確認し、無効な場合は 401 を返却して認証エラー画面を表示する。セッションが期限に近づいている（30 分前）場合、ユーザにセッション延長のダイアログを表示する。</w:t>
+        <w:t xml:space="preserve">Angular（MsalInterceptor）が全 API リクエストの Authorization ヘッダーに Bearer JWT を自動付与する。.NET 8 の Microsoft.Identity.Web（JwtBearerHandler）が Entra ID の公開鍵を使って署名・有効期限・Audience・Issuer を自動検証する。本システムの DB にトークン管理テーブルを持つ必要はない。検証失敗時は 401 Unauthorized を返却し、MsalInterceptor が再ログインを起動する。</w:t>
       </w:r>
     </w:p>
     <w:p>
@@ -15163,7 +15142,7 @@
           <w:sz w:val="20"/>
           <w:szCs w:val="20"/>
         </w:rPr>
-        <w:t xml:space="preserve"> セッション処理</w:t>
+        <w:t xml:space="preserve"> ロール確認</w:t>
       </w:r>
     </w:p>
     <w:p>
@@ -15183,414 +15162,7 @@
           <w:sz w:val="20"/>
           <w:szCs w:val="20"/>
         </w:rPr>
-        <w:t xml:space="preserve">認証ログテーブルでセッション情報を取得し、最終アクティビティ日時を更新する。セッションが有効期限内であれば次の業務画面に遷移する。</w:t>
-      </w:r>
-    </w:p>
-    <w:p>
-      <w:pPr>
-        <w:spacing w:before="80" w:after="80"/>
-        <w:jc w:val="left"/>
-      </w:pPr>
-      <w:r>
-        <w:rPr>
-          <w:rFonts w:ascii="Meiryo" w:cs="Meiryo" w:eastAsia="Meiryo" w:hAnsi="Meiryo"/>
-          <w:b w:val="false"/>
-          <w:bCs w:val="false"/>
-          <w:i w:val="false"/>
-          <w:iCs w:val="false"/>
-          <w:color w:val="000000"/>
-          <w:sz w:val="20"/>
-          <w:szCs w:val="20"/>
-        </w:rPr>
-        <w:t xml:space="preserve"/>
-      </w:r>
-    </w:p>
-    <w:p>
-      <w:pPr>
-        <w:shd w:fill="BDD7EE" w:val="clear"/>
-        <w:spacing w:before="180" w:after="90"/>
-      </w:pPr>
-      <w:r>
-        <w:rPr>
-          <w:rFonts w:ascii="Meiryo" w:cs="Meiryo" w:eastAsia="Meiryo" w:hAnsi="Meiryo"/>
-          <w:b/>
-          <w:bCs/>
-          <w:i w:val="false"/>
-          <w:iCs w:val="false"/>
-          <w:color w:val="1F4E79"/>
-          <w:sz w:val="22"/>
-          <w:szCs w:val="22"/>
-        </w:rPr>
-        <w:t xml:space="preserve">4.2.5. ログアウト処理</w:t>
-      </w:r>
-    </w:p>
-    <w:p>
-      <w:pPr>
-        <w:spacing w:before="60" w:after="60"/>
-        <w:jc w:val="left"/>
-      </w:pPr>
-      <w:r>
-        <w:rPr>
-          <w:rFonts w:ascii="Meiryo" w:cs="Meiryo" w:eastAsia="Meiryo" w:hAnsi="Meiryo"/>
-          <w:b w:val="false"/>
-          <w:bCs w:val="false"/>
-          <w:i w:val="false"/>
-          <w:iCs w:val="false"/>
-          <w:color w:val="000000"/>
-          <w:sz w:val="20"/>
-          <w:szCs w:val="20"/>
-        </w:rPr>
-        <w:t xml:space="preserve">全てのデバイスでユーザのトークンを無効化し、MSAL のローカルキャッシュ（sessionStorage）からトークン情報を削除する。</w:t>
-      </w:r>
-    </w:p>
-    <w:p>
-      <w:pPr>
-        <w:spacing w:before="60" w:after="60"/>
-        <w:jc w:val="left"/>
-      </w:pPr>
-      <w:r>
-        <w:rPr>
-          <w:rFonts w:ascii="Meiryo" w:cs="Meiryo" w:eastAsia="Meiryo" w:hAnsi="Meiryo"/>
-          <w:b w:val="false"/>
-          <w:bCs w:val="false"/>
-          <w:i w:val="false"/>
-          <w:iCs w:val="false"/>
-          <w:color w:val="000000"/>
-          <w:sz w:val="20"/>
-          <w:szCs w:val="20"/>
-        </w:rPr>
-        <w:t xml:space="preserve">Entra ID のエンドセッションエンドポイントへリダイレクトし、サーバサイドのセッションを終了する。</w:t>
-      </w:r>
-    </w:p>
-    <w:p>
-      <w:pPr>
-        <w:spacing w:before="40" w:after="40"/>
-        <w:jc w:val="left"/>
-      </w:pPr>
-      <w:r>
-        <w:rPr>
-          <w:rFonts w:ascii="Meiryo" w:cs="Meiryo" w:eastAsia="Meiryo" w:hAnsi="Meiryo"/>
-          <w:b w:val="false"/>
-          <w:bCs w:val="false"/>
-          <w:i w:val="false"/>
-          <w:iCs w:val="false"/>
-          <w:color w:val="000000"/>
-          <w:sz w:val="20"/>
-          <w:szCs w:val="20"/>
-        </w:rPr>
-        <w:t xml:space="preserve"/>
-      </w:r>
-    </w:p>
-    <w:p>
-      <w:pPr>
-        <w:spacing w:before="60" w:after="60"/>
-        <w:jc w:val="center"/>
-      </w:pPr>
-      <w:r>
-        <w:rPr>
-          <w:rFonts w:ascii="Meiryo" w:cs="Meiryo" w:eastAsia="Meiryo" w:hAnsi="Meiryo"/>
-          <w:b/>
-          <w:bCs/>
-          <w:i w:val="false"/>
-          <w:iCs w:val="false"/>
-          <w:color w:val="000000"/>
-          <w:sz w:val="20"/>
-          <w:szCs w:val="20"/>
-        </w:rPr>
-        <w:t xml:space="preserve">図4-2-5-1　ログアウト処理フロー</w:t>
-      </w:r>
-    </w:p>
-    <w:p>
-      <w:pPr>
-        <w:spacing w:before="20" w:after="20"/>
-        <w:jc w:val="left"/>
-      </w:pPr>
-      <w:r>
-        <w:rPr>
-          <w:rFonts w:ascii="Meiryo" w:cs="Meiryo" w:eastAsia="Meiryo" w:hAnsi="Meiryo"/>
-          <w:b w:val="false"/>
-          <w:bCs w:val="false"/>
-          <w:i w:val="false"/>
-          <w:iCs w:val="false"/>
-          <w:color w:val="000000"/>
-          <w:sz w:val="20"/>
-          <w:szCs w:val="20"/>
-        </w:rPr>
-        <w:t xml:space="preserve"/>
-      </w:r>
-    </w:p>
-    <w:p>
-      <w:pPr>
-        <w:shd w:fill="F4F4F4" w:val="clear"/>
-        <w:spacing w:before="0" w:after="0"/>
-      </w:pPr>
-      <w:r>
-        <w:rPr>
-          <w:rFonts w:ascii="Courier New" w:cs="Courier New" w:eastAsia="Courier New" w:hAnsi="Courier New"/>
-          <w:color w:val="1F4E79"/>
-          <w:sz w:val="14"/>
-          <w:szCs w:val="14"/>
-        </w:rPr>
-        <w:t xml:space="preserve">┌────────────────────┬──────────────────────────────┬────────────────────────────────────┐</w:t>
-      </w:r>
-    </w:p>
-    <w:p>
-      <w:pPr>
-        <w:shd w:fill="F4F4F4" w:val="clear"/>
-        <w:spacing w:before="0" w:after="0"/>
-      </w:pPr>
-      <w:r>
-        <w:rPr>
-          <w:rFonts w:ascii="Courier New" w:cs="Courier New" w:eastAsia="Courier New" w:hAnsi="Courier New"/>
-          <w:color w:val="1F4E79"/>
-          <w:sz w:val="14"/>
-          <w:szCs w:val="14"/>
-        </w:rPr>
-        <w:t xml:space="preserve">│   クライアント       │   APサーバ（.NET 8 API）       │   DBサーバ（Azure SQL MI）           │</w:t>
-      </w:r>
-    </w:p>
-    <w:p>
-      <w:pPr>
-        <w:shd w:fill="F4F4F4" w:val="clear"/>
-        <w:spacing w:before="0" w:after="0"/>
-      </w:pPr>
-      <w:r>
-        <w:rPr>
-          <w:rFonts w:ascii="Courier New" w:cs="Courier New" w:eastAsia="Courier New" w:hAnsi="Courier New"/>
-          <w:color w:val="1F4E79"/>
-          <w:sz w:val="14"/>
-          <w:szCs w:val="14"/>
-        </w:rPr>
-        <w:t xml:space="preserve">├────────────────────┼──────────────────────────────┼────────────────────────────────────┤</w:t>
-      </w:r>
-    </w:p>
-    <w:p>
-      <w:pPr>
-        <w:shd w:fill="F4F4F4" w:val="clear"/>
-        <w:spacing w:before="0" w:after="0"/>
-      </w:pPr>
-      <w:r>
-        <w:rPr>
-          <w:rFonts w:ascii="Courier New" w:cs="Courier New" w:eastAsia="Courier New" w:hAnsi="Courier New"/>
-          <w:color w:val="1F4E79"/>
-          <w:sz w:val="14"/>
-          <w:szCs w:val="14"/>
-        </w:rPr>
-        <w:t xml:space="preserve">│  メニュー画面       ──────────────────────────────▶  1. トークン情報の確認  ◀─ ─ ─ ─ ─  │</w:t>
-      </w:r>
-    </w:p>
-    <w:p>
-      <w:pPr>
-        <w:shd w:fill="F4F4F4" w:val="clear"/>
-        <w:spacing w:before="0" w:after="0"/>
-      </w:pPr>
-      <w:r>
-        <w:rPr>
-          <w:rFonts w:ascii="Courier New" w:cs="Courier New" w:eastAsia="Courier New" w:hAnsi="Courier New"/>
-          <w:color w:val="1F4E79"/>
-          <w:sz w:val="14"/>
-          <w:szCs w:val="14"/>
-        </w:rPr>
-        <w:t xml:space="preserve">│                     │                              │  トークン管理テーブル                │</w:t>
-      </w:r>
-    </w:p>
-    <w:p>
-      <w:pPr>
-        <w:shd w:fill="F4F4F4" w:val="clear"/>
-        <w:spacing w:before="0" w:after="0"/>
-      </w:pPr>
-      <w:r>
-        <w:rPr>
-          <w:rFonts w:ascii="Courier New" w:cs="Courier New" w:eastAsia="Courier New" w:hAnsi="Courier New"/>
-          <w:color w:val="1F4E79"/>
-          <w:sz w:val="14"/>
-          <w:szCs w:val="14"/>
-        </w:rPr>
-        <w:t xml:space="preserve">│  認証エラー画面 ◁────  異常（401）                    │                                    │</w:t>
-      </w:r>
-    </w:p>
-    <w:p>
-      <w:pPr>
-        <w:shd w:fill="F4F4F4" w:val="clear"/>
-        <w:spacing w:before="0" w:after="0"/>
-      </w:pPr>
-      <w:r>
-        <w:rPr>
-          <w:rFonts w:ascii="Courier New" w:cs="Courier New" w:eastAsia="Courier New" w:hAnsi="Courier New"/>
-          <w:color w:val="1F4E79"/>
-          <w:sz w:val="14"/>
-          <w:szCs w:val="14"/>
-        </w:rPr>
-        <w:t xml:space="preserve">│                     │          │（正常）            │                                    │</w:t>
-      </w:r>
-    </w:p>
-    <w:p>
-      <w:pPr>
-        <w:shd w:fill="F4F4F4" w:val="clear"/>
-        <w:spacing w:before="0" w:after="0"/>
-      </w:pPr>
-      <w:r>
-        <w:rPr>
-          <w:rFonts w:ascii="Courier New" w:cs="Courier New" w:eastAsia="Courier New" w:hAnsi="Courier New"/>
-          <w:color w:val="1F4E79"/>
-          <w:sz w:val="14"/>
-          <w:szCs w:val="14"/>
-        </w:rPr>
-        <w:t xml:space="preserve">│                     │          ▼                   │                                    │</w:t>
-      </w:r>
-    </w:p>
-    <w:p>
-      <w:pPr>
-        <w:shd w:fill="F4F4F4" w:val="clear"/>
-        <w:spacing w:before="0" w:after="0"/>
-      </w:pPr>
-      <w:r>
-        <w:rPr>
-          <w:rFonts w:ascii="Courier New" w:cs="Courier New" w:eastAsia="Courier New" w:hAnsi="Courier New"/>
-          <w:color w:val="1F4E79"/>
-          <w:sz w:val="14"/>
-          <w:szCs w:val="14"/>
-        </w:rPr>
-        <w:t xml:space="preserve">│                     │  2. 全アクセスの遮断  ─ ─ ─▶  ログイン情報テーブル                │</w:t>
-      </w:r>
-    </w:p>
-    <w:p>
-      <w:pPr>
-        <w:shd w:fill="F4F4F4" w:val="clear"/>
-        <w:spacing w:before="0" w:after="0"/>
-      </w:pPr>
-      <w:r>
-        <w:rPr>
-          <w:rFonts w:ascii="Courier New" w:cs="Courier New" w:eastAsia="Courier New" w:hAnsi="Courier New"/>
-          <w:color w:val="1F4E79"/>
-          <w:sz w:val="14"/>
-          <w:szCs w:val="14"/>
-        </w:rPr>
-        <w:t xml:space="preserve">│                     │                              │  ・最終ログアウト日時（更新）         │</w:t>
-      </w:r>
-    </w:p>
-    <w:p>
-      <w:pPr>
-        <w:shd w:fill="F4F4F4" w:val="clear"/>
-        <w:spacing w:before="0" w:after="0"/>
-      </w:pPr>
-      <w:r>
-        <w:rPr>
-          <w:rFonts w:ascii="Courier New" w:cs="Courier New" w:eastAsia="Courier New" w:hAnsi="Courier New"/>
-          <w:color w:val="1F4E79"/>
-          <w:sz w:val="14"/>
-          <w:szCs w:val="14"/>
-        </w:rPr>
-        <w:t xml:space="preserve">│                     │          ▼                   │                                    │</w:t>
-      </w:r>
-    </w:p>
-    <w:p>
-      <w:pPr>
-        <w:shd w:fill="F4F4F4" w:val="clear"/>
-        <w:spacing w:before="0" w:after="0"/>
-      </w:pPr>
-      <w:r>
-        <w:rPr>
-          <w:rFonts w:ascii="Courier New" w:cs="Courier New" w:eastAsia="Courier New" w:hAnsi="Courier New"/>
-          <w:color w:val="1F4E79"/>
-          <w:sz w:val="14"/>
-          <w:szCs w:val="14"/>
-        </w:rPr>
-        <w:t xml:space="preserve">│                     │  3. 全リフレッシュトークン失効 ▶  トークン管理テーブル（全取消）     │</w:t>
-      </w:r>
-    </w:p>
-    <w:p>
-      <w:pPr>
-        <w:shd w:fill="F4F4F4" w:val="clear"/>
-        <w:spacing w:before="0" w:after="0"/>
-      </w:pPr>
-      <w:r>
-        <w:rPr>
-          <w:rFonts w:ascii="Courier New" w:cs="Courier New" w:eastAsia="Courier New" w:hAnsi="Courier New"/>
-          <w:color w:val="1F4E79"/>
-          <w:sz w:val="14"/>
-          <w:szCs w:val="14"/>
-        </w:rPr>
-        <w:t xml:space="preserve">│                     │          ▼                   │                                    │</w:t>
-      </w:r>
-    </w:p>
-    <w:p>
-      <w:pPr>
-        <w:shd w:fill="F4F4F4" w:val="clear"/>
-        <w:spacing w:before="0" w:after="0"/>
-      </w:pPr>
-      <w:r>
-        <w:rPr>
-          <w:rFonts w:ascii="Courier New" w:cs="Courier New" w:eastAsia="Courier New" w:hAnsi="Courier New"/>
-          <w:color w:val="1F4E79"/>
-          <w:sz w:val="14"/>
-          <w:szCs w:val="14"/>
-        </w:rPr>
-        <w:t xml:space="preserve">│  ログイン画面   ◁────  4. セッション情報削除          │  認証ログテーブル（削除）           │</w:t>
-      </w:r>
-    </w:p>
-    <w:p>
-      <w:pPr>
-        <w:shd w:fill="F4F4F4" w:val="clear"/>
-        <w:spacing w:before="0" w:after="0"/>
-      </w:pPr>
-      <w:r>
-        <w:rPr>
-          <w:rFonts w:ascii="Courier New" w:cs="Courier New" w:eastAsia="Courier New" w:hAnsi="Courier New"/>
-          <w:color w:val="1F4E79"/>
-          <w:sz w:val="14"/>
-          <w:szCs w:val="14"/>
-        </w:rPr>
-        <w:t xml:space="preserve">│  （Microsoft）      │  MsalService.logoutRedirect()│                                    │</w:t>
-      </w:r>
-    </w:p>
-    <w:p>
-      <w:pPr>
-        <w:shd w:fill="F4F4F4" w:val="clear"/>
-        <w:spacing w:before="0" w:after="0"/>
-      </w:pPr>
-      <w:r>
-        <w:rPr>
-          <w:rFonts w:ascii="Courier New" w:cs="Courier New" w:eastAsia="Courier New" w:hAnsi="Courier New"/>
-          <w:color w:val="1F4E79"/>
-          <w:sz w:val="14"/>
-          <w:szCs w:val="14"/>
-        </w:rPr>
-        <w:t xml:space="preserve">│                     │  → Entra ID エンドセッション  │                                    │</w:t>
-      </w:r>
-    </w:p>
-    <w:p>
-      <w:pPr>
-        <w:shd w:fill="F4F4F4" w:val="clear"/>
-        <w:spacing w:before="0" w:after="0"/>
-      </w:pPr>
-      <w:r>
-        <w:rPr>
-          <w:rFonts w:ascii="Courier New" w:cs="Courier New" w:eastAsia="Courier New" w:hAnsi="Courier New"/>
-          <w:color w:val="1F4E79"/>
-          <w:sz w:val="14"/>
-          <w:szCs w:val="14"/>
-        </w:rPr>
-        <w:t xml:space="preserve">└────────────────────┴──────────────────────────────┴────────────────────────────────────┘</w:t>
-      </w:r>
-    </w:p>
-    <w:p>
-      <w:pPr>
-        <w:spacing w:before="60" w:after="80"/>
-        <w:jc w:val="left"/>
-      </w:pPr>
-      <w:r>
-        <w:rPr>
-          <w:rFonts w:ascii="Meiryo" w:cs="Meiryo" w:eastAsia="Meiryo" w:hAnsi="Meiryo"/>
-          <w:b w:val="false"/>
-          <w:bCs w:val="false"/>
-          <w:i w:val="false"/>
-          <w:iCs w:val="false"/>
-          <w:color w:val="000000"/>
-          <w:sz w:val="20"/>
-          <w:szCs w:val="20"/>
-        </w:rPr>
-        <w:t xml:space="preserve"/>
+        <w:t xml:space="preserve">JWT の roles クレームから [Authorize(Roles=...)] または [Authorize(Policy=...)] によりロールを確認する。ロールが不足している場合は 403 Forbidden を返却する。</w:t>
       </w:r>
     </w:p>
     <w:p>
@@ -15610,7 +15182,7 @@
           <w:sz w:val="20"/>
           <w:szCs w:val="20"/>
         </w:rPr>
-        <w:t xml:space="preserve">（1）</w:t>
+        <w:t xml:space="preserve">（3）</w:t>
       </w:r>
       <w:r>
         <w:rPr>
@@ -15623,7 +15195,7 @@
           <w:sz w:val="20"/>
           <w:szCs w:val="20"/>
         </w:rPr>
-        <w:t xml:space="preserve"> トークン情報の確認</w:t>
+        <w:t xml:space="preserve"> 業務処理実行</w:t>
       </w:r>
     </w:p>
     <w:p>
@@ -15643,7 +15215,7 @@
           <w:sz w:val="20"/>
           <w:szCs w:val="20"/>
         </w:rPr>
-        <w:t xml:space="preserve">トークン情報が有効かどうかを確認する。トークン情報が無効の場合、認証エラー画面を表示する。</w:t>
+        <w:t xml:space="preserve">Controller → FluentValidation → Service → AutoMapper → Repository&lt;T&gt; → EF Core 8 → Azure SQL MI の順で業務処理を実行する。処理結果は ApiResponse&lt;T&gt; 形式で返却する。</w:t>
       </w:r>
     </w:p>
     <w:p>
@@ -15663,7 +15235,7 @@
           <w:sz w:val="20"/>
           <w:szCs w:val="20"/>
         </w:rPr>
-        <w:t xml:space="preserve">（2）</w:t>
+        <w:t xml:space="preserve">（4）</w:t>
       </w:r>
       <w:r>
         <w:rPr>
@@ -15676,7 +15248,7 @@
           <w:sz w:val="20"/>
           <w:szCs w:val="20"/>
         </w:rPr>
-        <w:t xml:space="preserve"> 全アクセスの遮断</w:t>
+        <w:t xml:space="preserve"> AuthLog 記録（★TBD）</w:t>
       </w:r>
     </w:p>
     <w:p>
@@ -15696,7 +15268,500 @@
           <w:sz w:val="20"/>
           <w:szCs w:val="20"/>
         </w:rPr>
-        <w:t xml:space="preserve">全アクセスを即時に遮断する。ログアウト管理テーブルにログアウト時刻情報を更新し、全アクセスを遮断する。</w:t>
+        <w:t xml:space="preserve">業務画面レベルのアクセスログ（画面 ID / UPN / 日時）を AuthLog テーブルに記録する。★TBD：監査要件の有無を顧客確認後に決定する。不要と判断した場合はこのステップを省略する。なお、ログイン成功・失敗・アカウントロックのログは Entra ID のサインインログ（Azure Monitor）に委託するため、本システムでは管理しない。</w:t>
+      </w:r>
+    </w:p>
+    <w:p>
+      <w:pPr>
+        <w:spacing w:before="80" w:after="80"/>
+        <w:jc w:val="left"/>
+      </w:pPr>
+      <w:r>
+        <w:rPr>
+          <w:rFonts w:ascii="Meiryo" w:cs="Meiryo" w:eastAsia="Meiryo" w:hAnsi="Meiryo"/>
+          <w:b w:val="false"/>
+          <w:bCs w:val="false"/>
+          <w:i w:val="false"/>
+          <w:iCs w:val="false"/>
+          <w:color w:val="000000"/>
+          <w:sz w:val="20"/>
+          <w:szCs w:val="20"/>
+        </w:rPr>
+        <w:t xml:space="preserve"/>
+      </w:r>
+    </w:p>
+    <w:p>
+      <w:pPr>
+        <w:shd w:fill="BDD7EE" w:val="clear"/>
+        <w:spacing w:before="180" w:after="90"/>
+      </w:pPr>
+      <w:r>
+        <w:rPr>
+          <w:rFonts w:ascii="Meiryo" w:cs="Meiryo" w:eastAsia="Meiryo" w:hAnsi="Meiryo"/>
+          <w:b/>
+          <w:bCs/>
+          <w:i w:val="false"/>
+          <w:iCs w:val="false"/>
+          <w:color w:val="1F4E79"/>
+          <w:sz w:val="22"/>
+          <w:szCs w:val="22"/>
+        </w:rPr>
+        <w:t xml:space="preserve">4.2.5. ログアウト処理</w:t>
+      </w:r>
+    </w:p>
+    <w:p>
+      <w:pPr>
+        <w:spacing w:before="60" w:after="60"/>
+        <w:jc w:val="left"/>
+      </w:pPr>
+      <w:r>
+        <w:rPr>
+          <w:rFonts w:ascii="Meiryo" w:cs="Meiryo" w:eastAsia="Meiryo" w:hAnsi="Meiryo"/>
+          <w:b w:val="false"/>
+          <w:bCs w:val="false"/>
+          <w:i w:val="false"/>
+          <w:iCs w:val="false"/>
+          <w:color w:val="000000"/>
+          <w:sz w:val="20"/>
+          <w:szCs w:val="20"/>
+        </w:rPr>
+        <w:t xml:space="preserve">ログアウト処理は MSAL と Entra ID が連携して実行する。本システムの DB へのアクセスは最小限（AuthLog への記録のみ・★TBD）とし、トークン管理・セッション失効は全て MSAL / Entra ID に委託する。</w:t>
+      </w:r>
+    </w:p>
+    <w:p>
+      <w:pPr>
+        <w:spacing w:before="40" w:after="40"/>
+        <w:jc w:val="left"/>
+      </w:pPr>
+      <w:r>
+        <w:rPr>
+          <w:rFonts w:ascii="Meiryo" w:cs="Meiryo" w:eastAsia="Meiryo" w:hAnsi="Meiryo"/>
+          <w:b w:val="false"/>
+          <w:bCs w:val="false"/>
+          <w:i w:val="false"/>
+          <w:iCs w:val="false"/>
+          <w:color w:val="000000"/>
+          <w:sz w:val="20"/>
+          <w:szCs w:val="20"/>
+        </w:rPr>
+        <w:t xml:space="preserve"/>
+      </w:r>
+    </w:p>
+    <w:p>
+      <w:pPr>
+        <w:spacing w:before="60" w:after="60"/>
+        <w:jc w:val="center"/>
+      </w:pPr>
+      <w:r>
+        <w:rPr>
+          <w:rFonts w:ascii="Meiryo" w:cs="Meiryo" w:eastAsia="Meiryo" w:hAnsi="Meiryo"/>
+          <w:b/>
+          <w:bCs/>
+          <w:i w:val="false"/>
+          <w:iCs w:val="false"/>
+          <w:color w:val="000000"/>
+          <w:sz w:val="20"/>
+          <w:szCs w:val="20"/>
+        </w:rPr>
+        <w:t xml:space="preserve">図4-2-5-1　ログアウト処理フロー</w:t>
+      </w:r>
+    </w:p>
+    <w:p>
+      <w:pPr>
+        <w:spacing w:before="20" w:after="20"/>
+        <w:jc w:val="left"/>
+      </w:pPr>
+      <w:r>
+        <w:rPr>
+          <w:rFonts w:ascii="Meiryo" w:cs="Meiryo" w:eastAsia="Meiryo" w:hAnsi="Meiryo"/>
+          <w:b w:val="false"/>
+          <w:bCs w:val="false"/>
+          <w:i w:val="false"/>
+          <w:iCs w:val="false"/>
+          <w:color w:val="000000"/>
+          <w:sz w:val="20"/>
+          <w:szCs w:val="20"/>
+        </w:rPr>
+        <w:t xml:space="preserve"/>
+      </w:r>
+    </w:p>
+    <w:p>
+      <w:pPr>
+        <w:shd w:fill="F4F4F4" w:val="clear"/>
+        <w:spacing w:before="0" w:after="0"/>
+      </w:pPr>
+      <w:r>
+        <w:rPr>
+          <w:rFonts w:ascii="Courier New" w:cs="Courier New" w:eastAsia="Courier New" w:hAnsi="Courier New"/>
+          <w:color w:val="1F4E79"/>
+          <w:sz w:val="14"/>
+          <w:szCs w:val="14"/>
+        </w:rPr>
+        <w:t xml:space="preserve">┌────────────────────┬──────────────────────────────┬────────────────────────────────────┐</w:t>
+      </w:r>
+    </w:p>
+    <w:p>
+      <w:pPr>
+        <w:shd w:fill="F4F4F4" w:val="clear"/>
+        <w:spacing w:before="0" w:after="0"/>
+      </w:pPr>
+      <w:r>
+        <w:rPr>
+          <w:rFonts w:ascii="Courier New" w:cs="Courier New" w:eastAsia="Courier New" w:hAnsi="Courier New"/>
+          <w:color w:val="1F4E79"/>
+          <w:sz w:val="14"/>
+          <w:szCs w:val="14"/>
+        </w:rPr>
+        <w:t xml:space="preserve">│   クライアント       │   Angular / MSAL              │   Entra ID / Azure SQL MI           │</w:t>
+      </w:r>
+    </w:p>
+    <w:p>
+      <w:pPr>
+        <w:shd w:fill="F4F4F4" w:val="clear"/>
+        <w:spacing w:before="0" w:after="0"/>
+      </w:pPr>
+      <w:r>
+        <w:rPr>
+          <w:rFonts w:ascii="Courier New" w:cs="Courier New" w:eastAsia="Courier New" w:hAnsi="Courier New"/>
+          <w:color w:val="1F4E79"/>
+          <w:sz w:val="14"/>
+          <w:szCs w:val="14"/>
+        </w:rPr>
+        <w:t xml:space="preserve">├────────────────────┼──────────────────────────────┼────────────────────────────────────┤</w:t>
+      </w:r>
+    </w:p>
+    <w:p>
+      <w:pPr>
+        <w:shd w:fill="F4F4F4" w:val="clear"/>
+        <w:spacing w:before="0" w:after="0"/>
+      </w:pPr>
+      <w:r>
+        <w:rPr>
+          <w:rFonts w:ascii="Courier New" w:cs="Courier New" w:eastAsia="Courier New" w:hAnsi="Courier New"/>
+          <w:color w:val="1F4E79"/>
+          <w:sz w:val="14"/>
+          <w:szCs w:val="14"/>
+        </w:rPr>
+        <w:t xml:space="preserve">│  メニュー画面        │                              │                                    │</w:t>
+      </w:r>
+    </w:p>
+    <w:p>
+      <w:pPr>
+        <w:shd w:fill="F4F4F4" w:val="clear"/>
+        <w:spacing w:before="0" w:after="0"/>
+      </w:pPr>
+      <w:r>
+        <w:rPr>
+          <w:rFonts w:ascii="Courier New" w:cs="Courier New" w:eastAsia="Courier New" w:hAnsi="Courier New"/>
+          <w:color w:val="1F4E79"/>
+          <w:sz w:val="14"/>
+          <w:szCs w:val="14"/>
+        </w:rPr>
+        <w:t xml:space="preserve">│  ログアウトボタン押下 ──────────────────────────────▶  1. ログアウト処理開始               │</w:t>
+      </w:r>
+    </w:p>
+    <w:p>
+      <w:pPr>
+        <w:shd w:fill="F4F4F4" w:val="clear"/>
+        <w:spacing w:before="0" w:after="0"/>
+      </w:pPr>
+      <w:r>
+        <w:rPr>
+          <w:rFonts w:ascii="Courier New" w:cs="Courier New" w:eastAsia="Courier New" w:hAnsi="Courier New"/>
+          <w:color w:val="1F4E79"/>
+          <w:sz w:val="14"/>
+          <w:szCs w:val="14"/>
+        </w:rPr>
+        <w:t xml:space="preserve">│                     │                              │  MsalService.logoutRedirect()      │</w:t>
+      </w:r>
+    </w:p>
+    <w:p>
+      <w:pPr>
+        <w:shd w:fill="F4F4F4" w:val="clear"/>
+        <w:spacing w:before="0" w:after="0"/>
+      </w:pPr>
+      <w:r>
+        <w:rPr>
+          <w:rFonts w:ascii="Courier New" w:cs="Courier New" w:eastAsia="Courier New" w:hAnsi="Courier New"/>
+          <w:color w:val="1F4E79"/>
+          <w:sz w:val="14"/>
+          <w:szCs w:val="14"/>
+        </w:rPr>
+        <w:t xml:space="preserve">│                     │          ▼                   │                                    │</w:t>
+      </w:r>
+    </w:p>
+    <w:p>
+      <w:pPr>
+        <w:shd w:fill="F4F4F4" w:val="clear"/>
+        <w:spacing w:before="0" w:after="0"/>
+      </w:pPr>
+      <w:r>
+        <w:rPr>
+          <w:rFonts w:ascii="Courier New" w:cs="Courier New" w:eastAsia="Courier New" w:hAnsi="Courier New"/>
+          <w:color w:val="1F4E79"/>
+          <w:sz w:val="14"/>
+          <w:szCs w:val="14"/>
+        </w:rPr>
+        <w:t xml:space="preserve">│                     │  2. MSAL ローカルキャッシュ   │                                    │</w:t>
+      </w:r>
+    </w:p>
+    <w:p>
+      <w:pPr>
+        <w:shd w:fill="F4F4F4" w:val="clear"/>
+        <w:spacing w:before="0" w:after="0"/>
+      </w:pPr>
+      <w:r>
+        <w:rPr>
+          <w:rFonts w:ascii="Courier New" w:cs="Courier New" w:eastAsia="Courier New" w:hAnsi="Courier New"/>
+          <w:color w:val="1F4E79"/>
+          <w:sz w:val="14"/>
+          <w:szCs w:val="14"/>
+        </w:rPr>
+        <w:t xml:space="preserve">│                     │     クリア                   │                                    │</w:t>
+      </w:r>
+    </w:p>
+    <w:p>
+      <w:pPr>
+        <w:shd w:fill="F4F4F4" w:val="clear"/>
+        <w:spacing w:before="0" w:after="0"/>
+      </w:pPr>
+      <w:r>
+        <w:rPr>
+          <w:rFonts w:ascii="Courier New" w:cs="Courier New" w:eastAsia="Courier New" w:hAnsi="Courier New"/>
+          <w:color w:val="1F4E79"/>
+          <w:sz w:val="14"/>
+          <w:szCs w:val="14"/>
+        </w:rPr>
+        <w:t xml:space="preserve">│                     │  ・sessionStorage の JWT 削除 │                                    │</w:t>
+      </w:r>
+    </w:p>
+    <w:p>
+      <w:pPr>
+        <w:shd w:fill="F4F4F4" w:val="clear"/>
+        <w:spacing w:before="0" w:after="0"/>
+      </w:pPr>
+      <w:r>
+        <w:rPr>
+          <w:rFonts w:ascii="Courier New" w:cs="Courier New" w:eastAsia="Courier New" w:hAnsi="Courier New"/>
+          <w:color w:val="1F4E79"/>
+          <w:sz w:val="14"/>
+          <w:szCs w:val="14"/>
+        </w:rPr>
+        <w:t xml:space="preserve">│                     │  ・Token Cache 削除           │                                    │</w:t>
+      </w:r>
+    </w:p>
+    <w:p>
+      <w:pPr>
+        <w:shd w:fill="F4F4F4" w:val="clear"/>
+        <w:spacing w:before="0" w:after="0"/>
+      </w:pPr>
+      <w:r>
+        <w:rPr>
+          <w:rFonts w:ascii="Courier New" w:cs="Courier New" w:eastAsia="Courier New" w:hAnsi="Courier New"/>
+          <w:color w:val="1F4E79"/>
+          <w:sz w:val="14"/>
+          <w:szCs w:val="14"/>
+        </w:rPr>
+        <w:t xml:space="preserve">│                     │          ▼                   │                                    │</w:t>
+      </w:r>
+    </w:p>
+    <w:p>
+      <w:pPr>
+        <w:shd w:fill="F4F4F4" w:val="clear"/>
+        <w:spacing w:before="0" w:after="0"/>
+      </w:pPr>
+      <w:r>
+        <w:rPr>
+          <w:rFonts w:ascii="Courier New" w:cs="Courier New" w:eastAsia="Courier New" w:hAnsi="Courier New"/>
+          <w:color w:val="1F4E79"/>
+          <w:sz w:val="14"/>
+          <w:szCs w:val="14"/>
+        </w:rPr>
+        <w:t xml:space="preserve">│                     │  3. Entra ID エンドセッション  ──────────────────────────────────▶  │</w:t>
+      </w:r>
+    </w:p>
+    <w:p>
+      <w:pPr>
+        <w:shd w:fill="F4F4F4" w:val="clear"/>
+        <w:spacing w:before="0" w:after="0"/>
+      </w:pPr>
+      <w:r>
+        <w:rPr>
+          <w:rFonts w:ascii="Courier New" w:cs="Courier New" w:eastAsia="Courier New" w:hAnsi="Courier New"/>
+          <w:color w:val="1F4E79"/>
+          <w:sz w:val="14"/>
+          <w:szCs w:val="14"/>
+        </w:rPr>
+        <w:t xml:space="preserve">│                     │     リダイレクト              │  Entra ID がトークン失効処理        │</w:t>
+      </w:r>
+    </w:p>
+    <w:p>
+      <w:pPr>
+        <w:shd w:fill="F4F4F4" w:val="clear"/>
+        <w:spacing w:before="0" w:after="0"/>
+      </w:pPr>
+      <w:r>
+        <w:rPr>
+          <w:rFonts w:ascii="Courier New" w:cs="Courier New" w:eastAsia="Courier New" w:hAnsi="Courier New"/>
+          <w:color w:val="1F4E79"/>
+          <w:sz w:val="14"/>
+          <w:szCs w:val="14"/>
+        </w:rPr>
+        <w:t xml:space="preserve">│                     │                              │  ・Access Token 失効                │</w:t>
+      </w:r>
+    </w:p>
+    <w:p>
+      <w:pPr>
+        <w:shd w:fill="F4F4F4" w:val="clear"/>
+        <w:spacing w:before="0" w:after="0"/>
+      </w:pPr>
+      <w:r>
+        <w:rPr>
+          <w:rFonts w:ascii="Courier New" w:cs="Courier New" w:eastAsia="Courier New" w:hAnsi="Courier New"/>
+          <w:color w:val="1F4E79"/>
+          <w:sz w:val="14"/>
+          <w:szCs w:val="14"/>
+        </w:rPr>
+        <w:t xml:space="preserve">│                     │                              │  ・Refresh Token 失効               │</w:t>
+      </w:r>
+    </w:p>
+    <w:p>
+      <w:pPr>
+        <w:shd w:fill="F4F4F4" w:val="clear"/>
+        <w:spacing w:before="0" w:after="0"/>
+      </w:pPr>
+      <w:r>
+        <w:rPr>
+          <w:rFonts w:ascii="Courier New" w:cs="Courier New" w:eastAsia="Courier New" w:hAnsi="Courier New"/>
+          <w:color w:val="1F4E79"/>
+          <w:sz w:val="14"/>
+          <w:szCs w:val="14"/>
+        </w:rPr>
+        <w:t xml:space="preserve">│                     │                              │  ※ トークン管理テーブル不要         │</w:t>
+      </w:r>
+    </w:p>
+    <w:p>
+      <w:pPr>
+        <w:shd w:fill="F4F4F4" w:val="clear"/>
+        <w:spacing w:before="0" w:after="0"/>
+      </w:pPr>
+      <w:r>
+        <w:rPr>
+          <w:rFonts w:ascii="Courier New" w:cs="Courier New" w:eastAsia="Courier New" w:hAnsi="Courier New"/>
+          <w:color w:val="1F4E79"/>
+          <w:sz w:val="14"/>
+          <w:szCs w:val="14"/>
+        </w:rPr>
+        <w:t xml:space="preserve">│                     │          ▼（★TBD）           │                                    │</w:t>
+      </w:r>
+    </w:p>
+    <w:p>
+      <w:pPr>
+        <w:shd w:fill="F4F4F4" w:val="clear"/>
+        <w:spacing w:before="0" w:after="0"/>
+      </w:pPr>
+      <w:r>
+        <w:rPr>
+          <w:rFonts w:ascii="Courier New" w:cs="Courier New" w:eastAsia="Courier New" w:hAnsi="Courier New"/>
+          <w:color w:val="1F4E79"/>
+          <w:sz w:val="14"/>
+          <w:szCs w:val="14"/>
+        </w:rPr>
+        <w:t xml:space="preserve">│                     │  4. AuthLog 記録（要否確認中）─ ─ ─ ─ ─ ─ ─▶  AuthLog テーブル  │</w:t>
+      </w:r>
+    </w:p>
+    <w:p>
+      <w:pPr>
+        <w:shd w:fill="F4F4F4" w:val="clear"/>
+        <w:spacing w:before="0" w:after="0"/>
+      </w:pPr>
+      <w:r>
+        <w:rPr>
+          <w:rFonts w:ascii="Courier New" w:cs="Courier New" w:eastAsia="Courier New" w:hAnsi="Courier New"/>
+          <w:color w:val="1F4E79"/>
+          <w:sz w:val="14"/>
+          <w:szCs w:val="14"/>
+        </w:rPr>
+        <w:t xml:space="preserve">│                     │     ログアウト日時 / UPN / OID│                                    │</w:t>
+      </w:r>
+    </w:p>
+    <w:p>
+      <w:pPr>
+        <w:shd w:fill="F4F4F4" w:val="clear"/>
+        <w:spacing w:before="0" w:after="0"/>
+      </w:pPr>
+      <w:r>
+        <w:rPr>
+          <w:rFonts w:ascii="Courier New" w:cs="Courier New" w:eastAsia="Courier New" w:hAnsi="Courier New"/>
+          <w:color w:val="1F4E79"/>
+          <w:sz w:val="14"/>
+          <w:szCs w:val="14"/>
+        </w:rPr>
+        <w:t xml:space="preserve">│                     │          ▼                   │                                    │</w:t>
+      </w:r>
+    </w:p>
+    <w:p>
+      <w:pPr>
+        <w:shd w:fill="F4F4F4" w:val="clear"/>
+        <w:spacing w:before="0" w:after="0"/>
+      </w:pPr>
+      <w:r>
+        <w:rPr>
+          <w:rFonts w:ascii="Courier New" w:cs="Courier New" w:eastAsia="Courier New" w:hAnsi="Courier New"/>
+          <w:color w:val="1F4E79"/>
+          <w:sz w:val="14"/>
+          <w:szCs w:val="14"/>
+        </w:rPr>
+        <w:t xml:space="preserve">│  ログイン画面   ◁────  Microsoft ログイン画面へ      │                                    │</w:t>
+      </w:r>
+    </w:p>
+    <w:p>
+      <w:pPr>
+        <w:shd w:fill="F4F4F4" w:val="clear"/>
+        <w:spacing w:before="0" w:after="0"/>
+      </w:pPr>
+      <w:r>
+        <w:rPr>
+          <w:rFonts w:ascii="Courier New" w:cs="Courier New" w:eastAsia="Courier New" w:hAnsi="Courier New"/>
+          <w:color w:val="1F4E79"/>
+          <w:sz w:val="14"/>
+          <w:szCs w:val="14"/>
+        </w:rPr>
+        <w:t xml:space="preserve">│  （Microsoft）      │  リダイレクト                 │                                    │</w:t>
+      </w:r>
+    </w:p>
+    <w:p>
+      <w:pPr>
+        <w:shd w:fill="F4F4F4" w:val="clear"/>
+        <w:spacing w:before="0" w:after="0"/>
+      </w:pPr>
+      <w:r>
+        <w:rPr>
+          <w:rFonts w:ascii="Courier New" w:cs="Courier New" w:eastAsia="Courier New" w:hAnsi="Courier New"/>
+          <w:color w:val="1F4E79"/>
+          <w:sz w:val="14"/>
+          <w:szCs w:val="14"/>
+        </w:rPr>
+        <w:t xml:space="preserve">└────────────────────┴──────────────────────────────┴────────────────────────────────────┘</w:t>
+      </w:r>
+    </w:p>
+    <w:p>
+      <w:pPr>
+        <w:spacing w:before="60" w:after="80"/>
+        <w:jc w:val="left"/>
+      </w:pPr>
+      <w:r>
+        <w:rPr>
+          <w:rFonts w:ascii="Meiryo" w:cs="Meiryo" w:eastAsia="Meiryo" w:hAnsi="Meiryo"/>
+          <w:b w:val="false"/>
+          <w:bCs w:val="false"/>
+          <w:i w:val="false"/>
+          <w:iCs w:val="false"/>
+          <w:color w:val="000000"/>
+          <w:sz w:val="20"/>
+          <w:szCs w:val="20"/>
+        </w:rPr>
+        <w:t xml:space="preserve"/>
       </w:r>
     </w:p>
     <w:p>
@@ -15716,7 +15781,7 @@
           <w:sz w:val="20"/>
           <w:szCs w:val="20"/>
         </w:rPr>
-        <w:t xml:space="preserve">（3）</w:t>
+        <w:t xml:space="preserve">（1）</w:t>
       </w:r>
       <w:r>
         <w:rPr>
@@ -15729,7 +15794,7 @@
           <w:sz w:val="20"/>
           <w:szCs w:val="20"/>
         </w:rPr>
-        <w:t xml:space="preserve"> 全リフレッシュトークンの失効</w:t>
+        <w:t xml:space="preserve"> ログアウト処理開始</w:t>
       </w:r>
     </w:p>
     <w:p>
@@ -15749,7 +15814,7 @@
           <w:sz w:val="20"/>
           <w:szCs w:val="20"/>
         </w:rPr>
-        <w:t xml:space="preserve">指定ユーザーのトークン管理テーブルで発行済みトークンを全て取り消す。新たなアクセストークン取得のためのリフレッシュは不可とする。</w:t>
+        <w:t xml:space="preserve">ユーザがログアウトボタンを押下すると MsalService.logoutRedirect() が呼び出される。</w:t>
       </w:r>
     </w:p>
     <w:p>
@@ -15769,7 +15834,7 @@
           <w:sz w:val="20"/>
           <w:szCs w:val="20"/>
         </w:rPr>
-        <w:t xml:space="preserve">（4）</w:t>
+        <w:t xml:space="preserve">（2）</w:t>
       </w:r>
       <w:r>
         <w:rPr>
@@ -15782,7 +15847,7 @@
           <w:sz w:val="20"/>
           <w:szCs w:val="20"/>
         </w:rPr>
-        <w:t xml:space="preserve"> セッション情報削除</w:t>
+        <w:t xml:space="preserve"> MSAL ローカルキャッシュクリア</w:t>
       </w:r>
     </w:p>
     <w:p>
@@ -15802,7 +15867,113 @@
           <w:sz w:val="20"/>
           <w:szCs w:val="20"/>
         </w:rPr>
-        <w:t xml:space="preserve">認証ログテーブルから該当レコードを削除する。MsalService.logoutRedirect() を呼び出し、Entra ID のエンドセッションエンドポイントへリダイレクトしてサーバサイドのセッションを終了する。</w:t>
+        <w:t xml:space="preserve">ブラウザの sessionStorage に保持している JWT（Access Token / Refresh Token / ID Token）を削除する。Token Cache をクリアすることで、以降の API リクエストで自動的に再認証が要求される。本システムの DB への書き込みは発生しない。</w:t>
+      </w:r>
+    </w:p>
+    <w:p>
+      <w:pPr>
+        <w:spacing w:before="40" w:after="40"/>
+        <w:ind w:left="480" w:hanging="360"/>
+        <w:jc w:val="left"/>
+      </w:pPr>
+      <w:r>
+        <w:rPr>
+          <w:rFonts w:ascii="Meiryo" w:cs="Meiryo" w:eastAsia="Meiryo" w:hAnsi="Meiryo"/>
+          <w:b/>
+          <w:bCs/>
+          <w:i w:val="false"/>
+          <w:iCs w:val="false"/>
+          <w:color w:val="000000"/>
+          <w:sz w:val="20"/>
+          <w:szCs w:val="20"/>
+        </w:rPr>
+        <w:t xml:space="preserve">（3）</w:t>
+      </w:r>
+      <w:r>
+        <w:rPr>
+          <w:rFonts w:ascii="Meiryo" w:cs="Meiryo" w:eastAsia="Meiryo" w:hAnsi="Meiryo"/>
+          <w:b w:val="false"/>
+          <w:bCs w:val="false"/>
+          <w:i w:val="false"/>
+          <w:iCs w:val="false"/>
+          <w:color w:val="000000"/>
+          <w:sz w:val="20"/>
+          <w:szCs w:val="20"/>
+        </w:rPr>
+        <w:t xml:space="preserve"> Entra ID エンドセッション処理</w:t>
+      </w:r>
+    </w:p>
+    <w:p>
+      <w:pPr>
+        <w:spacing w:before="30" w:after="30"/>
+        <w:ind w:left="720" w:hanging="0"/>
+        <w:jc w:val="left"/>
+      </w:pPr>
+      <w:r>
+        <w:rPr>
+          <w:rFonts w:ascii="Meiryo" w:cs="Meiryo" w:eastAsia="Meiryo" w:hAnsi="Meiryo"/>
+          <w:b w:val="false"/>
+          <w:bCs w:val="false"/>
+          <w:i w:val="false"/>
+          <w:iCs w:val="false"/>
+          <w:color w:val="000000"/>
+          <w:sz w:val="20"/>
+          <w:szCs w:val="20"/>
+        </w:rPr>
+        <w:t xml:space="preserve">Entra ID のエンドセッションエンドポイントへリダイレクトし、サーバサイドでトークンを失効させる。Access Token・Refresh Token の失効処理は Entra ID が自動で行う。本システムの DB にトークン管理テーブルを持つ必要はない。</w:t>
+      </w:r>
+    </w:p>
+    <w:p>
+      <w:pPr>
+        <w:spacing w:before="40" w:after="40"/>
+        <w:ind w:left="480" w:hanging="360"/>
+        <w:jc w:val="left"/>
+      </w:pPr>
+      <w:r>
+        <w:rPr>
+          <w:rFonts w:ascii="Meiryo" w:cs="Meiryo" w:eastAsia="Meiryo" w:hAnsi="Meiryo"/>
+          <w:b/>
+          <w:bCs/>
+          <w:i w:val="false"/>
+          <w:iCs w:val="false"/>
+          <w:color w:val="000000"/>
+          <w:sz w:val="20"/>
+          <w:szCs w:val="20"/>
+        </w:rPr>
+        <w:t xml:space="preserve">（4）</w:t>
+      </w:r>
+      <w:r>
+        <w:rPr>
+          <w:rFonts w:ascii="Meiryo" w:cs="Meiryo" w:eastAsia="Meiryo" w:hAnsi="Meiryo"/>
+          <w:b w:val="false"/>
+          <w:bCs w:val="false"/>
+          <w:i w:val="false"/>
+          <w:iCs w:val="false"/>
+          <w:color w:val="000000"/>
+          <w:sz w:val="20"/>
+          <w:szCs w:val="20"/>
+        </w:rPr>
+        <w:t xml:space="preserve"> AuthLog 記録（★TBD）</w:t>
+      </w:r>
+    </w:p>
+    <w:p>
+      <w:pPr>
+        <w:spacing w:before="30" w:after="30"/>
+        <w:ind w:left="720" w:hanging="0"/>
+        <w:jc w:val="left"/>
+      </w:pPr>
+      <w:r>
+        <w:rPr>
+          <w:rFonts w:ascii="Meiryo" w:cs="Meiryo" w:eastAsia="Meiryo" w:hAnsi="Meiryo"/>
+          <w:b w:val="false"/>
+          <w:bCs w:val="false"/>
+          <w:i w:val="false"/>
+          <w:iCs w:val="false"/>
+          <w:color w:val="000000"/>
+          <w:sz w:val="20"/>
+          <w:szCs w:val="20"/>
+        </w:rPr>
+        <w:t xml:space="preserve">監査要件がある場合に限り、ログアウト日時・UPN・OID を AuthLog テーブルに記録する。★TBD：顧客の監査要件確認後に決定する。</w:t>
       </w:r>
     </w:p>
     <w:p>
@@ -15859,12 +16030,12 @@
           <w:sz w:val="20"/>
           <w:szCs w:val="20"/>
         </w:rPr>
-        <w:t xml:space="preserve">不正アクセス、利用者本人以外によるシステム利用、システム使用状況を確認する上でのアクセス情報の採取を行う。</w:t>
-      </w:r>
-    </w:p>
-    <w:p>
-      <w:pPr>
-        <w:spacing w:before="60" w:after="60"/>
+        <w:t xml:space="preserve">認証に関するログ管理は Entra ID（Azure Monitor）と本システム（AuthLog）の2層で構成する。</w:t>
+      </w:r>
+    </w:p>
+    <w:p>
+      <w:pPr>
+        <w:spacing w:before="40" w:after="40"/>
         <w:jc w:val="left"/>
       </w:pPr>
       <w:r>
@@ -15878,12 +16049,745 @@
           <w:sz w:val="20"/>
           <w:szCs w:val="20"/>
         </w:rPr>
-        <w:t xml:space="preserve">不正なアクセスやシステム利用が行われた場合を検知するため、画面遷移時の認証処理に対する履歴を認証ログテーブルで管理する。</w:t>
-      </w:r>
-    </w:p>
-    <w:p>
-      <w:pPr>
-        <w:spacing w:before="60" w:after="60"/>
+        <w:t xml:space="preserve"/>
+      </w:r>
+    </w:p>
+    <w:p>
+      <w:pPr>
+        <w:spacing w:before="100" w:after="40"/>
+        <w:jc w:val="left"/>
+      </w:pPr>
+      <w:r>
+        <w:rPr>
+          <w:rFonts w:ascii="Meiryo" w:cs="Meiryo" w:eastAsia="Meiryo" w:hAnsi="Meiryo"/>
+          <w:b/>
+          <w:bCs/>
+          <w:i w:val="false"/>
+          <w:iCs w:val="false"/>
+          <w:color w:val="000000"/>
+          <w:sz w:val="20"/>
+          <w:szCs w:val="20"/>
+        </w:rPr>
+        <w:t xml:space="preserve">表4-4　ログ管理の責任分担</w:t>
+      </w:r>
+    </w:p>
+    <w:tbl>
+      <w:tblPr>
+        <w:tblW w:type="dxa" w:w="9026"/>
+        <w:tblBorders>
+          <w:top w:val="single" w:color="auto" w:sz="4"/>
+          <w:left w:val="single" w:color="auto" w:sz="4"/>
+          <w:bottom w:val="single" w:color="auto" w:sz="4"/>
+          <w:right w:val="single" w:color="auto" w:sz="4"/>
+          <w:insideH w:val="single" w:color="auto" w:sz="4"/>
+          <w:insideV w:val="single" w:color="auto" w:sz="4"/>
+        </w:tblBorders>
+      </w:tblPr>
+      <w:tblGrid>
+        <w:gridCol w:w="2400"/>
+        <w:gridCol w:w="2000"/>
+        <w:gridCol w:w="4626"/>
+      </w:tblGrid>
+      <w:tr>
+        <w:tc>
+          <w:tcPr>
+            <w:tcW w:type="dxa" w:w="2400"/>
+            <w:tcBorders>
+              <w:top w:val="single" w:color="9DC3E6" w:sz="4" w:space="0"/>
+              <w:left w:val="single" w:color="9DC3E6" w:sz="4" w:space="0"/>
+              <w:bottom w:val="single" w:color="9DC3E6" w:sz="4" w:space="0"/>
+              <w:right w:val="single" w:color="9DC3E6" w:sz="4" w:space="0"/>
+            </w:tcBorders>
+            <w:shd w:fill="2E75B6" w:val="clear"/>
+            <w:tcMar>
+              <w:top w:type="dxa" w:w="80"/>
+              <w:left w:type="dxa" w:w="120"/>
+              <w:bottom w:type="dxa" w:w="80"/>
+              <w:right w:type="dxa" w:w="120"/>
+            </w:tcMar>
+            <w:vAlign w:val="center"/>
+          </w:tcPr>
+          <w:p>
+            <w:pPr>
+              <w:spacing w:before="20" w:after="20"/>
+              <w:jc w:val="left"/>
+            </w:pPr>
+            <w:r>
+              <w:rPr>
+                <w:rFonts w:ascii="Meiryo" w:cs="Meiryo" w:eastAsia="Meiryo" w:hAnsi="Meiryo"/>
+                <w:b/>
+                <w:bCs/>
+                <w:i w:val="false"/>
+                <w:iCs w:val="false"/>
+                <w:color w:val="FFFFFF"/>
+                <w:sz w:val="18"/>
+                <w:szCs w:val="18"/>
+              </w:rPr>
+              <w:t xml:space="preserve">ログの種類</w:t>
+            </w:r>
+          </w:p>
+        </w:tc>
+        <w:tc>
+          <w:tcPr>
+            <w:tcW w:type="dxa" w:w="2000"/>
+            <w:tcBorders>
+              <w:top w:val="single" w:color="9DC3E6" w:sz="4" w:space="0"/>
+              <w:left w:val="single" w:color="9DC3E6" w:sz="4" w:space="0"/>
+              <w:bottom w:val="single" w:color="9DC3E6" w:sz="4" w:space="0"/>
+              <w:right w:val="single" w:color="9DC3E6" w:sz="4" w:space="0"/>
+            </w:tcBorders>
+            <w:shd w:fill="2E75B6" w:val="clear"/>
+            <w:tcMar>
+              <w:top w:type="dxa" w:w="80"/>
+              <w:left w:type="dxa" w:w="120"/>
+              <w:bottom w:type="dxa" w:w="80"/>
+              <w:right w:type="dxa" w:w="120"/>
+            </w:tcMar>
+            <w:vAlign w:val="center"/>
+          </w:tcPr>
+          <w:p>
+            <w:pPr>
+              <w:spacing w:before="20" w:after="20"/>
+              <w:jc w:val="left"/>
+            </w:pPr>
+            <w:r>
+              <w:rPr>
+                <w:rFonts w:ascii="Meiryo" w:cs="Meiryo" w:eastAsia="Meiryo" w:hAnsi="Meiryo"/>
+                <w:b/>
+                <w:bCs/>
+                <w:i w:val="false"/>
+                <w:iCs w:val="false"/>
+                <w:color w:val="FFFFFF"/>
+                <w:sz w:val="18"/>
+                <w:szCs w:val="18"/>
+              </w:rPr>
+              <w:t xml:space="preserve">管理場所</w:t>
+            </w:r>
+          </w:p>
+        </w:tc>
+        <w:tc>
+          <w:tcPr>
+            <w:tcW w:type="dxa" w:w="4626"/>
+            <w:tcBorders>
+              <w:top w:val="single" w:color="9DC3E6" w:sz="4" w:space="0"/>
+              <w:left w:val="single" w:color="9DC3E6" w:sz="4" w:space="0"/>
+              <w:bottom w:val="single" w:color="9DC3E6" w:sz="4" w:space="0"/>
+              <w:right w:val="single" w:color="9DC3E6" w:sz="4" w:space="0"/>
+            </w:tcBorders>
+            <w:shd w:fill="2E75B6" w:val="clear"/>
+            <w:tcMar>
+              <w:top w:type="dxa" w:w="80"/>
+              <w:left w:type="dxa" w:w="120"/>
+              <w:bottom w:type="dxa" w:w="80"/>
+              <w:right w:type="dxa" w:w="120"/>
+            </w:tcMar>
+            <w:vAlign w:val="center"/>
+          </w:tcPr>
+          <w:p>
+            <w:pPr>
+              <w:spacing w:before="20" w:after="20"/>
+              <w:jc w:val="left"/>
+            </w:pPr>
+            <w:r>
+              <w:rPr>
+                <w:rFonts w:ascii="Meiryo" w:cs="Meiryo" w:eastAsia="Meiryo" w:hAnsi="Meiryo"/>
+                <w:b/>
+                <w:bCs/>
+                <w:i w:val="false"/>
+                <w:iCs w:val="false"/>
+                <w:color w:val="FFFFFF"/>
+                <w:sz w:val="18"/>
+                <w:szCs w:val="18"/>
+              </w:rPr>
+              <w:t xml:space="preserve">内容・備考</w:t>
+            </w:r>
+          </w:p>
+        </w:tc>
+      </w:tr>
+      <w:tr>
+        <w:tc>
+          <w:tcPr>
+            <w:tcW w:type="dxa" w:w="2400"/>
+            <w:tcBorders>
+              <w:top w:val="single" w:color="9DC3E6" w:sz="4" w:space="0"/>
+              <w:left w:val="single" w:color="9DC3E6" w:sz="4" w:space="0"/>
+              <w:bottom w:val="single" w:color="9DC3E6" w:sz="4" w:space="0"/>
+              <w:right w:val="single" w:color="9DC3E6" w:sz="4" w:space="0"/>
+            </w:tcBorders>
+            <w:shd w:fill="FFFFFF" w:val="clear"/>
+            <w:tcMar>
+              <w:top w:type="dxa" w:w="80"/>
+              <w:left w:type="dxa" w:w="120"/>
+              <w:bottom w:type="dxa" w:w="80"/>
+              <w:right w:type="dxa" w:w="120"/>
+            </w:tcMar>
+            <w:vAlign w:val="center"/>
+          </w:tcPr>
+          <w:p>
+            <w:pPr>
+              <w:spacing w:before="20" w:after="20"/>
+              <w:jc w:val="left"/>
+            </w:pPr>
+            <w:r>
+              <w:rPr>
+                <w:rFonts w:ascii="Meiryo" w:cs="Meiryo" w:eastAsia="Meiryo" w:hAnsi="Meiryo"/>
+                <w:b w:val="false"/>
+                <w:bCs w:val="false"/>
+                <w:i w:val="false"/>
+                <w:iCs w:val="false"/>
+                <w:color w:val="000000"/>
+                <w:sz w:val="18"/>
+                <w:szCs w:val="18"/>
+              </w:rPr>
+              <w:t xml:space="preserve">ログイン成功・失敗</w:t>
+            </w:r>
+          </w:p>
+        </w:tc>
+        <w:tc>
+          <w:tcPr>
+            <w:tcW w:type="dxa" w:w="2000"/>
+            <w:tcBorders>
+              <w:top w:val="single" w:color="9DC3E6" w:sz="4" w:space="0"/>
+              <w:left w:val="single" w:color="9DC3E6" w:sz="4" w:space="0"/>
+              <w:bottom w:val="single" w:color="9DC3E6" w:sz="4" w:space="0"/>
+              <w:right w:val="single" w:color="9DC3E6" w:sz="4" w:space="0"/>
+            </w:tcBorders>
+            <w:shd w:fill="FFFFFF" w:val="clear"/>
+            <w:tcMar>
+              <w:top w:type="dxa" w:w="80"/>
+              <w:left w:type="dxa" w:w="120"/>
+              <w:bottom w:type="dxa" w:w="80"/>
+              <w:right w:type="dxa" w:w="120"/>
+            </w:tcMar>
+            <w:vAlign w:val="center"/>
+          </w:tcPr>
+          <w:p>
+            <w:pPr>
+              <w:spacing w:before="20" w:after="20"/>
+              <w:jc w:val="left"/>
+            </w:pPr>
+            <w:r>
+              <w:rPr>
+                <w:rFonts w:ascii="Meiryo" w:cs="Meiryo" w:eastAsia="Meiryo" w:hAnsi="Meiryo"/>
+                <w:b/>
+                <w:bCs/>
+                <w:i w:val="false"/>
+                <w:iCs w:val="false"/>
+                <w:color w:val="375623"/>
+                <w:sz w:val="18"/>
+                <w:szCs w:val="18"/>
+              </w:rPr>
+              <w:t xml:space="preserve">Entra ID（Azure Monitor）</w:t>
+            </w:r>
+          </w:p>
+        </w:tc>
+        <w:tc>
+          <w:tcPr>
+            <w:tcW w:type="dxa" w:w="4626"/>
+            <w:tcBorders>
+              <w:top w:val="single" w:color="9DC3E6" w:sz="4" w:space="0"/>
+              <w:left w:val="single" w:color="9DC3E6" w:sz="4" w:space="0"/>
+              <w:bottom w:val="single" w:color="9DC3E6" w:sz="4" w:space="0"/>
+              <w:right w:val="single" w:color="9DC3E6" w:sz="4" w:space="0"/>
+            </w:tcBorders>
+            <w:shd w:fill="FFFFFF" w:val="clear"/>
+            <w:tcMar>
+              <w:top w:type="dxa" w:w="80"/>
+              <w:left w:type="dxa" w:w="120"/>
+              <w:bottom w:type="dxa" w:w="80"/>
+              <w:right w:type="dxa" w:w="120"/>
+            </w:tcMar>
+            <w:vAlign w:val="center"/>
+          </w:tcPr>
+          <w:p>
+            <w:pPr>
+              <w:spacing w:before="20" w:after="20"/>
+              <w:jc w:val="left"/>
+            </w:pPr>
+            <w:r>
+              <w:rPr>
+                <w:rFonts w:ascii="Meiryo" w:cs="Meiryo" w:eastAsia="Meiryo" w:hAnsi="Meiryo"/>
+                <w:b w:val="false"/>
+                <w:bCs w:val="false"/>
+                <w:i w:val="false"/>
+                <w:iCs w:val="false"/>
+                <w:color w:val="000000"/>
+                <w:sz w:val="18"/>
+                <w:szCs w:val="18"/>
+              </w:rPr>
+              <w:t xml:space="preserve">Azure Portal のサインインログで確認可能。本システム DB への記録不要</w:t>
+            </w:r>
+          </w:p>
+        </w:tc>
+      </w:tr>
+      <w:tr>
+        <w:tc>
+          <w:tcPr>
+            <w:tcW w:type="dxa" w:w="2400"/>
+            <w:tcBorders>
+              <w:top w:val="single" w:color="9DC3E6" w:sz="4" w:space="0"/>
+              <w:left w:val="single" w:color="9DC3E6" w:sz="4" w:space="0"/>
+              <w:bottom w:val="single" w:color="9DC3E6" w:sz="4" w:space="0"/>
+              <w:right w:val="single" w:color="9DC3E6" w:sz="4" w:space="0"/>
+            </w:tcBorders>
+            <w:shd w:fill="EBF3FB" w:val="clear"/>
+            <w:tcMar>
+              <w:top w:type="dxa" w:w="80"/>
+              <w:left w:type="dxa" w:w="120"/>
+              <w:bottom w:type="dxa" w:w="80"/>
+              <w:right w:type="dxa" w:w="120"/>
+            </w:tcMar>
+            <w:vAlign w:val="center"/>
+          </w:tcPr>
+          <w:p>
+            <w:pPr>
+              <w:spacing w:before="20" w:after="20"/>
+              <w:jc w:val="left"/>
+            </w:pPr>
+            <w:r>
+              <w:rPr>
+                <w:rFonts w:ascii="Meiryo" w:cs="Meiryo" w:eastAsia="Meiryo" w:hAnsi="Meiryo"/>
+                <w:b w:val="false"/>
+                <w:bCs w:val="false"/>
+                <w:i w:val="false"/>
+                <w:iCs w:val="false"/>
+                <w:color w:val="000000"/>
+                <w:sz w:val="18"/>
+                <w:szCs w:val="18"/>
+              </w:rPr>
+              <w:t xml:space="preserve">MFA 認証成否</w:t>
+            </w:r>
+          </w:p>
+        </w:tc>
+        <w:tc>
+          <w:tcPr>
+            <w:tcW w:type="dxa" w:w="2000"/>
+            <w:tcBorders>
+              <w:top w:val="single" w:color="9DC3E6" w:sz="4" w:space="0"/>
+              <w:left w:val="single" w:color="9DC3E6" w:sz="4" w:space="0"/>
+              <w:bottom w:val="single" w:color="9DC3E6" w:sz="4" w:space="0"/>
+              <w:right w:val="single" w:color="9DC3E6" w:sz="4" w:space="0"/>
+            </w:tcBorders>
+            <w:shd w:fill="EBF3FB" w:val="clear"/>
+            <w:tcMar>
+              <w:top w:type="dxa" w:w="80"/>
+              <w:left w:type="dxa" w:w="120"/>
+              <w:bottom w:type="dxa" w:w="80"/>
+              <w:right w:type="dxa" w:w="120"/>
+            </w:tcMar>
+            <w:vAlign w:val="center"/>
+          </w:tcPr>
+          <w:p>
+            <w:pPr>
+              <w:spacing w:before="20" w:after="20"/>
+              <w:jc w:val="left"/>
+            </w:pPr>
+            <w:r>
+              <w:rPr>
+                <w:rFonts w:ascii="Meiryo" w:cs="Meiryo" w:eastAsia="Meiryo" w:hAnsi="Meiryo"/>
+                <w:b/>
+                <w:bCs/>
+                <w:i w:val="false"/>
+                <w:iCs w:val="false"/>
+                <w:color w:val="375623"/>
+                <w:sz w:val="18"/>
+                <w:szCs w:val="18"/>
+              </w:rPr>
+              <w:t xml:space="preserve">Entra ID（Azure Monitor）</w:t>
+            </w:r>
+          </w:p>
+        </w:tc>
+        <w:tc>
+          <w:tcPr>
+            <w:tcW w:type="dxa" w:w="4626"/>
+            <w:tcBorders>
+              <w:top w:val="single" w:color="9DC3E6" w:sz="4" w:space="0"/>
+              <w:left w:val="single" w:color="9DC3E6" w:sz="4" w:space="0"/>
+              <w:bottom w:val="single" w:color="9DC3E6" w:sz="4" w:space="0"/>
+              <w:right w:val="single" w:color="9DC3E6" w:sz="4" w:space="0"/>
+            </w:tcBorders>
+            <w:shd w:fill="EBF3FB" w:val="clear"/>
+            <w:tcMar>
+              <w:top w:type="dxa" w:w="80"/>
+              <w:left w:type="dxa" w:w="120"/>
+              <w:bottom w:type="dxa" w:w="80"/>
+              <w:right w:type="dxa" w:w="120"/>
+            </w:tcMar>
+            <w:vAlign w:val="center"/>
+          </w:tcPr>
+          <w:p>
+            <w:pPr>
+              <w:spacing w:before="20" w:after="20"/>
+              <w:jc w:val="left"/>
+            </w:pPr>
+            <w:r>
+              <w:rPr>
+                <w:rFonts w:ascii="Meiryo" w:cs="Meiryo" w:eastAsia="Meiryo" w:hAnsi="Meiryo"/>
+                <w:b w:val="false"/>
+                <w:bCs w:val="false"/>
+                <w:i w:val="false"/>
+                <w:iCs w:val="false"/>
+                <w:color w:val="000000"/>
+                <w:sz w:val="18"/>
+                <w:szCs w:val="18"/>
+              </w:rPr>
+              <w:t xml:space="preserve">条件付きアクセスのログで確認可能。本システム DB への記録不要</w:t>
+            </w:r>
+          </w:p>
+        </w:tc>
+      </w:tr>
+      <w:tr>
+        <w:tc>
+          <w:tcPr>
+            <w:tcW w:type="dxa" w:w="2400"/>
+            <w:tcBorders>
+              <w:top w:val="single" w:color="9DC3E6" w:sz="4" w:space="0"/>
+              <w:left w:val="single" w:color="9DC3E6" w:sz="4" w:space="0"/>
+              <w:bottom w:val="single" w:color="9DC3E6" w:sz="4" w:space="0"/>
+              <w:right w:val="single" w:color="9DC3E6" w:sz="4" w:space="0"/>
+            </w:tcBorders>
+            <w:shd w:fill="FFFFFF" w:val="clear"/>
+            <w:tcMar>
+              <w:top w:type="dxa" w:w="80"/>
+              <w:left w:type="dxa" w:w="120"/>
+              <w:bottom w:type="dxa" w:w="80"/>
+              <w:right w:type="dxa" w:w="120"/>
+            </w:tcMar>
+            <w:vAlign w:val="center"/>
+          </w:tcPr>
+          <w:p>
+            <w:pPr>
+              <w:spacing w:before="20" w:after="20"/>
+              <w:jc w:val="left"/>
+            </w:pPr>
+            <w:r>
+              <w:rPr>
+                <w:rFonts w:ascii="Meiryo" w:cs="Meiryo" w:eastAsia="Meiryo" w:hAnsi="Meiryo"/>
+                <w:b w:val="false"/>
+                <w:bCs w:val="false"/>
+                <w:i w:val="false"/>
+                <w:iCs w:val="false"/>
+                <w:color w:val="000000"/>
+                <w:sz w:val="18"/>
+                <w:szCs w:val="18"/>
+              </w:rPr>
+              <w:t xml:space="preserve">アカウントロック</w:t>
+            </w:r>
+          </w:p>
+        </w:tc>
+        <w:tc>
+          <w:tcPr>
+            <w:tcW w:type="dxa" w:w="2000"/>
+            <w:tcBorders>
+              <w:top w:val="single" w:color="9DC3E6" w:sz="4" w:space="0"/>
+              <w:left w:val="single" w:color="9DC3E6" w:sz="4" w:space="0"/>
+              <w:bottom w:val="single" w:color="9DC3E6" w:sz="4" w:space="0"/>
+              <w:right w:val="single" w:color="9DC3E6" w:sz="4" w:space="0"/>
+            </w:tcBorders>
+            <w:shd w:fill="FFFFFF" w:val="clear"/>
+            <w:tcMar>
+              <w:top w:type="dxa" w:w="80"/>
+              <w:left w:type="dxa" w:w="120"/>
+              <w:bottom w:type="dxa" w:w="80"/>
+              <w:right w:type="dxa" w:w="120"/>
+            </w:tcMar>
+            <w:vAlign w:val="center"/>
+          </w:tcPr>
+          <w:p>
+            <w:pPr>
+              <w:spacing w:before="20" w:after="20"/>
+              <w:jc w:val="left"/>
+            </w:pPr>
+            <w:r>
+              <w:rPr>
+                <w:rFonts w:ascii="Meiryo" w:cs="Meiryo" w:eastAsia="Meiryo" w:hAnsi="Meiryo"/>
+                <w:b/>
+                <w:bCs/>
+                <w:i w:val="false"/>
+                <w:iCs w:val="false"/>
+                <w:color w:val="375623"/>
+                <w:sz w:val="18"/>
+                <w:szCs w:val="18"/>
+              </w:rPr>
+              <w:t xml:space="preserve">Entra ID（Azure Monitor）</w:t>
+            </w:r>
+          </w:p>
+        </w:tc>
+        <w:tc>
+          <w:tcPr>
+            <w:tcW w:type="dxa" w:w="4626"/>
+            <w:tcBorders>
+              <w:top w:val="single" w:color="9DC3E6" w:sz="4" w:space="0"/>
+              <w:left w:val="single" w:color="9DC3E6" w:sz="4" w:space="0"/>
+              <w:bottom w:val="single" w:color="9DC3E6" w:sz="4" w:space="0"/>
+              <w:right w:val="single" w:color="9DC3E6" w:sz="4" w:space="0"/>
+            </w:tcBorders>
+            <w:shd w:fill="FFFFFF" w:val="clear"/>
+            <w:tcMar>
+              <w:top w:type="dxa" w:w="80"/>
+              <w:left w:type="dxa" w:w="120"/>
+              <w:bottom w:type="dxa" w:w="80"/>
+              <w:right w:type="dxa" w:w="120"/>
+            </w:tcMar>
+            <w:vAlign w:val="center"/>
+          </w:tcPr>
+          <w:p>
+            <w:pPr>
+              <w:spacing w:before="20" w:after="20"/>
+              <w:jc w:val="left"/>
+            </w:pPr>
+            <w:r>
+              <w:rPr>
+                <w:rFonts w:ascii="Meiryo" w:cs="Meiryo" w:eastAsia="Meiryo" w:hAnsi="Meiryo"/>
+                <w:b w:val="false"/>
+                <w:bCs w:val="false"/>
+                <w:i w:val="false"/>
+                <w:iCs w:val="false"/>
+                <w:color w:val="000000"/>
+                <w:sz w:val="18"/>
+                <w:szCs w:val="18"/>
+              </w:rPr>
+              <w:t xml:space="preserve">スマートロックアウトのログで確認可能。本システム DB への記録不要</w:t>
+            </w:r>
+          </w:p>
+        </w:tc>
+      </w:tr>
+      <w:tr>
+        <w:tc>
+          <w:tcPr>
+            <w:tcW w:type="dxa" w:w="2400"/>
+            <w:tcBorders>
+              <w:top w:val="single" w:color="9DC3E6" w:sz="4" w:space="0"/>
+              <w:left w:val="single" w:color="9DC3E6" w:sz="4" w:space="0"/>
+              <w:bottom w:val="single" w:color="9DC3E6" w:sz="4" w:space="0"/>
+              <w:right w:val="single" w:color="9DC3E6" w:sz="4" w:space="0"/>
+            </w:tcBorders>
+            <w:shd w:fill="EBF3FB" w:val="clear"/>
+            <w:tcMar>
+              <w:top w:type="dxa" w:w="80"/>
+              <w:left w:type="dxa" w:w="120"/>
+              <w:bottom w:type="dxa" w:w="80"/>
+              <w:right w:type="dxa" w:w="120"/>
+            </w:tcMar>
+            <w:vAlign w:val="center"/>
+          </w:tcPr>
+          <w:p>
+            <w:pPr>
+              <w:spacing w:before="20" w:after="20"/>
+              <w:jc w:val="left"/>
+            </w:pPr>
+            <w:r>
+              <w:rPr>
+                <w:rFonts w:ascii="Meiryo" w:cs="Meiryo" w:eastAsia="Meiryo" w:hAnsi="Meiryo"/>
+                <w:b w:val="false"/>
+                <w:bCs w:val="false"/>
+                <w:i w:val="false"/>
+                <w:iCs w:val="false"/>
+                <w:color w:val="000000"/>
+                <w:sz w:val="18"/>
+                <w:szCs w:val="18"/>
+              </w:rPr>
+              <w:t xml:space="preserve">業務画面アクセスログ</w:t>
+            </w:r>
+          </w:p>
+        </w:tc>
+        <w:tc>
+          <w:tcPr>
+            <w:tcW w:type="dxa" w:w="2000"/>
+            <w:tcBorders>
+              <w:top w:val="single" w:color="9DC3E6" w:sz="4" w:space="0"/>
+              <w:left w:val="single" w:color="9DC3E6" w:sz="4" w:space="0"/>
+              <w:bottom w:val="single" w:color="9DC3E6" w:sz="4" w:space="0"/>
+              <w:right w:val="single" w:color="9DC3E6" w:sz="4" w:space="0"/>
+            </w:tcBorders>
+            <w:shd w:fill="EBF3FB" w:val="clear"/>
+            <w:tcMar>
+              <w:top w:type="dxa" w:w="80"/>
+              <w:left w:type="dxa" w:w="120"/>
+              <w:bottom w:type="dxa" w:w="80"/>
+              <w:right w:type="dxa" w:w="120"/>
+            </w:tcMar>
+            <w:vAlign w:val="center"/>
+          </w:tcPr>
+          <w:p>
+            <w:pPr>
+              <w:spacing w:before="20" w:after="20"/>
+              <w:jc w:val="left"/>
+            </w:pPr>
+            <w:r>
+              <w:rPr>
+                <w:rFonts w:ascii="Meiryo" w:cs="Meiryo" w:eastAsia="Meiryo" w:hAnsi="Meiryo"/>
+                <w:b/>
+                <w:bCs/>
+                <w:i w:val="false"/>
+                <w:iCs w:val="false"/>
+                <w:color w:val="7F6000"/>
+                <w:sz w:val="18"/>
+                <w:szCs w:val="18"/>
+              </w:rPr>
+              <w:t xml:space="preserve">本システムDB AuthLog（★TBD）</w:t>
+            </w:r>
+          </w:p>
+        </w:tc>
+        <w:tc>
+          <w:tcPr>
+            <w:tcW w:type="dxa" w:w="4626"/>
+            <w:tcBorders>
+              <w:top w:val="single" w:color="9DC3E6" w:sz="4" w:space="0"/>
+              <w:left w:val="single" w:color="9DC3E6" w:sz="4" w:space="0"/>
+              <w:bottom w:val="single" w:color="9DC3E6" w:sz="4" w:space="0"/>
+              <w:right w:val="single" w:color="9DC3E6" w:sz="4" w:space="0"/>
+            </w:tcBorders>
+            <w:shd w:fill="EBF3FB" w:val="clear"/>
+            <w:tcMar>
+              <w:top w:type="dxa" w:w="80"/>
+              <w:left w:type="dxa" w:w="120"/>
+              <w:bottom w:type="dxa" w:w="80"/>
+              <w:right w:type="dxa" w:w="120"/>
+            </w:tcMar>
+            <w:vAlign w:val="center"/>
+          </w:tcPr>
+          <w:p>
+            <w:pPr>
+              <w:spacing w:before="20" w:after="20"/>
+              <w:jc w:val="left"/>
+            </w:pPr>
+            <w:r>
+              <w:rPr>
+                <w:rFonts w:ascii="Meiryo" w:cs="Meiryo" w:eastAsia="Meiryo" w:hAnsi="Meiryo"/>
+                <w:b w:val="false"/>
+                <w:bCs w:val="false"/>
+                <w:i w:val="false"/>
+                <w:iCs w:val="false"/>
+                <w:color w:val="000000"/>
+                <w:sz w:val="18"/>
+                <w:szCs w:val="18"/>
+              </w:rPr>
+              <w:t xml:space="preserve">誰がいつどの画面を操作したかを記録する。★TBD：監査要件の有無を顧客確認後に決定する</w:t>
+            </w:r>
+          </w:p>
+        </w:tc>
+      </w:tr>
+      <w:tr>
+        <w:tc>
+          <w:tcPr>
+            <w:tcW w:type="dxa" w:w="2400"/>
+            <w:tcBorders>
+              <w:top w:val="single" w:color="9DC3E6" w:sz="4" w:space="0"/>
+              <w:left w:val="single" w:color="9DC3E6" w:sz="4" w:space="0"/>
+              <w:bottom w:val="single" w:color="9DC3E6" w:sz="4" w:space="0"/>
+              <w:right w:val="single" w:color="9DC3E6" w:sz="4" w:space="0"/>
+            </w:tcBorders>
+            <w:shd w:fill="FFFFFF" w:val="clear"/>
+            <w:tcMar>
+              <w:top w:type="dxa" w:w="80"/>
+              <w:left w:type="dxa" w:w="120"/>
+              <w:bottom w:type="dxa" w:w="80"/>
+              <w:right w:type="dxa" w:w="120"/>
+            </w:tcMar>
+            <w:vAlign w:val="center"/>
+          </w:tcPr>
+          <w:p>
+            <w:pPr>
+              <w:spacing w:before="20" w:after="20"/>
+              <w:jc w:val="left"/>
+            </w:pPr>
+            <w:r>
+              <w:rPr>
+                <w:rFonts w:ascii="Meiryo" w:cs="Meiryo" w:eastAsia="Meiryo" w:hAnsi="Meiryo"/>
+                <w:b w:val="false"/>
+                <w:bCs w:val="false"/>
+                <w:i w:val="false"/>
+                <w:iCs w:val="false"/>
+                <w:color w:val="000000"/>
+                <w:sz w:val="18"/>
+                <w:szCs w:val="18"/>
+              </w:rPr>
+              <w:t xml:space="preserve">ログアウト記録</w:t>
+            </w:r>
+          </w:p>
+        </w:tc>
+        <w:tc>
+          <w:tcPr>
+            <w:tcW w:type="dxa" w:w="2000"/>
+            <w:tcBorders>
+              <w:top w:val="single" w:color="9DC3E6" w:sz="4" w:space="0"/>
+              <w:left w:val="single" w:color="9DC3E6" w:sz="4" w:space="0"/>
+              <w:bottom w:val="single" w:color="9DC3E6" w:sz="4" w:space="0"/>
+              <w:right w:val="single" w:color="9DC3E6" w:sz="4" w:space="0"/>
+            </w:tcBorders>
+            <w:shd w:fill="FFFFFF" w:val="clear"/>
+            <w:tcMar>
+              <w:top w:type="dxa" w:w="80"/>
+              <w:left w:type="dxa" w:w="120"/>
+              <w:bottom w:type="dxa" w:w="80"/>
+              <w:right w:type="dxa" w:w="120"/>
+            </w:tcMar>
+            <w:vAlign w:val="center"/>
+          </w:tcPr>
+          <w:p>
+            <w:pPr>
+              <w:spacing w:before="20" w:after="20"/>
+              <w:jc w:val="left"/>
+            </w:pPr>
+            <w:r>
+              <w:rPr>
+                <w:rFonts w:ascii="Meiryo" w:cs="Meiryo" w:eastAsia="Meiryo" w:hAnsi="Meiryo"/>
+                <w:b/>
+                <w:bCs/>
+                <w:i w:val="false"/>
+                <w:iCs w:val="false"/>
+                <w:color w:val="7F6000"/>
+                <w:sz w:val="18"/>
+                <w:szCs w:val="18"/>
+              </w:rPr>
+              <w:t xml:space="preserve">本システムDB AuthLog（★TBD）</w:t>
+            </w:r>
+          </w:p>
+        </w:tc>
+        <w:tc>
+          <w:tcPr>
+            <w:tcW w:type="dxa" w:w="4626"/>
+            <w:tcBorders>
+              <w:top w:val="single" w:color="9DC3E6" w:sz="4" w:space="0"/>
+              <w:left w:val="single" w:color="9DC3E6" w:sz="4" w:space="0"/>
+              <w:bottom w:val="single" w:color="9DC3E6" w:sz="4" w:space="0"/>
+              <w:right w:val="single" w:color="9DC3E6" w:sz="4" w:space="0"/>
+            </w:tcBorders>
+            <w:shd w:fill="FFFFFF" w:val="clear"/>
+            <w:tcMar>
+              <w:top w:type="dxa" w:w="80"/>
+              <w:left w:type="dxa" w:w="120"/>
+              <w:bottom w:type="dxa" w:w="80"/>
+              <w:right w:type="dxa" w:w="120"/>
+            </w:tcMar>
+            <w:vAlign w:val="center"/>
+          </w:tcPr>
+          <w:p>
+            <w:pPr>
+              <w:spacing w:before="20" w:after="20"/>
+              <w:jc w:val="left"/>
+            </w:pPr>
+            <w:r>
+              <w:rPr>
+                <w:rFonts w:ascii="Meiryo" w:cs="Meiryo" w:eastAsia="Meiryo" w:hAnsi="Meiryo"/>
+                <w:b w:val="false"/>
+                <w:bCs w:val="false"/>
+                <w:i w:val="false"/>
+                <w:iCs w:val="false"/>
+                <w:color w:val="000000"/>
+                <w:sz w:val="18"/>
+                <w:szCs w:val="18"/>
+              </w:rPr>
+              <w:t xml:space="preserve">★TBD：AuthLog を作成する場合のみ記録する</w:t>
+            </w:r>
+          </w:p>
+        </w:tc>
+      </w:tr>
+    </w:tbl>
+    <w:p>
+      <w:pPr>
+        <w:spacing w:before="60" w:after="80"/>
         <w:jc w:val="left"/>
       </w:pPr>
       <w:r>
@@ -15897,7 +16801,30 @@
           <w:sz w:val="20"/>
           <w:szCs w:val="20"/>
         </w:rPr>
-        <w:t xml:space="preserve">日次バッチ機能により定義ファイルで指定した日数より前のアクセスログを APサーバにファイルとして出力し、テーブルから削除する。出力ファイルは Azure Blob Storage（backups/ コンテナ）に保管する。</w:t>
+        <w:t xml:space="preserve"/>
+      </w:r>
+    </w:p>
+    <w:p>
+      <w:pPr>
+        <w:pBdr>
+          <w:left w:val="single" w:color="7F6000" w:sz="12" w:space="0"/>
+        </w:pBdr>
+        <w:shd w:fill="FFF2CC" w:val="clear"/>
+        <w:spacing w:before="60" w:after="60"/>
+        <w:ind w:left="120"/>
+      </w:pPr>
+      <w:r>
+        <w:rPr>
+          <w:rFonts w:ascii="Meiryo" w:cs="Meiryo" w:eastAsia="Meiryo" w:hAnsi="Meiryo"/>
+          <w:b/>
+          <w:bCs/>
+          <w:i w:val="false"/>
+          <w:iCs w:val="false"/>
+          <w:color w:val="7F6000"/>
+          <w:sz w:val="18"/>
+          <w:szCs w:val="18"/>
+        </w:rPr>
+        <w:t xml:space="preserve">★ AuthLog テーブルの要否は顧客の監査要件確認後に決定する（★TBD）。不要の場合はログイン・ログアウト・アクセスの全記録を Entra ID の Azure Monitor に委託する。</w:t>
       </w:r>
     </w:p>
     <w:p>
@@ -15921,6 +16848,66 @@
     </w:p>
     <w:p>
       <w:pPr>
+        <w:pBdr>
+          <w:bottom w:val="single" w:color="2E75B6" w:sz="6" w:space="0"/>
+        </w:pBdr>
+        <w:spacing w:before="140" w:after="70"/>
+      </w:pPr>
+      <w:r>
+        <w:rPr>
+          <w:rFonts w:ascii="Meiryo" w:cs="Meiryo" w:eastAsia="Meiryo" w:hAnsi="Meiryo"/>
+          <w:b/>
+          <w:bCs/>
+          <w:i w:val="false"/>
+          <w:iCs w:val="false"/>
+          <w:color w:val="1F4E79"/>
+          <w:sz w:val="20"/>
+          <w:szCs w:val="20"/>
+        </w:rPr>
+        <w:t xml:space="preserve">AuthLog テーブルを作成する場合の記録項目（★TBD）</w:t>
+      </w:r>
+    </w:p>
+    <w:p>
+      <w:pPr>
+        <w:spacing w:before="40" w:after="40"/>
+        <w:ind w:left="480" w:hanging="0"/>
+        <w:jc w:val="left"/>
+      </w:pPr>
+      <w:r>
+        <w:rPr>
+          <w:rFonts w:ascii="Meiryo" w:cs="Meiryo" w:eastAsia="Meiryo" w:hAnsi="Meiryo"/>
+          <w:b w:val="false"/>
+          <w:bCs w:val="false"/>
+          <w:i/>
+          <w:iCs/>
+          <w:color w:val="595959"/>
+          <w:sz w:val="18"/>
+          <w:szCs w:val="18"/>
+        </w:rPr>
+        <w:t xml:space="preserve">※ 以下は AuthLog を作成する場合のみ適用する。</w:t>
+      </w:r>
+    </w:p>
+    <w:p>
+      <w:pPr>
+        <w:spacing w:before="20" w:after="20"/>
+        <w:jc w:val="left"/>
+      </w:pPr>
+      <w:r>
+        <w:rPr>
+          <w:rFonts w:ascii="Meiryo" w:cs="Meiryo" w:eastAsia="Meiryo" w:hAnsi="Meiryo"/>
+          <w:b w:val="false"/>
+          <w:bCs w:val="false"/>
+          <w:i w:val="false"/>
+          <w:iCs w:val="false"/>
+          <w:color w:val="000000"/>
+          <w:sz w:val="20"/>
+          <w:szCs w:val="20"/>
+        </w:rPr>
+        <w:t xml:space="preserve"/>
+      </w:r>
+    </w:p>
+    <w:p>
+      <w:pPr>
         <w:spacing w:before="100" w:after="40"/>
         <w:jc w:val="left"/>
       </w:pPr>
@@ -15935,7 +16922,7 @@
           <w:sz w:val="20"/>
           <w:szCs w:val="20"/>
         </w:rPr>
-        <w:t xml:space="preserve">表4-4　認証ログテーブルで管理する項目</w:t>
+        <w:t xml:space="preserve">表4-5　AuthLog テーブル項目（案）</w:t>
       </w:r>
     </w:p>
     <w:tbl>
@@ -16105,7 +17092,7 @@
                 <w:sz w:val="18"/>
                 <w:szCs w:val="18"/>
               </w:rPr>
-              <w:t xml:space="preserve">アクセスが行われた日時</w:t>
+              <w:t xml:space="preserve">業務画面へのアクセスが行われた日時</w:t>
             </w:r>
           </w:p>
         </w:tc>
@@ -16145,7 +17132,7 @@
                 <w:sz w:val="18"/>
                 <w:szCs w:val="18"/>
               </w:rPr>
-              <w:t xml:space="preserve">セッション ID / トークン ID（JTI）</w:t>
+              <w:t xml:space="preserve">認証区分</w:t>
             </w:r>
           </w:p>
         </w:tc>
@@ -16183,7 +17170,7 @@
                 <w:sz w:val="18"/>
                 <w:szCs w:val="18"/>
               </w:rPr>
-              <w:t xml:space="preserve">JWT の jti クレーム（トークンを一意に識別する ID）</w:t>
+              <w:t xml:space="preserve">LOGIN（ログイン成功）/ LOGOUT（ログアウト）/ ACCESS（画面アクセス）のみ。失敗・ロックは Entra ID に委託</w:t>
             </w:r>
           </w:p>
         </w:tc>
@@ -16223,7 +17210,7 @@
                 <w:sz w:val="18"/>
                 <w:szCs w:val="18"/>
               </w:rPr>
-              <w:t xml:space="preserve">認証区分</w:t>
+              <w:t xml:space="preserve">ログイン ID（UPN）</w:t>
             </w:r>
           </w:p>
         </w:tc>
@@ -16261,7 +17248,7 @@
                 <w:sz w:val="18"/>
                 <w:szCs w:val="18"/>
               </w:rPr>
-              <w:t xml:space="preserve">ログイン成功・失敗・ログアウト・トークン検証失敗 等</w:t>
+              <w:t xml:space="preserve">user@organization.com 形式のユーザプリンシパル名（Entra ID）</w:t>
             </w:r>
           </w:p>
         </w:tc>
@@ -16301,7 +17288,7 @@
                 <w:sz w:val="18"/>
                 <w:szCs w:val="18"/>
               </w:rPr>
-              <w:t xml:space="preserve">ログイン ID（UPN）</w:t>
+              <w:t xml:space="preserve">ユーザ OID</w:t>
             </w:r>
           </w:p>
         </w:tc>
@@ -16339,7 +17326,7 @@
                 <w:sz w:val="18"/>
                 <w:szCs w:val="18"/>
               </w:rPr>
-              <w:t xml:space="preserve">user@organization.com 形式のユーザプリンシパル名（Entra ID）</w:t>
+              <w:t xml:space="preserve">Entra ID から取得したオブジェクト ID（一意識別子・変更不可）</w:t>
             </w:r>
           </w:p>
         </w:tc>
@@ -16379,7 +17366,7 @@
                 <w:sz w:val="18"/>
                 <w:szCs w:val="18"/>
               </w:rPr>
-              <w:t xml:space="preserve">ユーザ OID</w:t>
+              <w:t xml:space="preserve">クライアント IP アドレス</w:t>
             </w:r>
           </w:p>
         </w:tc>
@@ -16417,7 +17404,7 @@
                 <w:sz w:val="18"/>
                 <w:szCs w:val="18"/>
               </w:rPr>
-              <w:t xml:space="preserve">Entra ID から取得したオブジェクト ID（一意識別子・変更不可）</w:t>
+              <w:t xml:space="preserve">アクセスを行ったクライアントの IP アドレス（VPN 経由の場合は庁内 IP）</w:t>
             </w:r>
           </w:p>
         </w:tc>
@@ -16457,7 +17444,7 @@
                 <w:sz w:val="18"/>
                 <w:szCs w:val="18"/>
               </w:rPr>
-              <w:t xml:space="preserve">クライアント IP アドレス</w:t>
+              <w:t xml:space="preserve">AP サーバ名称</w:t>
             </w:r>
           </w:p>
         </w:tc>
@@ -16495,7 +17482,7 @@
                 <w:sz w:val="18"/>
                 <w:szCs w:val="18"/>
               </w:rPr>
-              <w:t xml:space="preserve">アクセスを行ったクライアントの IP アドレス（VPN 経由の場合は庁内 IP）</w:t>
+              <w:t xml:space="preserve">AP サーバの名称（Azure VM のインスタンス名）</w:t>
             </w:r>
           </w:p>
         </w:tc>
@@ -16535,7 +17522,7 @@
                 <w:sz w:val="18"/>
                 <w:szCs w:val="18"/>
               </w:rPr>
-              <w:t xml:space="preserve">AP サーバ名称</w:t>
+              <w:t xml:space="preserve">画面 ID / URL パス</w:t>
             </w:r>
           </w:p>
         </w:tc>
@@ -16573,85 +17560,7 @@
                 <w:sz w:val="18"/>
                 <w:szCs w:val="18"/>
               </w:rPr>
-              <w:t xml:space="preserve">AP サーバの名称（Azure VM のインスタンス名）</w:t>
-            </w:r>
-          </w:p>
-        </w:tc>
-      </w:tr>
-      <w:tr>
-        <w:tc>
-          <w:tcPr>
-            <w:tcW w:type="dxa" w:w="2600"/>
-            <w:tcBorders>
-              <w:top w:val="single" w:color="9DC3E6" w:sz="4" w:space="0"/>
-              <w:left w:val="single" w:color="9DC3E6" w:sz="4" w:space="0"/>
-              <w:bottom w:val="single" w:color="9DC3E6" w:sz="4" w:space="0"/>
-              <w:right w:val="single" w:color="9DC3E6" w:sz="4" w:space="0"/>
-            </w:tcBorders>
-            <w:shd w:fill="EBF3FB" w:val="clear"/>
-            <w:tcMar>
-              <w:top w:type="dxa" w:w="80"/>
-              <w:left w:type="dxa" w:w="120"/>
-              <w:bottom w:type="dxa" w:w="80"/>
-              <w:right w:type="dxa" w:w="120"/>
-            </w:tcMar>
-            <w:vAlign w:val="center"/>
-          </w:tcPr>
-          <w:p>
-            <w:pPr>
-              <w:spacing w:before="20" w:after="20"/>
-              <w:jc w:val="left"/>
-            </w:pPr>
-            <w:r>
-              <w:rPr>
-                <w:rFonts w:ascii="Meiryo" w:cs="Meiryo" w:eastAsia="Meiryo" w:hAnsi="Meiryo"/>
-                <w:b w:val="false"/>
-                <w:bCs w:val="false"/>
-                <w:i w:val="false"/>
-                <w:iCs w:val="false"/>
-                <w:color w:val="000000"/>
-                <w:sz w:val="18"/>
-                <w:szCs w:val="18"/>
-              </w:rPr>
-              <w:t xml:space="preserve">ログ出力箇所</w:t>
-            </w:r>
-          </w:p>
-        </w:tc>
-        <w:tc>
-          <w:tcPr>
-            <w:tcW w:type="dxa" w:w="6426"/>
-            <w:tcBorders>
-              <w:top w:val="single" w:color="9DC3E6" w:sz="4" w:space="0"/>
-              <w:left w:val="single" w:color="9DC3E6" w:sz="4" w:space="0"/>
-              <w:bottom w:val="single" w:color="9DC3E6" w:sz="4" w:space="0"/>
-              <w:right w:val="single" w:color="9DC3E6" w:sz="4" w:space="0"/>
-            </w:tcBorders>
-            <w:shd w:fill="EBF3FB" w:val="clear"/>
-            <w:tcMar>
-              <w:top w:type="dxa" w:w="80"/>
-              <w:left w:type="dxa" w:w="120"/>
-              <w:bottom w:type="dxa" w:w="80"/>
-              <w:right w:type="dxa" w:w="120"/>
-            </w:tcMar>
-            <w:vAlign w:val="center"/>
-          </w:tcPr>
-          <w:p>
-            <w:pPr>
-              <w:spacing w:before="20" w:after="20"/>
-              <w:jc w:val="left"/>
-            </w:pPr>
-            <w:r>
-              <w:rPr>
-                <w:rFonts w:ascii="Meiryo" w:cs="Meiryo" w:eastAsia="Meiryo" w:hAnsi="Meiryo"/>
-                <w:b w:val="false"/>
-                <w:bCs w:val="false"/>
-                <w:i w:val="false"/>
-                <w:iCs w:val="false"/>
-                <w:color w:val="000000"/>
-                <w:sz w:val="18"/>
-                <w:szCs w:val="18"/>
-              </w:rPr>
-              <w:t xml:space="preserve">現在表示されている画面の画面 ID / URL パス</w:t>
+              <w:t xml:space="preserve">現在表示されている画面の画面 ID または URL パス（業務画面レベルの監査に使用）</w:t>
             </w:r>
           </w:p>
         </w:tc>
@@ -17837,7 +18746,7 @@
           <w:sz w:val="20"/>
           <w:szCs w:val="20"/>
         </w:rPr>
-        <w:t xml:space="preserve">パスワード再設定は Entra ID のセルフサービスパスワードリセット（SSPR）機能、または AD 連携時は庁内 AD のパスワード変更手続きに委託する。</w:t>
+        <w:t xml:space="preserve">AD 同期確定のため、パスワード変更は庁内 AD 側での Windows ログインパスワード変更のみとする。Entra ID のセルフサービスパスワードリセット（SSPR）は使用しない。</w:t>
       </w:r>
     </w:p>
     <w:p>
@@ -18268,7 +19177,7 @@
           <w:sz w:val="14"/>
           <w:szCs w:val="14"/>
         </w:rPr>
-        <w:t xml:space="preserve">  重要：アプリロール（Admin / User / ReadOnly）の割り当ては</w:t>
+        <w:t xml:space="preserve">  重要：アプリロール（申請者 / 審査者 / 経理担当）の割り当ては</w:t>
       </w:r>
     </w:p>
     <w:p>

--- a/ユーザ認証方式_詳細設計書_v4.docx
+++ b/ユーザ認証方式_詳細設計書_v4.docx
@@ -14692,352 +14692,577 @@
           <w:sz w:val="14"/>
           <w:szCs w:val="14"/>
         </w:rPr>
-        <w:t xml:space="preserve">┌────────────────────┬──────────────────────────────┬────────────────────────────────────┐</w:t>
-      </w:r>
-    </w:p>
-    <w:p>
-      <w:pPr>
-        <w:shd w:fill="F4F4F4" w:val="clear"/>
-        <w:spacing w:before="0" w:after="0"/>
-      </w:pPr>
-      <w:r>
-        <w:rPr>
-          <w:rFonts w:ascii="Courier New" w:cs="Courier New" w:eastAsia="Courier New" w:hAnsi="Courier New"/>
-          <w:color w:val="1F4E79"/>
-          <w:sz w:val="14"/>
-          <w:szCs w:val="14"/>
-        </w:rPr>
-        <w:t xml:space="preserve">│   クライアント       │   APサーバ（.NET 8 API）       │   DBサーバ（Azure SQL MI）           │</w:t>
-      </w:r>
-    </w:p>
-    <w:p>
-      <w:pPr>
-        <w:shd w:fill="F4F4F4" w:val="clear"/>
-        <w:spacing w:before="0" w:after="0"/>
-      </w:pPr>
-      <w:r>
-        <w:rPr>
-          <w:rFonts w:ascii="Courier New" w:cs="Courier New" w:eastAsia="Courier New" w:hAnsi="Courier New"/>
-          <w:color w:val="1F4E79"/>
-          <w:sz w:val="14"/>
-          <w:szCs w:val="14"/>
-        </w:rPr>
-        <w:t xml:space="preserve">├────────────────────┼──────────────────────────────┼────────────────────────────────────┤</w:t>
-      </w:r>
-    </w:p>
-    <w:p>
-      <w:pPr>
-        <w:shd w:fill="F4F4F4" w:val="clear"/>
-        <w:spacing w:before="0" w:after="0"/>
-      </w:pPr>
-      <w:r>
-        <w:rPr>
-          <w:rFonts w:ascii="Courier New" w:cs="Courier New" w:eastAsia="Courier New" w:hAnsi="Courier New"/>
-          <w:color w:val="1F4E79"/>
-          <w:sz w:val="14"/>
-          <w:szCs w:val="14"/>
-        </w:rPr>
-        <w:t xml:space="preserve">│  業務画面           ──────────────────────────────▶  1. JWT トークン検証                 │</w:t>
-      </w:r>
-    </w:p>
-    <w:p>
-      <w:pPr>
-        <w:shd w:fill="F4F4F4" w:val="clear"/>
-        <w:spacing w:before="0" w:after="0"/>
-      </w:pPr>
-      <w:r>
-        <w:rPr>
-          <w:rFonts w:ascii="Courier New" w:cs="Courier New" w:eastAsia="Courier New" w:hAnsi="Courier New"/>
-          <w:color w:val="1F4E79"/>
-          <w:sz w:val="14"/>
-          <w:szCs w:val="14"/>
-        </w:rPr>
-        <w:t xml:space="preserve">│                     │  Authorization: Bearer JWT   │  Microsoft.Identity.Web が自動処理  │</w:t>
-      </w:r>
-    </w:p>
-    <w:p>
-      <w:pPr>
-        <w:shd w:fill="F4F4F4" w:val="clear"/>
-        <w:spacing w:before="0" w:after="0"/>
-      </w:pPr>
-      <w:r>
-        <w:rPr>
-          <w:rFonts w:ascii="Courier New" w:cs="Courier New" w:eastAsia="Courier New" w:hAnsi="Courier New"/>
-          <w:color w:val="1F4E79"/>
-          <w:sz w:val="14"/>
-          <w:szCs w:val="14"/>
-        </w:rPr>
-        <w:t xml:space="preserve">│                     │                              │  ・Entra ID 公開鍵で署名検証         │</w:t>
-      </w:r>
-    </w:p>
-    <w:p>
-      <w:pPr>
-        <w:shd w:fill="F4F4F4" w:val="clear"/>
-        <w:spacing w:before="0" w:after="0"/>
-      </w:pPr>
-      <w:r>
-        <w:rPr>
-          <w:rFonts w:ascii="Courier New" w:cs="Courier New" w:eastAsia="Courier New" w:hAnsi="Courier New"/>
-          <w:color w:val="1F4E79"/>
-          <w:sz w:val="14"/>
-          <w:szCs w:val="14"/>
-        </w:rPr>
-        <w:t xml:space="preserve">│  認証エラー画面 ◁────  異常（401 Unauthorized）       │  ・有効期限チェック                 │</w:t>
-      </w:r>
-    </w:p>
-    <w:p>
-      <w:pPr>
-        <w:shd w:fill="F4F4F4" w:val="clear"/>
-        <w:spacing w:before="0" w:after="0"/>
-      </w:pPr>
-      <w:r>
-        <w:rPr>
-          <w:rFonts w:ascii="Courier New" w:cs="Courier New" w:eastAsia="Courier New" w:hAnsi="Courier New"/>
-          <w:color w:val="1F4E79"/>
-          <w:sz w:val="14"/>
-          <w:szCs w:val="14"/>
-        </w:rPr>
-        <w:t xml:space="preserve">│                     │                              │  ・Audience / Issuer チェック        │</w:t>
-      </w:r>
-    </w:p>
-    <w:p>
-      <w:pPr>
-        <w:shd w:fill="F4F4F4" w:val="clear"/>
-        <w:spacing w:before="0" w:after="0"/>
-      </w:pPr>
-      <w:r>
-        <w:rPr>
-          <w:rFonts w:ascii="Courier New" w:cs="Courier New" w:eastAsia="Courier New" w:hAnsi="Courier New"/>
-          <w:color w:val="1F4E79"/>
-          <w:sz w:val="14"/>
-          <w:szCs w:val="14"/>
-        </w:rPr>
-        <w:t xml:space="preserve">│                     │                              │  ※ 本システム DB の参照は不要        │</w:t>
-      </w:r>
-    </w:p>
-    <w:p>
-      <w:pPr>
-        <w:shd w:fill="F4F4F4" w:val="clear"/>
-        <w:spacing w:before="0" w:after="0"/>
-      </w:pPr>
-      <w:r>
-        <w:rPr>
-          <w:rFonts w:ascii="Courier New" w:cs="Courier New" w:eastAsia="Courier New" w:hAnsi="Courier New"/>
-          <w:color w:val="1F4E79"/>
-          <w:sz w:val="14"/>
-          <w:szCs w:val="14"/>
-        </w:rPr>
-        <w:t xml:space="preserve">│                     │          │（正常）            │    Entra ID の仕組みで自動検証       │</w:t>
-      </w:r>
-    </w:p>
-    <w:p>
-      <w:pPr>
-        <w:shd w:fill="F4F4F4" w:val="clear"/>
-        <w:spacing w:before="0" w:after="0"/>
-      </w:pPr>
-      <w:r>
-        <w:rPr>
-          <w:rFonts w:ascii="Courier New" w:cs="Courier New" w:eastAsia="Courier New" w:hAnsi="Courier New"/>
-          <w:color w:val="1F4E79"/>
-          <w:sz w:val="14"/>
-          <w:szCs w:val="14"/>
-        </w:rPr>
-        <w:t xml:space="preserve">│                     │          ▼                   │                                    │</w:t>
-      </w:r>
-    </w:p>
-    <w:p>
-      <w:pPr>
-        <w:shd w:fill="F4F4F4" w:val="clear"/>
-        <w:spacing w:before="0" w:after="0"/>
-      </w:pPr>
-      <w:r>
-        <w:rPr>
-          <w:rFonts w:ascii="Courier New" w:cs="Courier New" w:eastAsia="Courier New" w:hAnsi="Courier New"/>
-          <w:color w:val="1F4E79"/>
-          <w:sz w:val="14"/>
-          <w:szCs w:val="14"/>
-        </w:rPr>
-        <w:t xml:space="preserve">│                     │  2. ロール確認                │                                    │</w:t>
-      </w:r>
-    </w:p>
-    <w:p>
-      <w:pPr>
-        <w:shd w:fill="F4F4F4" w:val="clear"/>
-        <w:spacing w:before="0" w:after="0"/>
-      </w:pPr>
-      <w:r>
-        <w:rPr>
-          <w:rFonts w:ascii="Courier New" w:cs="Courier New" w:eastAsia="Courier New" w:hAnsi="Courier New"/>
-          <w:color w:val="1F4E79"/>
-          <w:sz w:val="14"/>
-          <w:szCs w:val="14"/>
-        </w:rPr>
-        <w:t xml:space="preserve">│  403 画面 ◁──────────  ロールなし（403 Forbidden）    │  ← JWT の roles クレームを確認      │</w:t>
-      </w:r>
-    </w:p>
-    <w:p>
-      <w:pPr>
-        <w:shd w:fill="F4F4F4" w:val="clear"/>
-        <w:spacing w:before="0" w:after="0"/>
-      </w:pPr>
-      <w:r>
-        <w:rPr>
-          <w:rFonts w:ascii="Courier New" w:cs="Courier New" w:eastAsia="Courier New" w:hAnsi="Courier New"/>
-          <w:color w:val="1F4E79"/>
-          <w:sz w:val="14"/>
-          <w:szCs w:val="14"/>
-        </w:rPr>
-        <w:t xml:space="preserve">│                     │          │（ロールあり）       │                                    │</w:t>
-      </w:r>
-    </w:p>
-    <w:p>
-      <w:pPr>
-        <w:shd w:fill="F4F4F4" w:val="clear"/>
-        <w:spacing w:before="0" w:after="0"/>
-      </w:pPr>
-      <w:r>
-        <w:rPr>
-          <w:rFonts w:ascii="Courier New" w:cs="Courier New" w:eastAsia="Courier New" w:hAnsi="Courier New"/>
-          <w:color w:val="1F4E79"/>
-          <w:sz w:val="14"/>
-          <w:szCs w:val="14"/>
-        </w:rPr>
-        <w:t xml:space="preserve">│                     │          ▼                   │                                    │</w:t>
-      </w:r>
-    </w:p>
-    <w:p>
-      <w:pPr>
-        <w:shd w:fill="F4F4F4" w:val="clear"/>
-        <w:spacing w:before="0" w:after="0"/>
-      </w:pPr>
-      <w:r>
-        <w:rPr>
-          <w:rFonts w:ascii="Courier New" w:cs="Courier New" w:eastAsia="Courier New" w:hAnsi="Courier New"/>
-          <w:color w:val="1F4E79"/>
-          <w:sz w:val="14"/>
-          <w:szCs w:val="14"/>
-        </w:rPr>
-        <w:t xml:space="preserve">│                     │  3. 業務処理実行              │                                    │</w:t>
-      </w:r>
-    </w:p>
-    <w:p>
-      <w:pPr>
-        <w:shd w:fill="F4F4F4" w:val="clear"/>
-        <w:spacing w:before="0" w:after="0"/>
-      </w:pPr>
-      <w:r>
-        <w:rPr>
-          <w:rFonts w:ascii="Courier New" w:cs="Courier New" w:eastAsia="Courier New" w:hAnsi="Courier New"/>
-          <w:color w:val="1F4E79"/>
-          <w:sz w:val="14"/>
-          <w:szCs w:val="14"/>
-        </w:rPr>
-        <w:t xml:space="preserve">│                     │  Controller → Service        │                                    │</w:t>
-      </w:r>
-    </w:p>
-    <w:p>
-      <w:pPr>
-        <w:shd w:fill="F4F4F4" w:val="clear"/>
-        <w:spacing w:before="0" w:after="0"/>
-      </w:pPr>
-      <w:r>
-        <w:rPr>
-          <w:rFonts w:ascii="Courier New" w:cs="Courier New" w:eastAsia="Courier New" w:hAnsi="Courier New"/>
-          <w:color w:val="1F4E79"/>
-          <w:sz w:val="14"/>
-          <w:szCs w:val="14"/>
-        </w:rPr>
-        <w:t xml:space="preserve">│                     │  → Repository&lt;T&gt;  ─ ─ ─ ─▶  Azure SQL MI（業務データ）           │</w:t>
-      </w:r>
-    </w:p>
-    <w:p>
-      <w:pPr>
-        <w:shd w:fill="F4F4F4" w:val="clear"/>
-        <w:spacing w:before="0" w:after="0"/>
-      </w:pPr>
-      <w:r>
-        <w:rPr>
-          <w:rFonts w:ascii="Courier New" w:cs="Courier New" w:eastAsia="Courier New" w:hAnsi="Courier New"/>
-          <w:color w:val="1F4E79"/>
-          <w:sz w:val="14"/>
-          <w:szCs w:val="14"/>
-        </w:rPr>
-        <w:t xml:space="preserve">│                     │          │                   │                                    │</w:t>
-      </w:r>
-    </w:p>
-    <w:p>
-      <w:pPr>
-        <w:shd w:fill="F4F4F4" w:val="clear"/>
-        <w:spacing w:before="0" w:after="0"/>
-      </w:pPr>
-      <w:r>
-        <w:rPr>
-          <w:rFonts w:ascii="Courier New" w:cs="Courier New" w:eastAsia="Courier New" w:hAnsi="Courier New"/>
-          <w:color w:val="1F4E79"/>
-          <w:sz w:val="14"/>
-          <w:szCs w:val="14"/>
-        </w:rPr>
-        <w:t xml:space="preserve">│                     │  4. AuthLog 記録（★TBD）─ ─▶  AuthLog テーブル（要否確認中）      │</w:t>
-      </w:r>
-    </w:p>
-    <w:p>
-      <w:pPr>
-        <w:shd w:fill="F4F4F4" w:val="clear"/>
-        <w:spacing w:before="0" w:after="0"/>
-      </w:pPr>
-      <w:r>
-        <w:rPr>
-          <w:rFonts w:ascii="Courier New" w:cs="Courier New" w:eastAsia="Courier New" w:hAnsi="Courier New"/>
-          <w:color w:val="1F4E79"/>
-          <w:sz w:val="14"/>
-          <w:szCs w:val="14"/>
-        </w:rPr>
-        <w:t xml:space="preserve">│                     │     画面ID / UPN / 日時       │                                    │</w:t>
-      </w:r>
-    </w:p>
-    <w:p>
-      <w:pPr>
-        <w:shd w:fill="F4F4F4" w:val="clear"/>
-        <w:spacing w:before="0" w:after="0"/>
-      </w:pPr>
-      <w:r>
-        <w:rPr>
-          <w:rFonts w:ascii="Courier New" w:cs="Courier New" w:eastAsia="Courier New" w:hAnsi="Courier New"/>
-          <w:color w:val="1F4E79"/>
-          <w:sz w:val="14"/>
-          <w:szCs w:val="14"/>
-        </w:rPr>
-        <w:t xml:space="preserve">│                     │          │                   │                                    │</w:t>
-      </w:r>
-    </w:p>
-    <w:p>
-      <w:pPr>
-        <w:shd w:fill="F4F4F4" w:val="clear"/>
-        <w:spacing w:before="0" w:after="0"/>
-      </w:pPr>
-      <w:r>
-        <w:rPr>
-          <w:rFonts w:ascii="Courier New" w:cs="Courier New" w:eastAsia="Courier New" w:hAnsi="Courier New"/>
-          <w:color w:val="1F4E79"/>
-          <w:sz w:val="14"/>
-          <w:szCs w:val="14"/>
-        </w:rPr>
-        <w:t xml:space="preserve">│  次の業務画面   ◁────  ApiResponse&lt;T&gt;（200 OK）       │                                    │</w:t>
-      </w:r>
-    </w:p>
-    <w:p>
-      <w:pPr>
-        <w:shd w:fill="F4F4F4" w:val="clear"/>
-        <w:spacing w:before="0" w:after="0"/>
-      </w:pPr>
-      <w:r>
-        <w:rPr>
-          <w:rFonts w:ascii="Courier New" w:cs="Courier New" w:eastAsia="Courier New" w:hAnsi="Courier New"/>
-          <w:color w:val="1F4E79"/>
-          <w:sz w:val="14"/>
-          <w:szCs w:val="14"/>
-        </w:rPr>
-        <w:t xml:space="preserve">└────────────────────┴──────────────────────────────┴────────────────────────────────────┘</w:t>
+        <w:t xml:space="preserve">┌────────────────────┬──────────────────────────────────────────┬──────────────────────────────┐</w:t>
+      </w:r>
+    </w:p>
+    <w:p>
+      <w:pPr>
+        <w:shd w:fill="F4F4F4" w:val="clear"/>
+        <w:spacing w:before="0" w:after="0"/>
+      </w:pPr>
+      <w:r>
+        <w:rPr>
+          <w:rFonts w:ascii="Courier New" w:cs="Courier New" w:eastAsia="Courier New" w:hAnsi="Courier New"/>
+          <w:color w:val="1F4E79"/>
+          <w:sz w:val="14"/>
+          <w:szCs w:val="14"/>
+        </w:rPr>
+        <w:t xml:space="preserve">│   クライアント       │   APサーバ（Angular + .NET 8 API）         │   DBサーバ（Azure SQL MI）    │</w:t>
+      </w:r>
+    </w:p>
+    <w:p>
+      <w:pPr>
+        <w:shd w:fill="F4F4F4" w:val="clear"/>
+        <w:spacing w:before="0" w:after="0"/>
+      </w:pPr>
+      <w:r>
+        <w:rPr>
+          <w:rFonts w:ascii="Courier New" w:cs="Courier New" w:eastAsia="Courier New" w:hAnsi="Courier New"/>
+          <w:color w:val="1F4E79"/>
+          <w:sz w:val="14"/>
+          <w:szCs w:val="14"/>
+        </w:rPr>
+        <w:t xml:space="preserve">├────────────────────┼──────────────────────────────────────────┼──────────────────────────────┤</w:t>
+      </w:r>
+    </w:p>
+    <w:p>
+      <w:pPr>
+        <w:shd w:fill="F4F4F4" w:val="clear"/>
+        <w:spacing w:before="0" w:after="0"/>
+      </w:pPr>
+      <w:r>
+        <w:rPr>
+          <w:rFonts w:ascii="Courier New" w:cs="Courier New" w:eastAsia="Courier New" w:hAnsi="Courier New"/>
+          <w:color w:val="1F4E79"/>
+          <w:sz w:val="14"/>
+          <w:szCs w:val="14"/>
+        </w:rPr>
+        <w:t xml:space="preserve">│                     │  【Angular / MsalInterceptor 側】          │                              │</w:t>
+      </w:r>
+    </w:p>
+    <w:p>
+      <w:pPr>
+        <w:shd w:fill="F4F4F4" w:val="clear"/>
+        <w:spacing w:before="0" w:after="0"/>
+      </w:pPr>
+      <w:r>
+        <w:rPr>
+          <w:rFonts w:ascii="Courier New" w:cs="Courier New" w:eastAsia="Courier New" w:hAnsi="Courier New"/>
+          <w:color w:val="1F4E79"/>
+          <w:sz w:val="14"/>
+          <w:szCs w:val="14"/>
+        </w:rPr>
+        <w:t xml:space="preserve">│  業務画面から        │  API リクエストに Bearer JWT を自動付与      │                              │</w:t>
+      </w:r>
+    </w:p>
+    <w:p>
+      <w:pPr>
+        <w:shd w:fill="F4F4F4" w:val="clear"/>
+        <w:spacing w:before="0" w:after="0"/>
+      </w:pPr>
+      <w:r>
+        <w:rPr>
+          <w:rFonts w:ascii="Courier New" w:cs="Courier New" w:eastAsia="Courier New" w:hAnsi="Courier New"/>
+          <w:color w:val="1F4E79"/>
+          <w:sz w:val="14"/>
+          <w:szCs w:val="14"/>
+        </w:rPr>
+        <w:t xml:space="preserve">│  API リクエスト発行 ────────────────────────────────────────────▶                              │</w:t>
+      </w:r>
+    </w:p>
+    <w:p>
+      <w:pPr>
+        <w:shd w:fill="F4F4F4" w:val="clear"/>
+        <w:spacing w:before="0" w:after="0"/>
+      </w:pPr>
+      <w:r>
+        <w:rPr>
+          <w:rFonts w:ascii="Courier New" w:cs="Courier New" w:eastAsia="Courier New" w:hAnsi="Courier New"/>
+          <w:color w:val="1F4E79"/>
+          <w:sz w:val="14"/>
+          <w:szCs w:val="14"/>
+        </w:rPr>
+        <w:t xml:space="preserve">│                     │                                           │                              │</w:t>
+      </w:r>
+    </w:p>
+    <w:p>
+      <w:pPr>
+        <w:shd w:fill="F4F4F4" w:val="clear"/>
+        <w:spacing w:before="0" w:after="0"/>
+      </w:pPr>
+      <w:r>
+        <w:rPr>
+          <w:rFonts w:ascii="Courier New" w:cs="Courier New" w:eastAsia="Courier New" w:hAnsi="Courier New"/>
+          <w:color w:val="1F4E79"/>
+          <w:sz w:val="14"/>
+          <w:szCs w:val="14"/>
+        </w:rPr>
+        <w:t xml:space="preserve">│                     │  ┌ JWT 有効期限チェック（MSAL）             │                              │</w:t>
+      </w:r>
+    </w:p>
+    <w:p>
+      <w:pPr>
+        <w:shd w:fill="F4F4F4" w:val="clear"/>
+        <w:spacing w:before="0" w:after="0"/>
+      </w:pPr>
+      <w:r>
+        <w:rPr>
+          <w:rFonts w:ascii="Courier New" w:cs="Courier New" w:eastAsia="Courier New" w:hAnsi="Courier New"/>
+          <w:color w:val="1F4E79"/>
+          <w:sz w:val="14"/>
+          <w:szCs w:val="14"/>
+        </w:rPr>
+        <w:t xml:space="preserve">│                     │  │  期限内 → そのままリクエスト             │                              │</w:t>
+      </w:r>
+    </w:p>
+    <w:p>
+      <w:pPr>
+        <w:shd w:fill="F4F4F4" w:val="clear"/>
+        <w:spacing w:before="0" w:after="0"/>
+      </w:pPr>
+      <w:r>
+        <w:rPr>
+          <w:rFonts w:ascii="Courier New" w:cs="Courier New" w:eastAsia="Courier New" w:hAnsi="Courier New"/>
+          <w:color w:val="1F4E79"/>
+          <w:sz w:val="14"/>
+          <w:szCs w:val="14"/>
+        </w:rPr>
+        <w:t xml:space="preserve">│                     │  │  期限切れ → AcquireTokenSilent()        │                              │</w:t>
+      </w:r>
+    </w:p>
+    <w:p>
+      <w:pPr>
+        <w:shd w:fill="F4F4F4" w:val="clear"/>
+        <w:spacing w:before="0" w:after="0"/>
+      </w:pPr>
+      <w:r>
+        <w:rPr>
+          <w:rFonts w:ascii="Courier New" w:cs="Courier New" w:eastAsia="Courier New" w:hAnsi="Courier New"/>
+          <w:color w:val="1F4E79"/>
+          <w:sz w:val="14"/>
+          <w:szCs w:val="14"/>
+        </w:rPr>
+        <w:t xml:space="preserve">│                     │  │    ↓ 成功 → 新 JWT でリクエスト          │                              │</w:t>
+      </w:r>
+    </w:p>
+    <w:p>
+      <w:pPr>
+        <w:shd w:fill="F4F4F4" w:val="clear"/>
+        <w:spacing w:before="0" w:after="0"/>
+      </w:pPr>
+      <w:r>
+        <w:rPr>
+          <w:rFonts w:ascii="Courier New" w:cs="Courier New" w:eastAsia="Courier New" w:hAnsi="Courier New"/>
+          <w:color w:val="1F4E79"/>
+          <w:sz w:val="14"/>
+          <w:szCs w:val="14"/>
+        </w:rPr>
+        <w:t xml:space="preserve">│                     │  │    ↓ 失敗 → loginRedirect               │                              │</w:t>
+      </w:r>
+    </w:p>
+    <w:p>
+      <w:pPr>
+        <w:shd w:fill="F4F4F4" w:val="clear"/>
+        <w:spacing w:before="0" w:after="0"/>
+      </w:pPr>
+      <w:r>
+        <w:rPr>
+          <w:rFonts w:ascii="Courier New" w:cs="Courier New" w:eastAsia="Courier New" w:hAnsi="Courier New"/>
+          <w:color w:val="1F4E79"/>
+          <w:sz w:val="14"/>
+          <w:szCs w:val="14"/>
+        </w:rPr>
+        <w:t xml:space="preserve">│  ログイン画面 ◁───────│─────────────（再ログイン / MFA 含む）      │                              │</w:t>
+      </w:r>
+    </w:p>
+    <w:p>
+      <w:pPr>
+        <w:shd w:fill="F4F4F4" w:val="clear"/>
+        <w:spacing w:before="0" w:after="0"/>
+      </w:pPr>
+      <w:r>
+        <w:rPr>
+          <w:rFonts w:ascii="Courier New" w:cs="Courier New" w:eastAsia="Courier New" w:hAnsi="Courier New"/>
+          <w:color w:val="1F4E79"/>
+          <w:sz w:val="14"/>
+          <w:szCs w:val="14"/>
+        </w:rPr>
+        <w:t xml:space="preserve">│                     │  └─────────────────────────────────────   │                              │</w:t>
+      </w:r>
+    </w:p>
+    <w:p>
+      <w:pPr>
+        <w:shd w:fill="F4F4F4" w:val="clear"/>
+        <w:spacing w:before="0" w:after="0"/>
+      </w:pPr>
+      <w:r>
+        <w:rPr>
+          <w:rFonts w:ascii="Courier New" w:cs="Courier New" w:eastAsia="Courier New" w:hAnsi="Courier New"/>
+          <w:color w:val="1F4E79"/>
+          <w:sz w:val="14"/>
+          <w:szCs w:val="14"/>
+        </w:rPr>
+        <w:t xml:space="preserve">│                     │                                           │                              │</w:t>
+      </w:r>
+    </w:p>
+    <w:p>
+      <w:pPr>
+        <w:shd w:fill="F4F4F4" w:val="clear"/>
+        <w:spacing w:before="0" w:after="0"/>
+      </w:pPr>
+      <w:r>
+        <w:rPr>
+          <w:rFonts w:ascii="Courier New" w:cs="Courier New" w:eastAsia="Courier New" w:hAnsi="Courier New"/>
+          <w:color w:val="1F4E79"/>
+          <w:sz w:val="14"/>
+          <w:szCs w:val="14"/>
+        </w:rPr>
+        <w:t xml:space="preserve">│                     │  【.NET 8 Middleware 側】                   │                              │</w:t>
+      </w:r>
+    </w:p>
+    <w:p>
+      <w:pPr>
+        <w:shd w:fill="F4F4F4" w:val="clear"/>
+        <w:spacing w:before="0" w:after="0"/>
+      </w:pPr>
+      <w:r>
+        <w:rPr>
+          <w:rFonts w:ascii="Courier New" w:cs="Courier New" w:eastAsia="Courier New" w:hAnsi="Courier New"/>
+          <w:color w:val="1F4E79"/>
+          <w:sz w:val="14"/>
+          <w:szCs w:val="14"/>
+        </w:rPr>
+        <w:t xml:space="preserve">│                     │  1. JWT トークン検証                        │                              │</w:t>
+      </w:r>
+    </w:p>
+    <w:p>
+      <w:pPr>
+        <w:shd w:fill="F4F4F4" w:val="clear"/>
+        <w:spacing w:before="0" w:after="0"/>
+      </w:pPr>
+      <w:r>
+        <w:rPr>
+          <w:rFonts w:ascii="Courier New" w:cs="Courier New" w:eastAsia="Courier New" w:hAnsi="Courier New"/>
+          <w:color w:val="1F4E79"/>
+          <w:sz w:val="14"/>
+          <w:szCs w:val="14"/>
+        </w:rPr>
+        <w:t xml:space="preserve">│                     │  Microsoft.Identity.Web が自動処理          │                              │</w:t>
+      </w:r>
+    </w:p>
+    <w:p>
+      <w:pPr>
+        <w:shd w:fill="F4F4F4" w:val="clear"/>
+        <w:spacing w:before="0" w:after="0"/>
+      </w:pPr>
+      <w:r>
+        <w:rPr>
+          <w:rFonts w:ascii="Courier New" w:cs="Courier New" w:eastAsia="Courier New" w:hAnsi="Courier New"/>
+          <w:color w:val="1F4E79"/>
+          <w:sz w:val="14"/>
+          <w:szCs w:val="14"/>
+        </w:rPr>
+        <w:t xml:space="preserve">│                     │  ・Entra ID 公開鍵で署名検証                 │                              │</w:t>
+      </w:r>
+    </w:p>
+    <w:p>
+      <w:pPr>
+        <w:shd w:fill="F4F4F4" w:val="clear"/>
+        <w:spacing w:before="0" w:after="0"/>
+      </w:pPr>
+      <w:r>
+        <w:rPr>
+          <w:rFonts w:ascii="Courier New" w:cs="Courier New" w:eastAsia="Courier New" w:hAnsi="Courier New"/>
+          <w:color w:val="1F4E79"/>
+          <w:sz w:val="14"/>
+          <w:szCs w:val="14"/>
+        </w:rPr>
+        <w:t xml:space="preserve">│                     │  ・有効期限 / Audience / Issuer チェック     │                              │</w:t>
+      </w:r>
+    </w:p>
+    <w:p>
+      <w:pPr>
+        <w:shd w:fill="F4F4F4" w:val="clear"/>
+        <w:spacing w:before="0" w:after="0"/>
+      </w:pPr>
+      <w:r>
+        <w:rPr>
+          <w:rFonts w:ascii="Courier New" w:cs="Courier New" w:eastAsia="Courier New" w:hAnsi="Courier New"/>
+          <w:color w:val="1F4E79"/>
+          <w:sz w:val="14"/>
+          <w:szCs w:val="14"/>
+        </w:rPr>
+        <w:t xml:space="preserve">│  認証エラー画面 ◁─────  異常（401 Unauthorized）                   │                              │</w:t>
+      </w:r>
+    </w:p>
+    <w:p>
+      <w:pPr>
+        <w:shd w:fill="F4F4F4" w:val="clear"/>
+        <w:spacing w:before="0" w:after="0"/>
+      </w:pPr>
+      <w:r>
+        <w:rPr>
+          <w:rFonts w:ascii="Courier New" w:cs="Courier New" w:eastAsia="Courier New" w:hAnsi="Courier New"/>
+          <w:color w:val="1F4E79"/>
+          <w:sz w:val="14"/>
+          <w:szCs w:val="14"/>
+        </w:rPr>
+        <w:t xml:space="preserve">│                     │          │（正常）                          │                              │</w:t>
+      </w:r>
+    </w:p>
+    <w:p>
+      <w:pPr>
+        <w:shd w:fill="F4F4F4" w:val="clear"/>
+        <w:spacing w:before="0" w:after="0"/>
+      </w:pPr>
+      <w:r>
+        <w:rPr>
+          <w:rFonts w:ascii="Courier New" w:cs="Courier New" w:eastAsia="Courier New" w:hAnsi="Courier New"/>
+          <w:color w:val="1F4E79"/>
+          <w:sz w:val="14"/>
+          <w:szCs w:val="14"/>
+        </w:rPr>
+        <w:t xml:space="preserve">│                     │          ▼                                 │                              │</w:t>
+      </w:r>
+    </w:p>
+    <w:p>
+      <w:pPr>
+        <w:shd w:fill="F4F4F4" w:val="clear"/>
+        <w:spacing w:before="0" w:after="0"/>
+      </w:pPr>
+      <w:r>
+        <w:rPr>
+          <w:rFonts w:ascii="Courier New" w:cs="Courier New" w:eastAsia="Courier New" w:hAnsi="Courier New"/>
+          <w:color w:val="1F4E79"/>
+          <w:sz w:val="14"/>
+          <w:szCs w:val="14"/>
+        </w:rPr>
+        <w:t xml:space="preserve">│                     │  2. ロール確認                              │                              │</w:t>
+      </w:r>
+    </w:p>
+    <w:p>
+      <w:pPr>
+        <w:shd w:fill="F4F4F4" w:val="clear"/>
+        <w:spacing w:before="0" w:after="0"/>
+      </w:pPr>
+      <w:r>
+        <w:rPr>
+          <w:rFonts w:ascii="Courier New" w:cs="Courier New" w:eastAsia="Courier New" w:hAnsi="Courier New"/>
+          <w:color w:val="1F4E79"/>
+          <w:sz w:val="14"/>
+          <w:szCs w:val="14"/>
+        </w:rPr>
+        <w:t xml:space="preserve">│                     │  JWT の roles クレームを確認                 │                              │</w:t>
+      </w:r>
+    </w:p>
+    <w:p>
+      <w:pPr>
+        <w:shd w:fill="F4F4F4" w:val="clear"/>
+        <w:spacing w:before="0" w:after="0"/>
+      </w:pPr>
+      <w:r>
+        <w:rPr>
+          <w:rFonts w:ascii="Courier New" w:cs="Courier New" w:eastAsia="Courier New" w:hAnsi="Courier New"/>
+          <w:color w:val="1F4E79"/>
+          <w:sz w:val="14"/>
+          <w:szCs w:val="14"/>
+        </w:rPr>
+        <w:t xml:space="preserve">│                     │  [Authorize(Roles=...)] で自動処理           │                              │</w:t>
+      </w:r>
+    </w:p>
+    <w:p>
+      <w:pPr>
+        <w:shd w:fill="F4F4F4" w:val="clear"/>
+        <w:spacing w:before="0" w:after="0"/>
+      </w:pPr>
+      <w:r>
+        <w:rPr>
+          <w:rFonts w:ascii="Courier New" w:cs="Courier New" w:eastAsia="Courier New" w:hAnsi="Courier New"/>
+          <w:color w:val="1F4E79"/>
+          <w:sz w:val="14"/>
+          <w:szCs w:val="14"/>
+        </w:rPr>
+        <w:t xml:space="preserve">│  403 画面 ◁───────────  ロールなし（403 Forbidden）                │                              │</w:t>
+      </w:r>
+    </w:p>
+    <w:p>
+      <w:pPr>
+        <w:shd w:fill="F4F4F4" w:val="clear"/>
+        <w:spacing w:before="0" w:after="0"/>
+      </w:pPr>
+      <w:r>
+        <w:rPr>
+          <w:rFonts w:ascii="Courier New" w:cs="Courier New" w:eastAsia="Courier New" w:hAnsi="Courier New"/>
+          <w:color w:val="1F4E79"/>
+          <w:sz w:val="14"/>
+          <w:szCs w:val="14"/>
+        </w:rPr>
+        <w:t xml:space="preserve">│                     │          │（ロールあり）                     │                              │</w:t>
+      </w:r>
+    </w:p>
+    <w:p>
+      <w:pPr>
+        <w:shd w:fill="F4F4F4" w:val="clear"/>
+        <w:spacing w:before="0" w:after="0"/>
+      </w:pPr>
+      <w:r>
+        <w:rPr>
+          <w:rFonts w:ascii="Courier New" w:cs="Courier New" w:eastAsia="Courier New" w:hAnsi="Courier New"/>
+          <w:color w:val="1F4E79"/>
+          <w:sz w:val="14"/>
+          <w:szCs w:val="14"/>
+        </w:rPr>
+        <w:t xml:space="preserve">│                     │          ▼                                 │                              │</w:t>
+      </w:r>
+    </w:p>
+    <w:p>
+      <w:pPr>
+        <w:shd w:fill="F4F4F4" w:val="clear"/>
+        <w:spacing w:before="0" w:after="0"/>
+      </w:pPr>
+      <w:r>
+        <w:rPr>
+          <w:rFonts w:ascii="Courier New" w:cs="Courier New" w:eastAsia="Courier New" w:hAnsi="Courier New"/>
+          <w:color w:val="1F4E79"/>
+          <w:sz w:val="14"/>
+          <w:szCs w:val="14"/>
+        </w:rPr>
+        <w:t xml:space="preserve">│                     │  3. 業務処理実行                            │                              │</w:t>
+      </w:r>
+    </w:p>
+    <w:p>
+      <w:pPr>
+        <w:shd w:fill="F4F4F4" w:val="clear"/>
+        <w:spacing w:before="0" w:after="0"/>
+      </w:pPr>
+      <w:r>
+        <w:rPr>
+          <w:rFonts w:ascii="Courier New" w:cs="Courier New" w:eastAsia="Courier New" w:hAnsi="Courier New"/>
+          <w:color w:val="1F4E79"/>
+          <w:sz w:val="14"/>
+          <w:szCs w:val="14"/>
+        </w:rPr>
+        <w:t xml:space="preserve">│                     │  Controller → FluentValidation             │                              │</w:t>
+      </w:r>
+    </w:p>
+    <w:p>
+      <w:pPr>
+        <w:shd w:fill="F4F4F4" w:val="clear"/>
+        <w:spacing w:before="0" w:after="0"/>
+      </w:pPr>
+      <w:r>
+        <w:rPr>
+          <w:rFonts w:ascii="Courier New" w:cs="Courier New" w:eastAsia="Courier New" w:hAnsi="Courier New"/>
+          <w:color w:val="1F4E79"/>
+          <w:sz w:val="14"/>
+          <w:szCs w:val="14"/>
+        </w:rPr>
+        <w:t xml:space="preserve">│                     │  → Service → AutoMapper                    │                              │</w:t>
+      </w:r>
+    </w:p>
+    <w:p>
+      <w:pPr>
+        <w:shd w:fill="F4F4F4" w:val="clear"/>
+        <w:spacing w:before="0" w:after="0"/>
+      </w:pPr>
+      <w:r>
+        <w:rPr>
+          <w:rFonts w:ascii="Courier New" w:cs="Courier New" w:eastAsia="Courier New" w:hAnsi="Courier New"/>
+          <w:color w:val="1F4E79"/>
+          <w:sz w:val="14"/>
+          <w:szCs w:val="14"/>
+        </w:rPr>
+        <w:t xml:space="preserve">│                     │  → Repository&lt;T&gt; → EF Core 8  ─ ─ ─ ─ ─▶  Azure SQL MI（業務DB）        │</w:t>
+      </w:r>
+    </w:p>
+    <w:p>
+      <w:pPr>
+        <w:shd w:fill="F4F4F4" w:val="clear"/>
+        <w:spacing w:before="0" w:after="0"/>
+      </w:pPr>
+      <w:r>
+        <w:rPr>
+          <w:rFonts w:ascii="Courier New" w:cs="Courier New" w:eastAsia="Courier New" w:hAnsi="Courier New"/>
+          <w:color w:val="1F4E79"/>
+          <w:sz w:val="14"/>
+          <w:szCs w:val="14"/>
+        </w:rPr>
+        <w:t xml:space="preserve">│                     │          │                                 │                              │</w:t>
+      </w:r>
+    </w:p>
+    <w:p>
+      <w:pPr>
+        <w:shd w:fill="F4F4F4" w:val="clear"/>
+        <w:spacing w:before="0" w:after="0"/>
+      </w:pPr>
+      <w:r>
+        <w:rPr>
+          <w:rFonts w:ascii="Courier New" w:cs="Courier New" w:eastAsia="Courier New" w:hAnsi="Courier New"/>
+          <w:color w:val="1F4E79"/>
+          <w:sz w:val="14"/>
+          <w:szCs w:val="14"/>
+        </w:rPr>
+        <w:t xml:space="preserve">│                     │  4. AuthLog 記録（★TBD）  ─ ─ ─ ─ ─ ─ ─▶  AuthLog テーブル（要否確認中）│</w:t>
+      </w:r>
+    </w:p>
+    <w:p>
+      <w:pPr>
+        <w:shd w:fill="F4F4F4" w:val="clear"/>
+        <w:spacing w:before="0" w:after="0"/>
+      </w:pPr>
+      <w:r>
+        <w:rPr>
+          <w:rFonts w:ascii="Courier New" w:cs="Courier New" w:eastAsia="Courier New" w:hAnsi="Courier New"/>
+          <w:color w:val="1F4E79"/>
+          <w:sz w:val="14"/>
+          <w:szCs w:val="14"/>
+        </w:rPr>
+        <w:t xml:space="preserve">│                     │     画面ID / UPN / OID / 日時               │                              │</w:t>
+      </w:r>
+    </w:p>
+    <w:p>
+      <w:pPr>
+        <w:shd w:fill="F4F4F4" w:val="clear"/>
+        <w:spacing w:before="0" w:after="0"/>
+      </w:pPr>
+      <w:r>
+        <w:rPr>
+          <w:rFonts w:ascii="Courier New" w:cs="Courier New" w:eastAsia="Courier New" w:hAnsi="Courier New"/>
+          <w:color w:val="1F4E79"/>
+          <w:sz w:val="14"/>
+          <w:szCs w:val="14"/>
+        </w:rPr>
+        <w:t xml:space="preserve">│                     │          │                                 │                              │</w:t>
+      </w:r>
+    </w:p>
+    <w:p>
+      <w:pPr>
+        <w:shd w:fill="F4F4F4" w:val="clear"/>
+        <w:spacing w:before="0" w:after="0"/>
+      </w:pPr>
+      <w:r>
+        <w:rPr>
+          <w:rFonts w:ascii="Courier New" w:cs="Courier New" w:eastAsia="Courier New" w:hAnsi="Courier New"/>
+          <w:color w:val="1F4E79"/>
+          <w:sz w:val="14"/>
+          <w:szCs w:val="14"/>
+        </w:rPr>
+        <w:t xml:space="preserve">│  次の業務画面   ◁─────  ApiResponse&lt;T&gt;（200 OK）                   │                              │</w:t>
+      </w:r>
+    </w:p>
+    <w:p>
+      <w:pPr>
+        <w:shd w:fill="F4F4F4" w:val="clear"/>
+        <w:spacing w:before="0" w:after="0"/>
+      </w:pPr>
+      <w:r>
+        <w:rPr>
+          <w:rFonts w:ascii="Courier New" w:cs="Courier New" w:eastAsia="Courier New" w:hAnsi="Courier New"/>
+          <w:color w:val="1F4E79"/>
+          <w:sz w:val="14"/>
+          <w:szCs w:val="14"/>
+        </w:rPr>
+        <w:t xml:space="preserve">└────────────────────┴──────────────────────────────────────────┴──────────────────────────────┘</w:t>
       </w:r>
     </w:p>
     <w:p>
@@ -15089,7 +15314,7 @@
           <w:sz w:val="20"/>
           <w:szCs w:val="20"/>
         </w:rPr>
-        <w:t xml:space="preserve"> JWT トークン検証</w:t>
+        <w:t xml:space="preserve"> JWT トークン検証（.NET 8 Middleware）</w:t>
       </w:r>
     </w:p>
     <w:p>
@@ -15109,7 +15334,7 @@
           <w:sz w:val="20"/>
           <w:szCs w:val="20"/>
         </w:rPr>
-        <w:t xml:space="preserve">Angular（MsalInterceptor）が全 API リクエストの Authorization ヘッダーに Bearer JWT を自動付与する。.NET 8 の Microsoft.Identity.Web（JwtBearerHandler）が Entra ID の公開鍵を使って署名・有効期限・Audience・Issuer を自動検証する。本システムの DB にトークン管理テーブルを持つ必要はない。検証失敗時は 401 Unauthorized を返却し、MsalInterceptor が再ログインを起動する。</w:t>
+        <w:t xml:space="preserve">Angular の MsalInterceptor が全 API リクエストの Authorization ヘッダーに Bearer JWT を自動付与する。JWT の有効期限が切れている場合は MsalInterceptor が AcquireTokenSilent() でサイレント更新を試みる。更新失敗時は loginRedirect で再ログイン（MFA 含む）を要求する。.NET 8 側では Microsoft.Identity.Web（JwtBearerHandler）が Entra ID の公開鍵を使って署名・有効期限・Audience・Issuer を自動検証する。本システムの DB にトークン管理テーブルを持つ必要はない。</w:t>
       </w:r>
     </w:p>
     <w:p>
@@ -15142,7 +15367,7 @@
           <w:sz w:val="20"/>
           <w:szCs w:val="20"/>
         </w:rPr>
-        <w:t xml:space="preserve"> ロール確認</w:t>
+        <w:t xml:space="preserve"> ロール確認（.NET 8 Middleware）</w:t>
       </w:r>
     </w:p>
     <w:p>
@@ -15162,7 +15387,7 @@
           <w:sz w:val="20"/>
           <w:szCs w:val="20"/>
         </w:rPr>
-        <w:t xml:space="preserve">JWT の roles クレームから [Authorize(Roles=...)] または [Authorize(Policy=...)] によりロールを確認する。ロールが不足している場合は 403 Forbidden を返却する。</w:t>
+        <w:t xml:space="preserve">UseAuthorization ミドルウェアが JWT の roles クレームから [Authorize(Roles=...)] または [Authorize(Policy=...)] によりロールを確認する。ロールが不足している場合は 403 Forbidden を返却する。本処理は .NET 8 のミドルウェアが自動で行うため、Controller に個別実装は不要。</w:t>
       </w:r>
     </w:p>
     <w:p>
@@ -15215,7 +15440,7 @@
           <w:sz w:val="20"/>
           <w:szCs w:val="20"/>
         </w:rPr>
-        <w:t xml:space="preserve">Controller → FluentValidation → Service → AutoMapper → Repository&lt;T&gt; → EF Core 8 → Azure SQL MI の順で業務処理を実行する。処理結果は ApiResponse&lt;T&gt; 形式で返却する。</w:t>
+        <w:t xml:space="preserve">Controller → FluentValidation → Service → AutoMapper → Repository&lt;T&gt; → EF Core 8 → Azure SQL MI の順で業務処理を実行する。処理結果は ApiResponse&lt;T&gt;（result / nrmList / wrnList / errList）形式で返却する。</w:t>
       </w:r>
     </w:p>
     <w:p>
@@ -15268,7 +15493,7 @@
           <w:sz w:val="20"/>
           <w:szCs w:val="20"/>
         </w:rPr>
-        <w:t xml:space="preserve">業務画面レベルのアクセスログ（画面 ID / UPN / 日時）を AuthLog テーブルに記録する。★TBD：監査要件の有無を顧客確認後に決定する。不要と判断した場合はこのステップを省略する。なお、ログイン成功・失敗・アカウントロックのログは Entra ID のサインインログ（Azure Monitor）に委託するため、本システムでは管理しない。</w:t>
+        <w:t xml:space="preserve">監査要件がある場合に限り、業務画面アクセスログ（画面 ID / UPN / OID / 日時）を AuthLog テーブルに記録する。★TBD：顧客の監査要件確認後に決定する。不要と判断した場合はこのステップを省略する。ログイン成功・失敗・アカウントロックのログは Entra ID のサインインログ（Azure Monitor）に委託するため、本システムでは管理しない。</w:t>
       </w:r>
     </w:p>
     <w:p>
@@ -19448,6 +19673,48 @@
     </w:p>
     <w:p>
       <w:pPr>
+        <w:pBdr>
+          <w:left w:val="single" w:color="7F6000" w:sz="12" w:space="0"/>
+        </w:pBdr>
+        <w:shd w:fill="FFF2CC" w:val="clear"/>
+        <w:spacing w:before="60" w:after="60"/>
+        <w:ind w:left="120"/>
+      </w:pPr>
+      <w:r>
+        <w:rPr>
+          <w:rFonts w:ascii="Meiryo" w:cs="Meiryo" w:eastAsia="Meiryo" w:hAnsi="Meiryo"/>
+          <w:b/>
+          <w:bCs/>
+          <w:i w:val="false"/>
+          <w:iCs w:val="false"/>
+          <w:color w:val="7F6000"/>
+          <w:sz w:val="18"/>
+          <w:szCs w:val="18"/>
+        </w:rPr>
+        <w:t xml:space="preserve">★ ★TBD：本機能（アプリケーションレベルのメール認証コード）の要否は顧客確認後に決定する。不要の場合は本節を削除し、MFA は Entra ID の条件付きアクセス（Microsoft Authenticator）のみで対応する。</w:t>
+      </w:r>
+    </w:p>
+    <w:p>
+      <w:pPr>
+        <w:spacing w:before="40" w:after="40"/>
+        <w:jc w:val="left"/>
+      </w:pPr>
+      <w:r>
+        <w:rPr>
+          <w:rFonts w:ascii="Meiryo" w:cs="Meiryo" w:eastAsia="Meiryo" w:hAnsi="Meiryo"/>
+          <w:b w:val="false"/>
+          <w:bCs w:val="false"/>
+          <w:i w:val="false"/>
+          <w:iCs w:val="false"/>
+          <w:color w:val="000000"/>
+          <w:sz w:val="20"/>
+          <w:szCs w:val="20"/>
+        </w:rPr>
+        <w:t xml:space="preserve"/>
+      </w:r>
+    </w:p>
+    <w:p>
+      <w:pPr>
         <w:spacing w:before="60" w:after="60"/>
         <w:jc w:val="left"/>
       </w:pPr>
@@ -19481,7 +19748,7 @@
           <w:sz w:val="20"/>
           <w:szCs w:val="20"/>
         </w:rPr>
-        <w:t xml:space="preserve">予め本システムに登録されているログインユーザ毎のメールアドレスに対してシステムにて払い出した認証コードを送信し、画面にて当該認証コードを入力させることで認証を行う方式とする。</w:t>
+        <w:t xml:space="preserve">Entra ID のトークン（email クレーム）から取得したメールアドレスに対して認証コードを送信し、画面にて当該認証コードを入力させることで認証を行う方式とする。</w:t>
       </w:r>
     </w:p>
     <w:p>
@@ -19501,7 +19768,7 @@
           <w:sz w:val="18"/>
           <w:szCs w:val="18"/>
         </w:rPr>
-        <w:t xml:space="preserve">※ 本機能は Entra ID の MFA（多要素認証）とは独立したアプリケーションレベルの追加認証である。MFA の設定はクラウド環境接続時に別途実施する（★TBD）。</w:t>
+        <w:t xml:space="preserve">※ 本機能は Entra ID の MFA（Microsoft Authenticator）とは独立したアプリケーションレベルの追加認証である。特定の重要業務画面のみに適用することを想定している。</w:t>
       </w:r>
     </w:p>
     <w:p>
@@ -19885,82 +20152,157 @@
           <w:sz w:val="14"/>
           <w:szCs w:val="14"/>
         </w:rPr>
-        <w:t xml:space="preserve">│  認証コード送信 ────────────────────────────────────────▶   3. メールアドレス登録済みチェック      │</w:t>
-      </w:r>
-    </w:p>
-    <w:p>
-      <w:pPr>
-        <w:shd w:fill="F4F4F4" w:val="clear"/>
-        <w:spacing w:before="0" w:after="0"/>
-      </w:pPr>
-      <w:r>
-        <w:rPr>
-          <w:rFonts w:ascii="Courier New" w:cs="Courier New" w:eastAsia="Courier New" w:hAnsi="Courier New"/>
-          <w:color w:val="1F4E79"/>
-          <w:sz w:val="14"/>
-          <w:szCs w:val="14"/>
-        </w:rPr>
-        <w:t xml:space="preserve">│          ▲ 未登録             │                              │  ◀─ ─  ログイン情報テーブル           │</w:t>
-      </w:r>
-    </w:p>
-    <w:p>
-      <w:pPr>
-        <w:shd w:fill="F4F4F4" w:val="clear"/>
-        <w:spacing w:before="0" w:after="0"/>
-      </w:pPr>
-      <w:r>
-        <w:rPr>
-          <w:rFonts w:ascii="Courier New" w:cs="Courier New" w:eastAsia="Courier New" w:hAnsi="Courier New"/>
-          <w:color w:val="1F4E79"/>
-          <w:sz w:val="14"/>
-          <w:szCs w:val="14"/>
-        </w:rPr>
-        <w:t xml:space="preserve">│  2段階認証画面               │     登録済み                  │        ・利用者メールアドレス          │</w:t>
-      </w:r>
-    </w:p>
-    <w:p>
-      <w:pPr>
-        <w:shd w:fill="F4F4F4" w:val="clear"/>
-        <w:spacing w:before="0" w:after="0"/>
-      </w:pPr>
-      <w:r>
-        <w:rPr>
-          <w:rFonts w:ascii="Courier New" w:cs="Courier New" w:eastAsia="Courier New" w:hAnsi="Courier New"/>
-          <w:color w:val="1F4E79"/>
-          <w:sz w:val="14"/>
-          <w:szCs w:val="14"/>
-        </w:rPr>
-        <w:t xml:space="preserve">│  （認証コード認証待ち）        │                              │                                      │</w:t>
-      </w:r>
-    </w:p>
-    <w:p>
-      <w:pPr>
-        <w:shd w:fill="F4F4F4" w:val="clear"/>
-        <w:spacing w:before="0" w:after="0"/>
-      </w:pPr>
-      <w:r>
-        <w:rPr>
-          <w:rFonts w:ascii="Courier New" w:cs="Courier New" w:eastAsia="Courier New" w:hAnsi="Courier New"/>
-          <w:color w:val="1F4E79"/>
-          <w:sz w:val="14"/>
-          <w:szCs w:val="14"/>
-        </w:rPr>
-        <w:t xml:space="preserve">│  認証コード入力 ────────────────────────────────────────▶   4. 認証コード不一致チェック           │</w:t>
-      </w:r>
-    </w:p>
-    <w:p>
-      <w:pPr>
-        <w:shd w:fill="F4F4F4" w:val="clear"/>
-        <w:spacing w:before="0" w:after="0"/>
-      </w:pPr>
-      <w:r>
-        <w:rPr>
-          <w:rFonts w:ascii="Courier New" w:cs="Courier New" w:eastAsia="Courier New" w:hAnsi="Courier New"/>
-          <w:color w:val="1F4E79"/>
-          <w:sz w:val="14"/>
-          <w:szCs w:val="14"/>
-        </w:rPr>
-        <w:t xml:space="preserve">│          ▲ ②                 │  認証コード不一致              │  ◀─ ─  2段階認証情報テーブル         │</w:t>
+        <w:t xml:space="preserve">│  認証コード送信ボタン押下 ──────────────────────────────▶   3. email クレーム取得                  │</w:t>
+      </w:r>
+    </w:p>
+    <w:p>
+      <w:pPr>
+        <w:shd w:fill="F4F4F4" w:val="clear"/>
+        <w:spacing w:before="0" w:after="0"/>
+      </w:pPr>
+      <w:r>
+        <w:rPr>
+          <w:rFonts w:ascii="Courier New" w:cs="Courier New" w:eastAsia="Courier New" w:hAnsi="Courier New"/>
+          <w:color w:val="1F4E79"/>
+          <w:sz w:val="14"/>
+          <w:szCs w:val="14"/>
+        </w:rPr>
+        <w:t xml:space="preserve">│                              │  （Entra ID JWT から取得）     │                                      │</w:t>
+      </w:r>
+    </w:p>
+    <w:p>
+      <w:pPr>
+        <w:shd w:fill="F4F4F4" w:val="clear"/>
+        <w:spacing w:before="0" w:after="0"/>
+      </w:pPr>
+      <w:r>
+        <w:rPr>
+          <w:rFonts w:ascii="Courier New" w:cs="Courier New" w:eastAsia="Courier New" w:hAnsi="Courier New"/>
+          <w:color w:val="1F4E79"/>
+          <w:sz w:val="14"/>
+          <w:szCs w:val="14"/>
+        </w:rPr>
+        <w:t xml:space="preserve">│  エラー画面 ◁──────────────────  email なし（エラー）          │  ← JWT の email クレームを参照        │</w:t>
+      </w:r>
+    </w:p>
+    <w:p>
+      <w:pPr>
+        <w:shd w:fill="F4F4F4" w:val="clear"/>
+        <w:spacing w:before="0" w:after="0"/>
+      </w:pPr>
+      <w:r>
+        <w:rPr>
+          <w:rFonts w:ascii="Courier New" w:cs="Courier New" w:eastAsia="Courier New" w:hAnsi="Courier New"/>
+          <w:color w:val="1F4E79"/>
+          <w:sz w:val="14"/>
+          <w:szCs w:val="14"/>
+        </w:rPr>
+        <w:t xml:space="preserve">│                              │          │ email あり           │    本システム DB の参照は不要         │</w:t>
+      </w:r>
+    </w:p>
+    <w:p>
+      <w:pPr>
+        <w:shd w:fill="F4F4F4" w:val="clear"/>
+        <w:spacing w:before="0" w:after="0"/>
+      </w:pPr>
+      <w:r>
+        <w:rPr>
+          <w:rFonts w:ascii="Courier New" w:cs="Courier New" w:eastAsia="Courier New" w:hAnsi="Courier New"/>
+          <w:color w:val="1F4E79"/>
+          <w:sz w:val="14"/>
+          <w:szCs w:val="14"/>
+        </w:rPr>
+        <w:t xml:space="preserve">│                              │          ▼                   │                                      │</w:t>
+      </w:r>
+    </w:p>
+    <w:p>
+      <w:pPr>
+        <w:shd w:fill="F4F4F4" w:val="clear"/>
+        <w:spacing w:before="0" w:after="0"/>
+      </w:pPr>
+      <w:r>
+        <w:rPr>
+          <w:rFonts w:ascii="Courier New" w:cs="Courier New" w:eastAsia="Courier New" w:hAnsi="Courier New"/>
+          <w:color w:val="1F4E79"/>
+          <w:sz w:val="14"/>
+          <w:szCs w:val="14"/>
+        </w:rPr>
+        <w:t xml:space="preserve">│                              │  4. 認証コード発行・メール送信 ─ ─ ─ ─▶  2段階認証情報テーブル     │</w:t>
+      </w:r>
+    </w:p>
+    <w:p>
+      <w:pPr>
+        <w:shd w:fill="F4F4F4" w:val="clear"/>
+        <w:spacing w:before="0" w:after="0"/>
+      </w:pPr>
+      <w:r>
+        <w:rPr>
+          <w:rFonts w:ascii="Courier New" w:cs="Courier New" w:eastAsia="Courier New" w:hAnsi="Courier New"/>
+          <w:color w:val="1F4E79"/>
+          <w:sz w:val="14"/>
+          <w:szCs w:val="14"/>
+        </w:rPr>
+        <w:t xml:space="preserve">│                              │  （ランダムコード生成）        │  ・認証コード（ハッシュ）             │</w:t>
+      </w:r>
+    </w:p>
+    <w:p>
+      <w:pPr>
+        <w:shd w:fill="F4F4F4" w:val="clear"/>
+        <w:spacing w:before="0" w:after="0"/>
+      </w:pPr>
+      <w:r>
+        <w:rPr>
+          <w:rFonts w:ascii="Courier New" w:cs="Courier New" w:eastAsia="Courier New" w:hAnsi="Courier New"/>
+          <w:color w:val="1F4E79"/>
+          <w:sz w:val="14"/>
+          <w:szCs w:val="14"/>
+        </w:rPr>
+        <w:t xml:space="preserve">│  2段階認証画面               │                              │  ・送信日時 / 有効期限               │</w:t>
+      </w:r>
+    </w:p>
+    <w:p>
+      <w:pPr>
+        <w:shd w:fill="F4F4F4" w:val="clear"/>
+        <w:spacing w:before="0" w:after="0"/>
+      </w:pPr>
+      <w:r>
+        <w:rPr>
+          <w:rFonts w:ascii="Courier New" w:cs="Courier New" w:eastAsia="Courier New" w:hAnsi="Courier New"/>
+          <w:color w:val="1F4E79"/>
+          <w:sz w:val="14"/>
+          <w:szCs w:val="14"/>
+        </w:rPr>
+        <w:t xml:space="preserve">│  （認証コード入力待ち）        │                              │  ・認証フラグ = 未認証               │</w:t>
+      </w:r>
+    </w:p>
+    <w:p>
+      <w:pPr>
+        <w:shd w:fill="F4F4F4" w:val="clear"/>
+        <w:spacing w:before="0" w:after="0"/>
+      </w:pPr>
+      <w:r>
+        <w:rPr>
+          <w:rFonts w:ascii="Courier New" w:cs="Courier New" w:eastAsia="Courier New" w:hAnsi="Courier New"/>
+          <w:color w:val="1F4E79"/>
+          <w:sz w:val="14"/>
+          <w:szCs w:val="14"/>
+        </w:rPr>
+        <w:t xml:space="preserve">│  認証コード入力 ────────────────────────────────────────▶   5. 認証コード照合チェック            │</w:t>
+      </w:r>
+    </w:p>
+    <w:p>
+      <w:pPr>
+        <w:shd w:fill="F4F4F4" w:val="clear"/>
+        <w:spacing w:before="0" w:after="0"/>
+      </w:pPr>
+      <w:r>
+        <w:rPr>
+          <w:rFonts w:ascii="Courier New" w:cs="Courier New" w:eastAsia="Courier New" w:hAnsi="Courier New"/>
+          <w:color w:val="1F4E79"/>
+          <w:sz w:val="14"/>
+          <w:szCs w:val="14"/>
+        </w:rPr>
+        <w:t xml:space="preserve">│          ▲ ②（不一致）        │  認証コード不一致              │  ◀─ ─  2段階認証情報テーブル         │</w:t>
       </w:r>
     </w:p>
     <w:p>
@@ -19990,7 +20332,7 @@
           <w:sz w:val="14"/>
           <w:szCs w:val="14"/>
         </w:rPr>
-        <w:t xml:space="preserve">│                              │  5. 認証コード有効期限チェック │  ◀─ ─  2段階認証情報テーブル         │</w:t>
+        <w:t xml:space="preserve">│                              │  6. 認証コード有効期限チェック │  ◀─ ─  2段階認証情報テーブル         │</w:t>
       </w:r>
     </w:p>
     <w:p>
@@ -20152,7 +20494,7 @@
           <w:sz w:val="14"/>
           <w:szCs w:val="14"/>
         </w:rPr>
-        <w:t xml:space="preserve">│                              │  6. 認証拒否回数チェック  ◀──  2段階認証情報テーブル               │</w:t>
+        <w:t xml:space="preserve">│                              │  7. 認証拒否回数チェック  ◀──  2段階認証情報テーブル               │</w:t>
       </w:r>
     </w:p>
     <w:p>
@@ -20197,7 +20539,7 @@
           <w:sz w:val="14"/>
           <w:szCs w:val="14"/>
         </w:rPr>
-        <w:t xml:space="preserve">│                              │  認証成功 → フラグ更新 ─────▶  2段階認証情報テーブル（更新）        │</w:t>
+        <w:t xml:space="preserve">│                              │  8. 認証成功 → テーブル更新 ─▶  2段階認証情報テーブル（更新）        │</w:t>
       </w:r>
     </w:p>
     <w:p>
@@ -20227,7 +20569,7 @@
           <w:sz w:val="14"/>
           <w:szCs w:val="14"/>
         </w:rPr>
-        <w:t xml:space="preserve">│                              │                              │  ・認証拒否回数 = 0 リセット          │</w:t>
+        <w:t xml:space="preserve">│                              │                              │  ・認証拒否回数 = 0（リセット）       │</w:t>
       </w:r>
     </w:p>
     <w:p>
@@ -20329,7 +20671,7 @@
           <w:sz w:val="20"/>
           <w:szCs w:val="20"/>
         </w:rPr>
-        <w:t xml:space="preserve">ユーザの 2 段階認証の認証拒否回数が規定回数以上かのチェックを行う。規定回数以上の場合は操作権限エラー画面へ遷移する。</w:t>
+        <w:t xml:space="preserve">2段階認証情報テーブルからユーザの認証拒否回数を取得し、規定回数（3回）以上の場合は操作権限エラー画面へ遷移する。</w:t>
       </w:r>
     </w:p>
     <w:p>
@@ -20382,7 +20724,7 @@
           <w:sz w:val="20"/>
           <w:szCs w:val="20"/>
         </w:rPr>
-        <w:t xml:space="preserve">ユーザの 2 段階認証が認証済みかのチェックを行う。認証済みであればユーザーの選択した次の業務画面に遷移する。</w:t>
+        <w:t xml:space="preserve">2段階認証情報テーブルの認証フラグを確認する。認証済みかつ認証有効時間（2時間）内であれば次の業務画面へ遷移する。</w:t>
       </w:r>
     </w:p>
     <w:p>
@@ -20415,7 +20757,7 @@
           <w:sz w:val="20"/>
           <w:szCs w:val="20"/>
         </w:rPr>
-        <w:t xml:space="preserve"> 利用者メールアドレス登録済みチェック</w:t>
+        <w:t xml:space="preserve"> email クレーム取得</w:t>
       </w:r>
     </w:p>
     <w:p>
@@ -20435,7 +20777,7 @@
           <w:sz w:val="20"/>
           <w:szCs w:val="20"/>
         </w:rPr>
-        <w:t xml:space="preserve">ログイン情報にメールアドレスが登録済みかのチェックを行う。登録済みであれば認証コードのメールを送信する。メールアドレスは Entra ID の email クレームから取得する。</w:t>
+        <w:t xml:space="preserve">Entra ID が発行した JWT の email クレームからメールアドレスを取得する。本システムの DB にメールアドレスを保持する必要はない。email クレームが存在しない場合はエラー画面へ遷移する。</w:t>
       </w:r>
     </w:p>
     <w:p>
@@ -20468,7 +20810,7 @@
           <w:sz w:val="20"/>
           <w:szCs w:val="20"/>
         </w:rPr>
-        <w:t xml:space="preserve"> 認証コード不一致チェック</w:t>
+        <w:t xml:space="preserve"> 認証コード発行・メール送信</w:t>
       </w:r>
     </w:p>
     <w:p>
@@ -20488,7 +20830,7 @@
           <w:sz w:val="20"/>
           <w:szCs w:val="20"/>
         </w:rPr>
-        <w:t xml:space="preserve">入力された認証コードと送信認証コードが一致するかを判定する。不一致の場合は認証拒否回数をカウントアップする。</w:t>
+        <w:t xml:space="preserve">ランダムな認証コードを生成し、取得したメールアドレス宛にメール送信する。認証コード（BCrypt ハッシュ）・送信日時・有効期限・認証フラグ（未認証）を2段階認証情報テーブルに保存する。</w:t>
       </w:r>
     </w:p>
     <w:p>
@@ -20521,7 +20863,7 @@
           <w:sz w:val="20"/>
           <w:szCs w:val="20"/>
         </w:rPr>
-        <w:t xml:space="preserve"> 認証コード有効期限チェック</w:t>
+        <w:t xml:space="preserve"> 認証コード照合チェック</w:t>
       </w:r>
     </w:p>
     <w:p>
@@ -20541,7 +20883,7 @@
           <w:sz w:val="20"/>
           <w:szCs w:val="20"/>
         </w:rPr>
-        <w:t xml:space="preserve">メール送信から規定時間経過しているかチェックを行う。期限超過の場合は認証コード送信画面に遷移させる。</w:t>
+        <w:t xml:space="preserve">ユーザが入力した認証コードと2段階認証情報テーブルに保存したコードを照合する。不一致の場合は認証拒否回数をカウントアップして ② に戻る。</w:t>
       </w:r>
     </w:p>
     <w:p>
@@ -20574,7 +20916,7 @@
           <w:sz w:val="20"/>
           <w:szCs w:val="20"/>
         </w:rPr>
-        <w:t xml:space="preserve"> 認証拒否回数チェック（最終）</w:t>
+        <w:t xml:space="preserve"> 認証コード有効期限チェック</w:t>
       </w:r>
     </w:p>
     <w:p>
@@ -20594,7 +20936,113 @@
           <w:sz w:val="20"/>
           <w:szCs w:val="20"/>
         </w:rPr>
-        <w:t xml:space="preserve">認証成功後、最終的な拒否回数チェックを行い、問題なければ認証フラグを更新して業務画面へ遷移する。</w:t>
+        <w:t xml:space="preserve">送信日時から規定時間（10分）経過しているかチェックする。期限超過の場合は認証コード送信画面に遷移させる。</w:t>
+      </w:r>
+    </w:p>
+    <w:p>
+      <w:pPr>
+        <w:spacing w:before="40" w:after="40"/>
+        <w:ind w:left="480" w:hanging="360"/>
+        <w:jc w:val="left"/>
+      </w:pPr>
+      <w:r>
+        <w:rPr>
+          <w:rFonts w:ascii="Meiryo" w:cs="Meiryo" w:eastAsia="Meiryo" w:hAnsi="Meiryo"/>
+          <w:b/>
+          <w:bCs/>
+          <w:i w:val="false"/>
+          <w:iCs w:val="false"/>
+          <w:color w:val="000000"/>
+          <w:sz w:val="20"/>
+          <w:szCs w:val="20"/>
+        </w:rPr>
+        <w:t xml:space="preserve">（7）</w:t>
+      </w:r>
+      <w:r>
+        <w:rPr>
+          <w:rFonts w:ascii="Meiryo" w:cs="Meiryo" w:eastAsia="Meiryo" w:hAnsi="Meiryo"/>
+          <w:b w:val="false"/>
+          <w:bCs w:val="false"/>
+          <w:i w:val="false"/>
+          <w:iCs w:val="false"/>
+          <w:color w:val="000000"/>
+          <w:sz w:val="20"/>
+          <w:szCs w:val="20"/>
+        </w:rPr>
+        <w:t xml:space="preserve"> 認証拒否回数チェック（最終）</w:t>
+      </w:r>
+    </w:p>
+    <w:p>
+      <w:pPr>
+        <w:spacing w:before="25" w:after="25"/>
+        <w:ind w:left="720" w:hanging="0"/>
+        <w:jc w:val="left"/>
+      </w:pPr>
+      <w:r>
+        <w:rPr>
+          <w:rFonts w:ascii="Meiryo" w:cs="Meiryo" w:eastAsia="Meiryo" w:hAnsi="Meiryo"/>
+          <w:b w:val="false"/>
+          <w:bCs w:val="false"/>
+          <w:i w:val="false"/>
+          <w:iCs w:val="false"/>
+          <w:color w:val="000000"/>
+          <w:sz w:val="20"/>
+          <w:szCs w:val="20"/>
+        </w:rPr>
+        <w:t xml:space="preserve">有効期限チェック通過後、認証拒否回数が規定回数以上でないことを確認する。</w:t>
+      </w:r>
+    </w:p>
+    <w:p>
+      <w:pPr>
+        <w:spacing w:before="40" w:after="40"/>
+        <w:ind w:left="480" w:hanging="360"/>
+        <w:jc w:val="left"/>
+      </w:pPr>
+      <w:r>
+        <w:rPr>
+          <w:rFonts w:ascii="Meiryo" w:cs="Meiryo" w:eastAsia="Meiryo" w:hAnsi="Meiryo"/>
+          <w:b/>
+          <w:bCs/>
+          <w:i w:val="false"/>
+          <w:iCs w:val="false"/>
+          <w:color w:val="000000"/>
+          <w:sz w:val="20"/>
+          <w:szCs w:val="20"/>
+        </w:rPr>
+        <w:t xml:space="preserve">（8）</w:t>
+      </w:r>
+      <w:r>
+        <w:rPr>
+          <w:rFonts w:ascii="Meiryo" w:cs="Meiryo" w:eastAsia="Meiryo" w:hAnsi="Meiryo"/>
+          <w:b w:val="false"/>
+          <w:bCs w:val="false"/>
+          <w:i w:val="false"/>
+          <w:iCs w:val="false"/>
+          <w:color w:val="000000"/>
+          <w:sz w:val="20"/>
+          <w:szCs w:val="20"/>
+        </w:rPr>
+        <w:t xml:space="preserve"> 認証成功・テーブル更新</w:t>
+      </w:r>
+    </w:p>
+    <w:p>
+      <w:pPr>
+        <w:spacing w:before="25" w:after="25"/>
+        <w:ind w:left="720" w:hanging="0"/>
+        <w:jc w:val="left"/>
+      </w:pPr>
+      <w:r>
+        <w:rPr>
+          <w:rFonts w:ascii="Meiryo" w:cs="Meiryo" w:eastAsia="Meiryo" w:hAnsi="Meiryo"/>
+          <w:b w:val="false"/>
+          <w:bCs w:val="false"/>
+          <w:i w:val="false"/>
+          <w:iCs w:val="false"/>
+          <w:color w:val="000000"/>
+          <w:sz w:val="20"/>
+          <w:szCs w:val="20"/>
+        </w:rPr>
+        <w:t xml:space="preserve">2段階認証情報テーブルの認証フラグを「認証済」に更新し、認証拒否回数を 0 にリセットする。次の業務画面へ遷移する。</w:t>
       </w:r>
     </w:p>
     <w:p>
@@ -23522,13 +23970,12 @@
           <w:sz w:val="20"/>
           <w:szCs w:val="20"/>
         </w:rPr>
-        <w:t xml:space="preserve">ユーザ認証の定義値については、アプリケーション処理方式設計書・別紙・プロパティ定義で定義しており、変更時はプロパティファイルを修正する。</w:t>
+        <w:t xml:space="preserve">本システムの認証基盤は Entra ID に委託しているため、アカウントロック・パスワード管理等の定義値は Entra ID / 庁内 AD のポリシーが「正」となる。本節に記載する定義値は本システム側（Angular / .NET 8）で管理するものに限定する。</w:t>
       </w:r>
     </w:p>
     <w:p>
       <w:pPr>
         <w:spacing w:before="40" w:after="40"/>
-        <w:ind w:left="480" w:hanging="0"/>
         <w:jc w:val="left"/>
       </w:pPr>
       <w:r>
@@ -23536,18 +23983,1141 @@
           <w:rFonts w:ascii="Meiryo" w:cs="Meiryo" w:eastAsia="Meiryo" w:hAnsi="Meiryo"/>
           <w:b w:val="false"/>
           <w:bCs w:val="false"/>
-          <w:i/>
-          <w:iCs/>
-          <w:color w:val="595959"/>
+          <w:i w:val="false"/>
+          <w:iCs w:val="false"/>
+          <w:color w:val="000000"/>
+          <w:sz w:val="20"/>
+          <w:szCs w:val="20"/>
+        </w:rPr>
+        <w:t xml:space="preserve"/>
+      </w:r>
+    </w:p>
+    <w:p>
+      <w:pPr>
+        <w:spacing w:before="100" w:after="40"/>
+        <w:jc w:val="left"/>
+      </w:pPr>
+      <w:r>
+        <w:rPr>
+          <w:rFonts w:ascii="Meiryo" w:cs="Meiryo" w:eastAsia="Meiryo" w:hAnsi="Meiryo"/>
+          <w:b/>
+          <w:bCs/>
+          <w:i w:val="false"/>
+          <w:iCs w:val="false"/>
+          <w:color w:val="000000"/>
+          <w:sz w:val="20"/>
+          <w:szCs w:val="20"/>
+        </w:rPr>
+        <w:t xml:space="preserve">表4-6　ユーザ認証定義詳細（本システム管理分）</w:t>
+      </w:r>
+    </w:p>
+    <w:tbl>
+      <w:tblPr>
+        <w:tblW w:type="dxa" w:w="9026"/>
+        <w:tblBorders>
+          <w:top w:val="single" w:color="auto" w:sz="4"/>
+          <w:left w:val="single" w:color="auto" w:sz="4"/>
+          <w:bottom w:val="single" w:color="auto" w:sz="4"/>
+          <w:right w:val="single" w:color="auto" w:sz="4"/>
+          <w:insideH w:val="single" w:color="auto" w:sz="4"/>
+          <w:insideV w:val="single" w:color="auto" w:sz="4"/>
+        </w:tblBorders>
+      </w:tblPr>
+      <w:tblGrid>
+        <w:gridCol w:w="2800"/>
+        <w:gridCol w:w="1800"/>
+        <w:gridCol w:w="4426"/>
+      </w:tblGrid>
+      <w:tr>
+        <w:tc>
+          <w:tcPr>
+            <w:tcW w:type="dxa" w:w="2800"/>
+            <w:tcBorders>
+              <w:top w:val="single" w:color="9DC3E6" w:sz="4" w:space="0"/>
+              <w:left w:val="single" w:color="9DC3E6" w:sz="4" w:space="0"/>
+              <w:bottom w:val="single" w:color="9DC3E6" w:sz="4" w:space="0"/>
+              <w:right w:val="single" w:color="9DC3E6" w:sz="4" w:space="0"/>
+            </w:tcBorders>
+            <w:shd w:fill="2E75B6" w:val="clear"/>
+            <w:tcMar>
+              <w:top w:type="dxa" w:w="80"/>
+              <w:left w:type="dxa" w:w="120"/>
+              <w:bottom w:type="dxa" w:w="80"/>
+              <w:right w:type="dxa" w:w="120"/>
+            </w:tcMar>
+            <w:vAlign w:val="center"/>
+          </w:tcPr>
+          <w:p>
+            <w:pPr>
+              <w:spacing w:before="20" w:after="20"/>
+              <w:jc w:val="left"/>
+            </w:pPr>
+            <w:r>
+              <w:rPr>
+                <w:rFonts w:ascii="Meiryo" w:cs="Meiryo" w:eastAsia="Meiryo" w:hAnsi="Meiryo"/>
+                <w:b/>
+                <w:bCs/>
+                <w:i w:val="false"/>
+                <w:iCs w:val="false"/>
+                <w:color w:val="FFFFFF"/>
+                <w:sz w:val="18"/>
+                <w:szCs w:val="18"/>
+              </w:rPr>
+              <w:t xml:space="preserve">設定項目</w:t>
+            </w:r>
+          </w:p>
+        </w:tc>
+        <w:tc>
+          <w:tcPr>
+            <w:tcW w:type="dxa" w:w="1800"/>
+            <w:tcBorders>
+              <w:top w:val="single" w:color="9DC3E6" w:sz="4" w:space="0"/>
+              <w:left w:val="single" w:color="9DC3E6" w:sz="4" w:space="0"/>
+              <w:bottom w:val="single" w:color="9DC3E6" w:sz="4" w:space="0"/>
+              <w:right w:val="single" w:color="9DC3E6" w:sz="4" w:space="0"/>
+            </w:tcBorders>
+            <w:shd w:fill="2E75B6" w:val="clear"/>
+            <w:tcMar>
+              <w:top w:type="dxa" w:w="80"/>
+              <w:left w:type="dxa" w:w="120"/>
+              <w:bottom w:type="dxa" w:w="80"/>
+              <w:right w:type="dxa" w:w="120"/>
+            </w:tcMar>
+            <w:vAlign w:val="center"/>
+          </w:tcPr>
+          <w:p>
+            <w:pPr>
+              <w:spacing w:before="20" w:after="20"/>
+              <w:jc w:val="left"/>
+            </w:pPr>
+            <w:r>
+              <w:rPr>
+                <w:rFonts w:ascii="Meiryo" w:cs="Meiryo" w:eastAsia="Meiryo" w:hAnsi="Meiryo"/>
+                <w:b/>
+                <w:bCs/>
+                <w:i w:val="false"/>
+                <w:iCs w:val="false"/>
+                <w:color w:val="FFFFFF"/>
+                <w:sz w:val="18"/>
+                <w:szCs w:val="18"/>
+              </w:rPr>
+              <w:t xml:space="preserve">設定値 / 管理場所</w:t>
+            </w:r>
+          </w:p>
+        </w:tc>
+        <w:tc>
+          <w:tcPr>
+            <w:tcW w:type="dxa" w:w="4426"/>
+            <w:tcBorders>
+              <w:top w:val="single" w:color="9DC3E6" w:sz="4" w:space="0"/>
+              <w:left w:val="single" w:color="9DC3E6" w:sz="4" w:space="0"/>
+              <w:bottom w:val="single" w:color="9DC3E6" w:sz="4" w:space="0"/>
+              <w:right w:val="single" w:color="9DC3E6" w:sz="4" w:space="0"/>
+            </w:tcBorders>
+            <w:shd w:fill="2E75B6" w:val="clear"/>
+            <w:tcMar>
+              <w:top w:type="dxa" w:w="80"/>
+              <w:left w:type="dxa" w:w="120"/>
+              <w:bottom w:type="dxa" w:w="80"/>
+              <w:right w:type="dxa" w:w="120"/>
+            </w:tcMar>
+            <w:vAlign w:val="center"/>
+          </w:tcPr>
+          <w:p>
+            <w:pPr>
+              <w:spacing w:before="20" w:after="20"/>
+              <w:jc w:val="left"/>
+            </w:pPr>
+            <w:r>
+              <w:rPr>
+                <w:rFonts w:ascii="Meiryo" w:cs="Meiryo" w:eastAsia="Meiryo" w:hAnsi="Meiryo"/>
+                <w:b/>
+                <w:bCs/>
+                <w:i w:val="false"/>
+                <w:iCs w:val="false"/>
+                <w:color w:val="FFFFFF"/>
+                <w:sz w:val="18"/>
+                <w:szCs w:val="18"/>
+              </w:rPr>
+              <w:t xml:space="preserve">説明</w:t>
+            </w:r>
+          </w:p>
+        </w:tc>
+      </w:tr>
+      <w:tr>
+        <w:tc>
+          <w:tcPr>
+            <w:tcW w:type="dxa" w:w="2800"/>
+            <w:tcBorders>
+              <w:top w:val="single" w:color="9DC3E6" w:sz="4" w:space="0"/>
+              <w:left w:val="single" w:color="9DC3E6" w:sz="4" w:space="0"/>
+              <w:bottom w:val="single" w:color="9DC3E6" w:sz="4" w:space="0"/>
+              <w:right w:val="single" w:color="9DC3E6" w:sz="4" w:space="0"/>
+            </w:tcBorders>
+            <w:shd w:fill="FFFFFF" w:val="clear"/>
+            <w:tcMar>
+              <w:top w:type="dxa" w:w="80"/>
+              <w:left w:type="dxa" w:w="120"/>
+              <w:bottom w:type="dxa" w:w="80"/>
+              <w:right w:type="dxa" w:w="120"/>
+            </w:tcMar>
+            <w:vAlign w:val="center"/>
+          </w:tcPr>
+          <w:p>
+            <w:pPr>
+              <w:spacing w:before="20" w:after="20"/>
+              <w:jc w:val="left"/>
+            </w:pPr>
+            <w:r>
+              <w:rPr>
+                <w:rFonts w:ascii="Meiryo" w:cs="Meiryo" w:eastAsia="Meiryo" w:hAnsi="Meiryo"/>
+                <w:b/>
+                <w:bCs/>
+                <w:i w:val="false"/>
+                <w:iCs w:val="false"/>
+                <w:color w:val="000000"/>
+                <w:sz w:val="18"/>
+                <w:szCs w:val="18"/>
+              </w:rPr>
+              <w:t xml:space="preserve">セッションタイムアウト時間</w:t>
+            </w:r>
+          </w:p>
+        </w:tc>
+        <w:tc>
+          <w:tcPr>
+            <w:tcW w:type="dxa" w:w="1800"/>
+            <w:tcBorders>
+              <w:top w:val="single" w:color="9DC3E6" w:sz="4" w:space="0"/>
+              <w:left w:val="single" w:color="9DC3E6" w:sz="4" w:space="0"/>
+              <w:bottom w:val="single" w:color="9DC3E6" w:sz="4" w:space="0"/>
+              <w:right w:val="single" w:color="9DC3E6" w:sz="4" w:space="0"/>
+            </w:tcBorders>
+            <w:shd w:fill="FFFFFF" w:val="clear"/>
+            <w:tcMar>
+              <w:top w:type="dxa" w:w="80"/>
+              <w:left w:type="dxa" w:w="120"/>
+              <w:bottom w:type="dxa" w:w="80"/>
+              <w:right w:type="dxa" w:w="120"/>
+            </w:tcMar>
+            <w:vAlign w:val="center"/>
+          </w:tcPr>
+          <w:p>
+            <w:pPr>
+              <w:spacing w:before="20" w:after="20"/>
+              <w:jc w:val="left"/>
+            </w:pPr>
+            <w:r>
+              <w:rPr>
+                <w:rFonts w:ascii="Meiryo" w:cs="Meiryo" w:eastAsia="Meiryo" w:hAnsi="Meiryo"/>
+                <w:b/>
+                <w:bCs/>
+                <w:i w:val="false"/>
+                <w:iCs w:val="false"/>
+                <w:color w:val="1F4E79"/>
+                <w:sz w:val="18"/>
+                <w:szCs w:val="18"/>
+              </w:rPr>
+              <w:t xml:space="preserve">30 分</w:t>
+            </w:r>
+          </w:p>
+        </w:tc>
+        <w:tc>
+          <w:tcPr>
+            <w:tcW w:type="dxa" w:w="4426"/>
+            <w:tcBorders>
+              <w:top w:val="single" w:color="9DC3E6" w:sz="4" w:space="0"/>
+              <w:left w:val="single" w:color="9DC3E6" w:sz="4" w:space="0"/>
+              <w:bottom w:val="single" w:color="9DC3E6" w:sz="4" w:space="0"/>
+              <w:right w:val="single" w:color="9DC3E6" w:sz="4" w:space="0"/>
+            </w:tcBorders>
+            <w:shd w:fill="FFFFFF" w:val="clear"/>
+            <w:tcMar>
+              <w:top w:type="dxa" w:w="80"/>
+              <w:left w:type="dxa" w:w="120"/>
+              <w:bottom w:type="dxa" w:w="80"/>
+              <w:right w:type="dxa" w:w="120"/>
+            </w:tcMar>
+            <w:vAlign w:val="center"/>
+          </w:tcPr>
+          <w:p>
+            <w:pPr>
+              <w:spacing w:before="20" w:after="20"/>
+              <w:jc w:val="left"/>
+            </w:pPr>
+            <w:r>
+              <w:rPr>
+                <w:rFonts w:ascii="Meiryo" w:cs="Meiryo" w:eastAsia="Meiryo" w:hAnsi="Meiryo"/>
+                <w:b w:val="false"/>
+                <w:bCs w:val="false"/>
+                <w:i w:val="false"/>
+                <w:iCs w:val="false"/>
+                <w:color w:val="000000"/>
+                <w:sz w:val="18"/>
+                <w:szCs w:val="18"/>
+              </w:rPr>
+              <w:t xml:space="preserve">無操作によるセッションタイムアウトまでの時間。MSAL の AcquireTokenSilent が失敗した場合に再ログインを要求する</w:t>
+            </w:r>
+          </w:p>
+        </w:tc>
+      </w:tr>
+      <w:tr>
+        <w:tc>
+          <w:tcPr>
+            <w:tcW w:type="dxa" w:w="2800"/>
+            <w:tcBorders>
+              <w:top w:val="single" w:color="9DC3E6" w:sz="4" w:space="0"/>
+              <w:left w:val="single" w:color="9DC3E6" w:sz="4" w:space="0"/>
+              <w:bottom w:val="single" w:color="9DC3E6" w:sz="4" w:space="0"/>
+              <w:right w:val="single" w:color="9DC3E6" w:sz="4" w:space="0"/>
+            </w:tcBorders>
+            <w:shd w:fill="EBF3FB" w:val="clear"/>
+            <w:tcMar>
+              <w:top w:type="dxa" w:w="80"/>
+              <w:left w:type="dxa" w:w="120"/>
+              <w:bottom w:type="dxa" w:w="80"/>
+              <w:right w:type="dxa" w:w="120"/>
+            </w:tcMar>
+            <w:vAlign w:val="center"/>
+          </w:tcPr>
+          <w:p>
+            <w:pPr>
+              <w:spacing w:before="20" w:after="20"/>
+              <w:jc w:val="left"/>
+            </w:pPr>
+            <w:r>
+              <w:rPr>
+                <w:rFonts w:ascii="Meiryo" w:cs="Meiryo" w:eastAsia="Meiryo" w:hAnsi="Meiryo"/>
+                <w:b/>
+                <w:bCs/>
+                <w:i w:val="false"/>
+                <w:iCs w:val="false"/>
+                <w:color w:val="000000"/>
+                <w:sz w:val="18"/>
+                <w:szCs w:val="18"/>
+              </w:rPr>
+              <w:t xml:space="preserve">セッション延長通知タイミング</w:t>
+            </w:r>
+          </w:p>
+        </w:tc>
+        <w:tc>
+          <w:tcPr>
+            <w:tcW w:type="dxa" w:w="1800"/>
+            <w:tcBorders>
+              <w:top w:val="single" w:color="9DC3E6" w:sz="4" w:space="0"/>
+              <w:left w:val="single" w:color="9DC3E6" w:sz="4" w:space="0"/>
+              <w:bottom w:val="single" w:color="9DC3E6" w:sz="4" w:space="0"/>
+              <w:right w:val="single" w:color="9DC3E6" w:sz="4" w:space="0"/>
+            </w:tcBorders>
+            <w:shd w:fill="EBF3FB" w:val="clear"/>
+            <w:tcMar>
+              <w:top w:type="dxa" w:w="80"/>
+              <w:left w:type="dxa" w:w="120"/>
+              <w:bottom w:type="dxa" w:w="80"/>
+              <w:right w:type="dxa" w:w="120"/>
+            </w:tcMar>
+            <w:vAlign w:val="center"/>
+          </w:tcPr>
+          <w:p>
+            <w:pPr>
+              <w:spacing w:before="20" w:after="20"/>
+              <w:jc w:val="left"/>
+            </w:pPr>
+            <w:r>
+              <w:rPr>
+                <w:rFonts w:ascii="Meiryo" w:cs="Meiryo" w:eastAsia="Meiryo" w:hAnsi="Meiryo"/>
+                <w:b/>
+                <w:bCs/>
+                <w:i w:val="false"/>
+                <w:iCs w:val="false"/>
+                <w:color w:val="1F4E79"/>
+                <w:sz w:val="18"/>
+                <w:szCs w:val="18"/>
+              </w:rPr>
+              <w:t xml:space="preserve">10 分前</w:t>
+            </w:r>
+          </w:p>
+        </w:tc>
+        <w:tc>
+          <w:tcPr>
+            <w:tcW w:type="dxa" w:w="4426"/>
+            <w:tcBorders>
+              <w:top w:val="single" w:color="9DC3E6" w:sz="4" w:space="0"/>
+              <w:left w:val="single" w:color="9DC3E6" w:sz="4" w:space="0"/>
+              <w:bottom w:val="single" w:color="9DC3E6" w:sz="4" w:space="0"/>
+              <w:right w:val="single" w:color="9DC3E6" w:sz="4" w:space="0"/>
+            </w:tcBorders>
+            <w:shd w:fill="EBF3FB" w:val="clear"/>
+            <w:tcMar>
+              <w:top w:type="dxa" w:w="80"/>
+              <w:left w:type="dxa" w:w="120"/>
+              <w:bottom w:type="dxa" w:w="80"/>
+              <w:right w:type="dxa" w:w="120"/>
+            </w:tcMar>
+            <w:vAlign w:val="center"/>
+          </w:tcPr>
+          <w:p>
+            <w:pPr>
+              <w:spacing w:before="20" w:after="20"/>
+              <w:jc w:val="left"/>
+            </w:pPr>
+            <w:r>
+              <w:rPr>
+                <w:rFonts w:ascii="Meiryo" w:cs="Meiryo" w:eastAsia="Meiryo" w:hAnsi="Meiryo"/>
+                <w:b w:val="false"/>
+                <w:bCs w:val="false"/>
+                <w:i w:val="false"/>
+                <w:iCs w:val="false"/>
+                <w:color w:val="000000"/>
+                <w:sz w:val="18"/>
+                <w:szCs w:val="18"/>
+              </w:rPr>
+              <w:t xml:space="preserve">タイムアウト前に延長ダイアログを Angular 側で表示するタイミング</w:t>
+            </w:r>
+          </w:p>
+        </w:tc>
+      </w:tr>
+      <w:tr>
+        <w:tc>
+          <w:tcPr>
+            <w:tcW w:type="dxa" w:w="2800"/>
+            <w:tcBorders>
+              <w:top w:val="single" w:color="9DC3E6" w:sz="4" w:space="0"/>
+              <w:left w:val="single" w:color="9DC3E6" w:sz="4" w:space="0"/>
+              <w:bottom w:val="single" w:color="9DC3E6" w:sz="4" w:space="0"/>
+              <w:right w:val="single" w:color="9DC3E6" w:sz="4" w:space="0"/>
+            </w:tcBorders>
+            <w:shd w:fill="FFFFFF" w:val="clear"/>
+            <w:tcMar>
+              <w:top w:type="dxa" w:w="80"/>
+              <w:left w:type="dxa" w:w="120"/>
+              <w:bottom w:type="dxa" w:w="80"/>
+              <w:right w:type="dxa" w:w="120"/>
+            </w:tcMar>
+            <w:vAlign w:val="center"/>
+          </w:tcPr>
+          <w:p>
+            <w:pPr>
+              <w:spacing w:before="20" w:after="20"/>
+              <w:jc w:val="left"/>
+            </w:pPr>
+            <w:r>
+              <w:rPr>
+                <w:rFonts w:ascii="Meiryo" w:cs="Meiryo" w:eastAsia="Meiryo" w:hAnsi="Meiryo"/>
+                <w:b/>
+                <w:bCs/>
+                <w:i w:val="false"/>
+                <w:iCs w:val="false"/>
+                <w:color w:val="000000"/>
+                <w:sz w:val="18"/>
+                <w:szCs w:val="18"/>
+              </w:rPr>
+              <w:t xml:space="preserve">アクセストークン有効期間</w:t>
+            </w:r>
+          </w:p>
+        </w:tc>
+        <w:tc>
+          <w:tcPr>
+            <w:tcW w:type="dxa" w:w="1800"/>
+            <w:tcBorders>
+              <w:top w:val="single" w:color="9DC3E6" w:sz="4" w:space="0"/>
+              <w:left w:val="single" w:color="9DC3E6" w:sz="4" w:space="0"/>
+              <w:bottom w:val="single" w:color="9DC3E6" w:sz="4" w:space="0"/>
+              <w:right w:val="single" w:color="9DC3E6" w:sz="4" w:space="0"/>
+            </w:tcBorders>
+            <w:shd w:fill="FFFFFF" w:val="clear"/>
+            <w:tcMar>
+              <w:top w:type="dxa" w:w="80"/>
+              <w:left w:type="dxa" w:w="120"/>
+              <w:bottom w:type="dxa" w:w="80"/>
+              <w:right w:type="dxa" w:w="120"/>
+            </w:tcMar>
+            <w:vAlign w:val="center"/>
+          </w:tcPr>
+          <w:p>
+            <w:pPr>
+              <w:spacing w:before="20" w:after="20"/>
+              <w:jc w:val="left"/>
+            </w:pPr>
+            <w:r>
+              <w:rPr>
+                <w:rFonts w:ascii="Meiryo" w:cs="Meiryo" w:eastAsia="Meiryo" w:hAnsi="Meiryo"/>
+                <w:b/>
+                <w:bCs/>
+                <w:i w:val="false"/>
+                <w:iCs w:val="false"/>
+                <w:color w:val="C00000"/>
+                <w:sz w:val="18"/>
+                <w:szCs w:val="18"/>
+              </w:rPr>
+              <w:t xml:space="preserve">★TBD（既定1時間）</w:t>
+            </w:r>
+          </w:p>
+        </w:tc>
+        <w:tc>
+          <w:tcPr>
+            <w:tcW w:type="dxa" w:w="4426"/>
+            <w:tcBorders>
+              <w:top w:val="single" w:color="9DC3E6" w:sz="4" w:space="0"/>
+              <w:left w:val="single" w:color="9DC3E6" w:sz="4" w:space="0"/>
+              <w:bottom w:val="single" w:color="9DC3E6" w:sz="4" w:space="0"/>
+              <w:right w:val="single" w:color="9DC3E6" w:sz="4" w:space="0"/>
+            </w:tcBorders>
+            <w:shd w:fill="FFFFFF" w:val="clear"/>
+            <w:tcMar>
+              <w:top w:type="dxa" w:w="80"/>
+              <w:left w:type="dxa" w:w="120"/>
+              <w:bottom w:type="dxa" w:w="80"/>
+              <w:right w:type="dxa" w:w="120"/>
+            </w:tcMar>
+            <w:vAlign w:val="center"/>
+          </w:tcPr>
+          <w:p>
+            <w:pPr>
+              <w:spacing w:before="20" w:after="20"/>
+              <w:jc w:val="left"/>
+            </w:pPr>
+            <w:r>
+              <w:rPr>
+                <w:rFonts w:ascii="Meiryo" w:cs="Meiryo" w:eastAsia="Meiryo" w:hAnsi="Meiryo"/>
+                <w:b w:val="false"/>
+                <w:bCs w:val="false"/>
+                <w:i w:val="false"/>
+                <w:iCs w:val="false"/>
+                <w:color w:val="000000"/>
+                <w:sz w:val="18"/>
+                <w:szCs w:val="18"/>
+              </w:rPr>
+              <w:t xml:space="preserve">Entra ID テナントの設定による。信用基金 Azure 管理者と協議して確定する。本システム側での変更不可</w:t>
+            </w:r>
+          </w:p>
+        </w:tc>
+      </w:tr>
+      <w:tr>
+        <w:tc>
+          <w:tcPr>
+            <w:tcW w:type="dxa" w:w="2800"/>
+            <w:tcBorders>
+              <w:top w:val="single" w:color="9DC3E6" w:sz="4" w:space="0"/>
+              <w:left w:val="single" w:color="9DC3E6" w:sz="4" w:space="0"/>
+              <w:bottom w:val="single" w:color="9DC3E6" w:sz="4" w:space="0"/>
+              <w:right w:val="single" w:color="9DC3E6" w:sz="4" w:space="0"/>
+            </w:tcBorders>
+            <w:shd w:fill="EBF3FB" w:val="clear"/>
+            <w:tcMar>
+              <w:top w:type="dxa" w:w="80"/>
+              <w:left w:type="dxa" w:w="120"/>
+              <w:bottom w:type="dxa" w:w="80"/>
+              <w:right w:type="dxa" w:w="120"/>
+            </w:tcMar>
+            <w:vAlign w:val="center"/>
+          </w:tcPr>
+          <w:p>
+            <w:pPr>
+              <w:spacing w:before="20" w:after="20"/>
+              <w:jc w:val="left"/>
+            </w:pPr>
+            <w:r>
+              <w:rPr>
+                <w:rFonts w:ascii="Meiryo" w:cs="Meiryo" w:eastAsia="Meiryo" w:hAnsi="Meiryo"/>
+                <w:b/>
+                <w:bCs/>
+                <w:i w:val="false"/>
+                <w:iCs w:val="false"/>
+                <w:color w:val="000000"/>
+                <w:sz w:val="18"/>
+                <w:szCs w:val="18"/>
+              </w:rPr>
+              <w:t xml:space="preserve">リフレッシュトークン有効期間</w:t>
+            </w:r>
+          </w:p>
+        </w:tc>
+        <w:tc>
+          <w:tcPr>
+            <w:tcW w:type="dxa" w:w="1800"/>
+            <w:tcBorders>
+              <w:top w:val="single" w:color="9DC3E6" w:sz="4" w:space="0"/>
+              <w:left w:val="single" w:color="9DC3E6" w:sz="4" w:space="0"/>
+              <w:bottom w:val="single" w:color="9DC3E6" w:sz="4" w:space="0"/>
+              <w:right w:val="single" w:color="9DC3E6" w:sz="4" w:space="0"/>
+            </w:tcBorders>
+            <w:shd w:fill="EBF3FB" w:val="clear"/>
+            <w:tcMar>
+              <w:top w:type="dxa" w:w="80"/>
+              <w:left w:type="dxa" w:w="120"/>
+              <w:bottom w:type="dxa" w:w="80"/>
+              <w:right w:type="dxa" w:w="120"/>
+            </w:tcMar>
+            <w:vAlign w:val="center"/>
+          </w:tcPr>
+          <w:p>
+            <w:pPr>
+              <w:spacing w:before="20" w:after="20"/>
+              <w:jc w:val="left"/>
+            </w:pPr>
+            <w:r>
+              <w:rPr>
+                <w:rFonts w:ascii="Meiryo" w:cs="Meiryo" w:eastAsia="Meiryo" w:hAnsi="Meiryo"/>
+                <w:b/>
+                <w:bCs/>
+                <w:i w:val="false"/>
+                <w:iCs w:val="false"/>
+                <w:color w:val="C00000"/>
+                <w:sz w:val="18"/>
+                <w:szCs w:val="18"/>
+              </w:rPr>
+              <w:t xml:space="preserve">★TBD（既定90日）</w:t>
+            </w:r>
+          </w:p>
+        </w:tc>
+        <w:tc>
+          <w:tcPr>
+            <w:tcW w:type="dxa" w:w="4426"/>
+            <w:tcBorders>
+              <w:top w:val="single" w:color="9DC3E6" w:sz="4" w:space="0"/>
+              <w:left w:val="single" w:color="9DC3E6" w:sz="4" w:space="0"/>
+              <w:bottom w:val="single" w:color="9DC3E6" w:sz="4" w:space="0"/>
+              <w:right w:val="single" w:color="9DC3E6" w:sz="4" w:space="0"/>
+            </w:tcBorders>
+            <w:shd w:fill="EBF3FB" w:val="clear"/>
+            <w:tcMar>
+              <w:top w:type="dxa" w:w="80"/>
+              <w:left w:type="dxa" w:w="120"/>
+              <w:bottom w:type="dxa" w:w="80"/>
+              <w:right w:type="dxa" w:w="120"/>
+            </w:tcMar>
+            <w:vAlign w:val="center"/>
+          </w:tcPr>
+          <w:p>
+            <w:pPr>
+              <w:spacing w:before="20" w:after="20"/>
+              <w:jc w:val="left"/>
+            </w:pPr>
+            <w:r>
+              <w:rPr>
+                <w:rFonts w:ascii="Meiryo" w:cs="Meiryo" w:eastAsia="Meiryo" w:hAnsi="Meiryo"/>
+                <w:b w:val="false"/>
+                <w:bCs w:val="false"/>
+                <w:i w:val="false"/>
+                <w:iCs w:val="false"/>
+                <w:color w:val="000000"/>
+                <w:sz w:val="18"/>
+                <w:szCs w:val="18"/>
+              </w:rPr>
+              <w:t xml:space="preserve">Entra ID テナントの設定による。信用基金 Azure 管理者と協議して確定する</w:t>
+            </w:r>
+          </w:p>
+        </w:tc>
+      </w:tr>
+      <w:tr>
+        <w:tc>
+          <w:tcPr>
+            <w:tcW w:type="dxa" w:w="2800"/>
+            <w:tcBorders>
+              <w:top w:val="single" w:color="9DC3E6" w:sz="4" w:space="0"/>
+              <w:left w:val="single" w:color="9DC3E6" w:sz="4" w:space="0"/>
+              <w:bottom w:val="single" w:color="9DC3E6" w:sz="4" w:space="0"/>
+              <w:right w:val="single" w:color="9DC3E6" w:sz="4" w:space="0"/>
+            </w:tcBorders>
+            <w:shd w:fill="FFFFFF" w:val="clear"/>
+            <w:tcMar>
+              <w:top w:type="dxa" w:w="80"/>
+              <w:left w:type="dxa" w:w="120"/>
+              <w:bottom w:type="dxa" w:w="80"/>
+              <w:right w:type="dxa" w:w="120"/>
+            </w:tcMar>
+            <w:vAlign w:val="center"/>
+          </w:tcPr>
+          <w:p>
+            <w:pPr>
+              <w:spacing w:before="20" w:after="20"/>
+              <w:jc w:val="left"/>
+            </w:pPr>
+            <w:r>
+              <w:rPr>
+                <w:rFonts w:ascii="Meiryo" w:cs="Meiryo" w:eastAsia="Meiryo" w:hAnsi="Meiryo"/>
+                <w:b/>
+                <w:bCs/>
+                <w:i w:val="false"/>
+                <w:iCs w:val="false"/>
+                <w:color w:val="000000"/>
+                <w:sz w:val="18"/>
+                <w:szCs w:val="18"/>
+              </w:rPr>
+              <w:t xml:space="preserve">AD 同期間隔</w:t>
+            </w:r>
+          </w:p>
+        </w:tc>
+        <w:tc>
+          <w:tcPr>
+            <w:tcW w:type="dxa" w:w="1800"/>
+            <w:tcBorders>
+              <w:top w:val="single" w:color="9DC3E6" w:sz="4" w:space="0"/>
+              <w:left w:val="single" w:color="9DC3E6" w:sz="4" w:space="0"/>
+              <w:bottom w:val="single" w:color="9DC3E6" w:sz="4" w:space="0"/>
+              <w:right w:val="single" w:color="9DC3E6" w:sz="4" w:space="0"/>
+            </w:tcBorders>
+            <w:shd w:fill="FFFFFF" w:val="clear"/>
+            <w:tcMar>
+              <w:top w:type="dxa" w:w="80"/>
+              <w:left w:type="dxa" w:w="120"/>
+              <w:bottom w:type="dxa" w:w="80"/>
+              <w:right w:type="dxa" w:w="120"/>
+            </w:tcMar>
+            <w:vAlign w:val="center"/>
+          </w:tcPr>
+          <w:p>
+            <w:pPr>
+              <w:spacing w:before="20" w:after="20"/>
+              <w:jc w:val="left"/>
+            </w:pPr>
+            <w:r>
+              <w:rPr>
+                <w:rFonts w:ascii="Meiryo" w:cs="Meiryo" w:eastAsia="Meiryo" w:hAnsi="Meiryo"/>
+                <w:b/>
+                <w:bCs/>
+                <w:i w:val="false"/>
+                <w:iCs w:val="false"/>
+                <w:color w:val="375623"/>
+                <w:sz w:val="18"/>
+                <w:szCs w:val="18"/>
+              </w:rPr>
+              <w:t xml:space="preserve">最大30分（Entra Connect）</w:t>
+            </w:r>
+          </w:p>
+        </w:tc>
+        <w:tc>
+          <w:tcPr>
+            <w:tcW w:type="dxa" w:w="4426"/>
+            <w:tcBorders>
+              <w:top w:val="single" w:color="9DC3E6" w:sz="4" w:space="0"/>
+              <w:left w:val="single" w:color="9DC3E6" w:sz="4" w:space="0"/>
+              <w:bottom w:val="single" w:color="9DC3E6" w:sz="4" w:space="0"/>
+              <w:right w:val="single" w:color="9DC3E6" w:sz="4" w:space="0"/>
+            </w:tcBorders>
+            <w:shd w:fill="FFFFFF" w:val="clear"/>
+            <w:tcMar>
+              <w:top w:type="dxa" w:w="80"/>
+              <w:left w:type="dxa" w:w="120"/>
+              <w:bottom w:type="dxa" w:w="80"/>
+              <w:right w:type="dxa" w:w="120"/>
+            </w:tcMar>
+            <w:vAlign w:val="center"/>
+          </w:tcPr>
+          <w:p>
+            <w:pPr>
+              <w:spacing w:before="20" w:after="20"/>
+              <w:jc w:val="left"/>
+            </w:pPr>
+            <w:r>
+              <w:rPr>
+                <w:rFonts w:ascii="Meiryo" w:cs="Meiryo" w:eastAsia="Meiryo" w:hAnsi="Meiryo"/>
+                <w:b w:val="false"/>
+                <w:bCs w:val="false"/>
+                <w:i w:val="false"/>
+                <w:iCs w:val="false"/>
+                <w:color w:val="000000"/>
+                <w:sz w:val="18"/>
+                <w:szCs w:val="18"/>
+              </w:rPr>
+              <w:t xml:space="preserve">Azure AD Connect の既定同期間隔。AD でアカウント作成・変更・無効化後、最大 30 分で Entra ID に反映される</w:t>
+            </w:r>
+          </w:p>
+        </w:tc>
+      </w:tr>
+      <w:tr>
+        <w:tc>
+          <w:tcPr>
+            <w:tcW w:type="dxa" w:w="2800"/>
+            <w:tcBorders>
+              <w:top w:val="single" w:color="9DC3E6" w:sz="4" w:space="0"/>
+              <w:left w:val="single" w:color="9DC3E6" w:sz="4" w:space="0"/>
+              <w:bottom w:val="single" w:color="9DC3E6" w:sz="4" w:space="0"/>
+              <w:right w:val="single" w:color="9DC3E6" w:sz="4" w:space="0"/>
+            </w:tcBorders>
+            <w:shd w:fill="EBF3FB" w:val="clear"/>
+            <w:tcMar>
+              <w:top w:type="dxa" w:w="80"/>
+              <w:left w:type="dxa" w:w="120"/>
+              <w:bottom w:type="dxa" w:w="80"/>
+              <w:right w:type="dxa" w:w="120"/>
+            </w:tcMar>
+            <w:vAlign w:val="center"/>
+          </w:tcPr>
+          <w:p>
+            <w:pPr>
+              <w:spacing w:before="20" w:after="20"/>
+              <w:jc w:val="left"/>
+            </w:pPr>
+            <w:r>
+              <w:rPr>
+                <w:rFonts w:ascii="Meiryo" w:cs="Meiryo" w:eastAsia="Meiryo" w:hAnsi="Meiryo"/>
+                <w:b/>
+                <w:bCs/>
+                <w:i w:val="false"/>
+                <w:iCs w:val="false"/>
+                <w:color w:val="000000"/>
+                <w:sz w:val="18"/>
+                <w:szCs w:val="18"/>
+              </w:rPr>
+              <w:t xml:space="preserve">パスワード管理</w:t>
+            </w:r>
+          </w:p>
+        </w:tc>
+        <w:tc>
+          <w:tcPr>
+            <w:tcW w:type="dxa" w:w="1800"/>
+            <w:tcBorders>
+              <w:top w:val="single" w:color="9DC3E6" w:sz="4" w:space="0"/>
+              <w:left w:val="single" w:color="9DC3E6" w:sz="4" w:space="0"/>
+              <w:bottom w:val="single" w:color="9DC3E6" w:sz="4" w:space="0"/>
+              <w:right w:val="single" w:color="9DC3E6" w:sz="4" w:space="0"/>
+            </w:tcBorders>
+            <w:shd w:fill="EBF3FB" w:val="clear"/>
+            <w:tcMar>
+              <w:top w:type="dxa" w:w="80"/>
+              <w:left w:type="dxa" w:w="120"/>
+              <w:bottom w:type="dxa" w:w="80"/>
+              <w:right w:type="dxa" w:w="120"/>
+            </w:tcMar>
+            <w:vAlign w:val="center"/>
+          </w:tcPr>
+          <w:p>
+            <w:pPr>
+              <w:spacing w:before="20" w:after="20"/>
+              <w:jc w:val="left"/>
+            </w:pPr>
+            <w:r>
+              <w:rPr>
+                <w:rFonts w:ascii="Meiryo" w:cs="Meiryo" w:eastAsia="Meiryo" w:hAnsi="Meiryo"/>
+                <w:b/>
+                <w:bCs/>
+                <w:i w:val="false"/>
+                <w:iCs w:val="false"/>
+                <w:color w:val="375623"/>
+                <w:sz w:val="18"/>
+                <w:szCs w:val="18"/>
+              </w:rPr>
+              <w:t xml:space="preserve">庁内ADポリシーに準拠</w:t>
+            </w:r>
+          </w:p>
+        </w:tc>
+        <w:tc>
+          <w:tcPr>
+            <w:tcW w:type="dxa" w:w="4426"/>
+            <w:tcBorders>
+              <w:top w:val="single" w:color="9DC3E6" w:sz="4" w:space="0"/>
+              <w:left w:val="single" w:color="9DC3E6" w:sz="4" w:space="0"/>
+              <w:bottom w:val="single" w:color="9DC3E6" w:sz="4" w:space="0"/>
+              <w:right w:val="single" w:color="9DC3E6" w:sz="4" w:space="0"/>
+            </w:tcBorders>
+            <w:shd w:fill="EBF3FB" w:val="clear"/>
+            <w:tcMar>
+              <w:top w:type="dxa" w:w="80"/>
+              <w:left w:type="dxa" w:w="120"/>
+              <w:bottom w:type="dxa" w:w="80"/>
+              <w:right w:type="dxa" w:w="120"/>
+            </w:tcMar>
+            <w:vAlign w:val="center"/>
+          </w:tcPr>
+          <w:p>
+            <w:pPr>
+              <w:spacing w:before="20" w:after="20"/>
+              <w:jc w:val="left"/>
+            </w:pPr>
+            <w:r>
+              <w:rPr>
+                <w:rFonts w:ascii="Meiryo" w:cs="Meiryo" w:eastAsia="Meiryo" w:hAnsi="Meiryo"/>
+                <w:b w:val="false"/>
+                <w:bCs w:val="false"/>
+                <w:i w:val="false"/>
+                <w:iCs w:val="false"/>
+                <w:color w:val="000000"/>
+                <w:sz w:val="18"/>
+                <w:szCs w:val="18"/>
+              </w:rPr>
+              <w:t xml:space="preserve">AD 同期確定のため、パスワード有効期間・変更・失効通知は全て庁内 AD のポリシーに委託する。本システムはパスワードを保持しない</w:t>
+            </w:r>
+          </w:p>
+        </w:tc>
+      </w:tr>
+      <w:tr>
+        <w:tc>
+          <w:tcPr>
+            <w:tcW w:type="dxa" w:w="2800"/>
+            <w:tcBorders>
+              <w:top w:val="single" w:color="9DC3E6" w:sz="4" w:space="0"/>
+              <w:left w:val="single" w:color="9DC3E6" w:sz="4" w:space="0"/>
+              <w:bottom w:val="single" w:color="9DC3E6" w:sz="4" w:space="0"/>
+              <w:right w:val="single" w:color="9DC3E6" w:sz="4" w:space="0"/>
+            </w:tcBorders>
+            <w:shd w:fill="FFFFFF" w:val="clear"/>
+            <w:tcMar>
+              <w:top w:type="dxa" w:w="80"/>
+              <w:left w:type="dxa" w:w="120"/>
+              <w:bottom w:type="dxa" w:w="80"/>
+              <w:right w:type="dxa" w:w="120"/>
+            </w:tcMar>
+            <w:vAlign w:val="center"/>
+          </w:tcPr>
+          <w:p>
+            <w:pPr>
+              <w:spacing w:before="20" w:after="20"/>
+              <w:jc w:val="left"/>
+            </w:pPr>
+            <w:r>
+              <w:rPr>
+                <w:rFonts w:ascii="Meiryo" w:cs="Meiryo" w:eastAsia="Meiryo" w:hAnsi="Meiryo"/>
+                <w:b/>
+                <w:bCs/>
+                <w:i w:val="false"/>
+                <w:iCs w:val="false"/>
+                <w:color w:val="000000"/>
+                <w:sz w:val="18"/>
+                <w:szCs w:val="18"/>
+              </w:rPr>
+              <w:t xml:space="preserve">MFA 方式</w:t>
+            </w:r>
+          </w:p>
+        </w:tc>
+        <w:tc>
+          <w:tcPr>
+            <w:tcW w:type="dxa" w:w="1800"/>
+            <w:tcBorders>
+              <w:top w:val="single" w:color="9DC3E6" w:sz="4" w:space="0"/>
+              <w:left w:val="single" w:color="9DC3E6" w:sz="4" w:space="0"/>
+              <w:bottom w:val="single" w:color="9DC3E6" w:sz="4" w:space="0"/>
+              <w:right w:val="single" w:color="9DC3E6" w:sz="4" w:space="0"/>
+            </w:tcBorders>
+            <w:shd w:fill="FFFFFF" w:val="clear"/>
+            <w:tcMar>
+              <w:top w:type="dxa" w:w="80"/>
+              <w:left w:type="dxa" w:w="120"/>
+              <w:bottom w:type="dxa" w:w="80"/>
+              <w:right w:type="dxa" w:w="120"/>
+            </w:tcMar>
+            <w:vAlign w:val="center"/>
+          </w:tcPr>
+          <w:p>
+            <w:pPr>
+              <w:spacing w:before="20" w:after="20"/>
+              <w:jc w:val="left"/>
+            </w:pPr>
+            <w:r>
+              <w:rPr>
+                <w:rFonts w:ascii="Meiryo" w:cs="Meiryo" w:eastAsia="Meiryo" w:hAnsi="Meiryo"/>
+                <w:b/>
+                <w:bCs/>
+                <w:i w:val="false"/>
+                <w:iCs w:val="false"/>
+                <w:color w:val="375623"/>
+                <w:sz w:val="18"/>
+                <w:szCs w:val="18"/>
+              </w:rPr>
+              <w:t xml:space="preserve">Microsoft Authenticator（確定）</w:t>
+            </w:r>
+          </w:p>
+        </w:tc>
+        <w:tc>
+          <w:tcPr>
+            <w:tcW w:type="dxa" w:w="4426"/>
+            <w:tcBorders>
+              <w:top w:val="single" w:color="9DC3E6" w:sz="4" w:space="0"/>
+              <w:left w:val="single" w:color="9DC3E6" w:sz="4" w:space="0"/>
+              <w:bottom w:val="single" w:color="9DC3E6" w:sz="4" w:space="0"/>
+              <w:right w:val="single" w:color="9DC3E6" w:sz="4" w:space="0"/>
+            </w:tcBorders>
+            <w:shd w:fill="FFFFFF" w:val="clear"/>
+            <w:tcMar>
+              <w:top w:type="dxa" w:w="80"/>
+              <w:left w:type="dxa" w:w="120"/>
+              <w:bottom w:type="dxa" w:w="80"/>
+              <w:right w:type="dxa" w:w="120"/>
+            </w:tcMar>
+            <w:vAlign w:val="center"/>
+          </w:tcPr>
+          <w:p>
+            <w:pPr>
+              <w:spacing w:before="20" w:after="20"/>
+              <w:jc w:val="left"/>
+            </w:pPr>
+            <w:r>
+              <w:rPr>
+                <w:rFonts w:ascii="Meiryo" w:cs="Meiryo" w:eastAsia="Meiryo" w:hAnsi="Meiryo"/>
+                <w:b w:val="false"/>
+                <w:bCs w:val="false"/>
+                <w:i w:val="false"/>
+                <w:iCs w:val="false"/>
+                <w:color w:val="000000"/>
+                <w:sz w:val="18"/>
+                <w:szCs w:val="18"/>
+              </w:rPr>
+              <w:t xml:space="preserve">業務システムへのログイン時に必須（確定）。スマートフォンが利用できない職員は WinAuth を使用する</w:t>
+            </w:r>
+          </w:p>
+        </w:tc>
+      </w:tr>
+      <w:tr>
+        <w:tc>
+          <w:tcPr>
+            <w:tcW w:type="dxa" w:w="2800"/>
+            <w:tcBorders>
+              <w:top w:val="single" w:color="9DC3E6" w:sz="4" w:space="0"/>
+              <w:left w:val="single" w:color="9DC3E6" w:sz="4" w:space="0"/>
+              <w:bottom w:val="single" w:color="9DC3E6" w:sz="4" w:space="0"/>
+              <w:right w:val="single" w:color="9DC3E6" w:sz="4" w:space="0"/>
+            </w:tcBorders>
+            <w:shd w:fill="EBF3FB" w:val="clear"/>
+            <w:tcMar>
+              <w:top w:type="dxa" w:w="80"/>
+              <w:left w:type="dxa" w:w="120"/>
+              <w:bottom w:type="dxa" w:w="80"/>
+              <w:right w:type="dxa" w:w="120"/>
+            </w:tcMar>
+            <w:vAlign w:val="center"/>
+          </w:tcPr>
+          <w:p>
+            <w:pPr>
+              <w:spacing w:before="20" w:after="20"/>
+              <w:jc w:val="left"/>
+            </w:pPr>
+            <w:r>
+              <w:rPr>
+                <w:rFonts w:ascii="Meiryo" w:cs="Meiryo" w:eastAsia="Meiryo" w:hAnsi="Meiryo"/>
+                <w:b/>
+                <w:bCs/>
+                <w:i w:val="false"/>
+                <w:iCs w:val="false"/>
+                <w:color w:val="000000"/>
+                <w:sz w:val="18"/>
+                <w:szCs w:val="18"/>
+              </w:rPr>
+              <w:t xml:space="preserve">MFA 設定場所</w:t>
+            </w:r>
+          </w:p>
+        </w:tc>
+        <w:tc>
+          <w:tcPr>
+            <w:tcW w:type="dxa" w:w="1800"/>
+            <w:tcBorders>
+              <w:top w:val="single" w:color="9DC3E6" w:sz="4" w:space="0"/>
+              <w:left w:val="single" w:color="9DC3E6" w:sz="4" w:space="0"/>
+              <w:bottom w:val="single" w:color="9DC3E6" w:sz="4" w:space="0"/>
+              <w:right w:val="single" w:color="9DC3E6" w:sz="4" w:space="0"/>
+            </w:tcBorders>
+            <w:shd w:fill="EBF3FB" w:val="clear"/>
+            <w:tcMar>
+              <w:top w:type="dxa" w:w="80"/>
+              <w:left w:type="dxa" w:w="120"/>
+              <w:bottom w:type="dxa" w:w="80"/>
+              <w:right w:type="dxa" w:w="120"/>
+            </w:tcMar>
+            <w:vAlign w:val="center"/>
+          </w:tcPr>
+          <w:p>
+            <w:pPr>
+              <w:spacing w:before="20" w:after="20"/>
+              <w:jc w:val="left"/>
+            </w:pPr>
+            <w:r>
+              <w:rPr>
+                <w:rFonts w:ascii="Meiryo" w:cs="Meiryo" w:eastAsia="Meiryo" w:hAnsi="Meiryo"/>
+                <w:b/>
+                <w:bCs/>
+                <w:i w:val="false"/>
+                <w:iCs w:val="false"/>
+                <w:color w:val="375623"/>
+                <w:sz w:val="18"/>
+                <w:szCs w:val="18"/>
+              </w:rPr>
+              <w:t xml:space="preserve">Entra ID条件付きアクセス</w:t>
+            </w:r>
+          </w:p>
+        </w:tc>
+        <w:tc>
+          <w:tcPr>
+            <w:tcW w:type="dxa" w:w="4426"/>
+            <w:tcBorders>
+              <w:top w:val="single" w:color="9DC3E6" w:sz="4" w:space="0"/>
+              <w:left w:val="single" w:color="9DC3E6" w:sz="4" w:space="0"/>
+              <w:bottom w:val="single" w:color="9DC3E6" w:sz="4" w:space="0"/>
+              <w:right w:val="single" w:color="9DC3E6" w:sz="4" w:space="0"/>
+            </w:tcBorders>
+            <w:shd w:fill="EBF3FB" w:val="clear"/>
+            <w:tcMar>
+              <w:top w:type="dxa" w:w="80"/>
+              <w:left w:type="dxa" w:w="120"/>
+              <w:bottom w:type="dxa" w:w="80"/>
+              <w:right w:type="dxa" w:w="120"/>
+            </w:tcMar>
+            <w:vAlign w:val="center"/>
+          </w:tcPr>
+          <w:p>
+            <w:pPr>
+              <w:spacing w:before="20" w:after="20"/>
+              <w:jc w:val="left"/>
+            </w:pPr>
+            <w:r>
+              <w:rPr>
+                <w:rFonts w:ascii="Meiryo" w:cs="Meiryo" w:eastAsia="Meiryo" w:hAnsi="Meiryo"/>
+                <w:b w:val="false"/>
+                <w:bCs w:val="false"/>
+                <w:i w:val="false"/>
+                <w:iCs w:val="false"/>
+                <w:color w:val="000000"/>
+                <w:sz w:val="18"/>
+                <w:szCs w:val="18"/>
+              </w:rPr>
+              <w:t xml:space="preserve">Entra P1 ライセンスにて設定。信用基金以外の IP からのアクセスも制限可能。本システム側のコードとは無関係</w:t>
+            </w:r>
+          </w:p>
+        </w:tc>
+      </w:tr>
+    </w:tbl>
+    <w:p>
+      <w:pPr>
+        <w:spacing w:before="40" w:after="40"/>
+        <w:jc w:val="left"/>
+      </w:pPr>
+      <w:r>
+        <w:rPr>
+          <w:rFonts w:ascii="Meiryo" w:cs="Meiryo" w:eastAsia="Meiryo" w:hAnsi="Meiryo"/>
+          <w:b w:val="false"/>
+          <w:bCs w:val="false"/>
+          <w:i w:val="false"/>
+          <w:iCs w:val="false"/>
+          <w:color w:val="000000"/>
+          <w:sz w:val="20"/>
+          <w:szCs w:val="20"/>
+        </w:rPr>
+        <w:t xml:space="preserve"/>
+      </w:r>
+    </w:p>
+    <w:p>
+      <w:pPr>
+        <w:pBdr>
+          <w:left w:val="single" w:color="375623" w:sz="12" w:space="0"/>
+        </w:pBdr>
+        <w:shd w:fill="E2EFDA" w:val="clear"/>
+        <w:spacing w:before="40" w:after="40"/>
+        <w:ind w:left="120"/>
+      </w:pPr>
+      <w:r>
+        <w:rPr>
+          <w:rFonts w:ascii="Meiryo" w:cs="Meiryo" w:eastAsia="Meiryo" w:hAnsi="Meiryo"/>
+          <w:b/>
+          <w:bCs/>
+          <w:i w:val="false"/>
+          <w:iCs w:val="false"/>
+          <w:color w:val="375623"/>
           <w:sz w:val="18"/>
           <w:szCs w:val="18"/>
         </w:rPr>
-        <w:t xml:space="preserve">※ Entra ID 側の設定値（アクセストークン有効期間・MFA ポリシー等）は信用基金 Azure 管理者との協議により確定する（★TBD）。</w:t>
-      </w:r>
-    </w:p>
-    <w:p>
-      <w:pPr>
-        <w:spacing w:before="40" w:after="40"/>
+        <w:t xml:space="preserve">✓ 以下の項目は Entra ID が自動管理するため、本システムの定義値として持つ必要はない：アカウントロック規定回数・アカウントロック規定時間・アクセスロック規定回数・ロックメール送信設定・二重ログイン設定</w:t>
+      </w:r>
+    </w:p>
+    <w:p>
+      <w:pPr>
+        <w:spacing w:before="60" w:after="80"/>
         <w:jc w:val="left"/>
       </w:pPr>
       <w:r>
@@ -23580,7 +25150,49 @@
           <w:sz w:val="20"/>
           <w:szCs w:val="20"/>
         </w:rPr>
-        <w:t xml:space="preserve">表4-6　ユーザ認証定義詳細</w:t>
+        <w:t xml:space="preserve">表4-7　2段階認証定義詳細（★TBD：要件確認後に決定）</w:t>
+      </w:r>
+    </w:p>
+    <w:p>
+      <w:pPr>
+        <w:pBdr>
+          <w:left w:val="single" w:color="7F6000" w:sz="12" w:space="0"/>
+        </w:pBdr>
+        <w:shd w:fill="FFF2CC" w:val="clear"/>
+        <w:spacing w:before="20" w:after="40"/>
+        <w:ind w:left="120"/>
+      </w:pPr>
+      <w:r>
+        <w:rPr>
+          <w:rFonts w:ascii="Meiryo" w:cs="Meiryo" w:eastAsia="Meiryo" w:hAnsi="Meiryo"/>
+          <w:b/>
+          <w:bCs/>
+          <w:i w:val="false"/>
+          <w:iCs w:val="false"/>
+          <w:color w:val="7F6000"/>
+          <w:sz w:val="18"/>
+          <w:szCs w:val="18"/>
+        </w:rPr>
+        <w:t xml:space="preserve">★TBD：4.2.9 の2段階認証（アプリレベルのメール認証コード）の要否を顧客確認後に決定する。不要の場合は本表を削除し、MFA は Entra ID の条件付きアクセスのみで対応する。</w:t>
+      </w:r>
+    </w:p>
+    <w:p>
+      <w:pPr>
+        <w:spacing w:before="20" w:after="20"/>
+        <w:jc w:val="left"/>
+      </w:pPr>
+      <w:r>
+        <w:rPr>
+          <w:rFonts w:ascii="Meiryo" w:cs="Meiryo" w:eastAsia="Meiryo" w:hAnsi="Meiryo"/>
+          <w:b w:val="false"/>
+          <w:bCs w:val="false"/>
+          <w:i w:val="false"/>
+          <w:iCs w:val="false"/>
+          <w:color w:val="000000"/>
+          <w:sz w:val="20"/>
+          <w:szCs w:val="20"/>
+        </w:rPr>
+        <w:t xml:space="preserve"/>
       </w:r>
     </w:p>
     <w:tbl>
@@ -23751,7 +25363,7 @@
                 <w:sz w:val="18"/>
                 <w:szCs w:val="18"/>
               </w:rPr>
-              <w:t xml:space="preserve">アカウントロック規定回数</w:t>
+              <w:t xml:space="preserve">認証拒否回数</w:t>
             </w:r>
           </w:p>
         </w:tc>
@@ -23789,7 +25401,7 @@
                 <w:sz w:val="18"/>
                 <w:szCs w:val="18"/>
               </w:rPr>
-              <w:t xml:space="preserve">5</w:t>
+              <w:t xml:space="preserve">3</w:t>
             </w:r>
           </w:p>
         </w:tc>
@@ -23827,7 +25439,7 @@
                 <w:sz w:val="18"/>
                 <w:szCs w:val="18"/>
               </w:rPr>
-              <w:t xml:space="preserve">アカウントロックするまでのログイン失敗回数（単位：回）</w:t>
+              <w:t xml:space="preserve">操作権限エラーとする2段階認証の認証拒否回数（単位：回）</w:t>
             </w:r>
           </w:p>
         </w:tc>
@@ -23867,7 +25479,7 @@
                 <w:sz w:val="18"/>
                 <w:szCs w:val="18"/>
               </w:rPr>
-              <w:t xml:space="preserve">アカウントロック規定時間</w:t>
+              <w:t xml:space="preserve">認証コード有効時間</w:t>
             </w:r>
           </w:p>
         </w:tc>
@@ -23905,7 +25517,7 @@
                 <w:sz w:val="18"/>
                 <w:szCs w:val="18"/>
               </w:rPr>
-              <w:t xml:space="preserve">30</w:t>
+              <w:t xml:space="preserve">10</w:t>
             </w:r>
           </w:p>
         </w:tc>
@@ -23943,7 +25555,7 @@
                 <w:sz w:val="18"/>
                 <w:szCs w:val="18"/>
               </w:rPr>
-              <w:t xml:space="preserve">アカウントロックの状態継続時間（単位：分）</w:t>
+              <w:t xml:space="preserve">メール送信した認証コードの有効時間（数値）</w:t>
             </w:r>
           </w:p>
         </w:tc>
@@ -23983,7 +25595,7 @@
                 <w:sz w:val="18"/>
                 <w:szCs w:val="18"/>
               </w:rPr>
-              <w:t xml:space="preserve">アクセスロック規定回数</w:t>
+              <w:t xml:space="preserve">認証コード有効時間の単位</w:t>
             </w:r>
           </w:p>
         </w:tc>
@@ -24021,7 +25633,7 @@
                 <w:sz w:val="18"/>
                 <w:szCs w:val="18"/>
               </w:rPr>
-              <w:t xml:space="preserve">5</w:t>
+              <w:t xml:space="preserve">M</w:t>
             </w:r>
           </w:p>
         </w:tc>
@@ -24059,7 +25671,7 @@
                 <w:sz w:val="18"/>
                 <w:szCs w:val="18"/>
               </w:rPr>
-              <w:t xml:space="preserve">アクセスロックするまでのアカウントロック回数（単位：回）</w:t>
+              <w:t xml:space="preserve">認証コードの有効時間単位（H：時 / M：分 / S：秒）</w:t>
             </w:r>
           </w:p>
         </w:tc>
@@ -24099,7 +25711,7 @@
                 <w:sz w:val="18"/>
                 <w:szCs w:val="18"/>
               </w:rPr>
-              <w:t xml:space="preserve">パスワード有効期間</w:t>
+              <w:t xml:space="preserve">認証有効時間</w:t>
             </w:r>
           </w:p>
         </w:tc>
@@ -24133,11 +25745,11 @@
                 <w:bCs w:val="false"/>
                 <w:i w:val="false"/>
                 <w:iCs w:val="false"/>
-                <w:color w:val="375623"/>
-                <w:sz w:val="18"/>
-                <w:szCs w:val="18"/>
-              </w:rPr>
-              <w:t xml:space="preserve">庁内 AD ポリシーに準拠</w:t>
+                <w:color w:val="000000"/>
+                <w:sz w:val="18"/>
+                <w:szCs w:val="18"/>
+              </w:rPr>
+              <w:t xml:space="preserve">2</w:t>
             </w:r>
           </w:p>
         </w:tc>
@@ -24175,7 +25787,7 @@
                 <w:sz w:val="18"/>
                 <w:szCs w:val="18"/>
               </w:rPr>
-              <w:t xml:space="preserve">パスワード管理は庁内 AD（AD 同期確定）。変更時は Windows ログインパスワードを変更する</w:t>
+              <w:t xml:space="preserve">2段階認証の認証済み状態が継続する時間（数値）</w:t>
             </w:r>
           </w:p>
         </w:tc>
@@ -24215,7 +25827,7 @@
                 <w:sz w:val="18"/>
                 <w:szCs w:val="18"/>
               </w:rPr>
-              <w:t xml:space="preserve">パスワード有効期限切れ通知</w:t>
+              <w:t xml:space="preserve">認証有効時間の単位</w:t>
             </w:r>
           </w:p>
         </w:tc>
@@ -24249,11 +25861,11 @@
                 <w:bCs w:val="false"/>
                 <w:i w:val="false"/>
                 <w:iCs w:val="false"/>
-                <w:color w:val="375623"/>
-                <w:sz w:val="18"/>
-                <w:szCs w:val="18"/>
-              </w:rPr>
-              <w:t xml:space="preserve">庁内 AD ポリシーに準拠</w:t>
+                <w:color w:val="000000"/>
+                <w:sz w:val="18"/>
+                <w:szCs w:val="18"/>
+              </w:rPr>
+              <w:t xml:space="preserve">H</w:t>
             </w:r>
           </w:p>
         </w:tc>
@@ -24291,1803 +25903,7 @@
                 <w:sz w:val="18"/>
                 <w:szCs w:val="18"/>
               </w:rPr>
-              <w:t xml:space="preserve">AD の通知ポリシーに委託</w:t>
-            </w:r>
-          </w:p>
-        </w:tc>
-      </w:tr>
-      <w:tr>
-        <w:tc>
-          <w:tcPr>
-            <w:tcW w:type="dxa" w:w="2800"/>
-            <w:tcBorders>
-              <w:top w:val="single" w:color="9DC3E6" w:sz="4" w:space="0"/>
-              <w:left w:val="single" w:color="9DC3E6" w:sz="4" w:space="0"/>
-              <w:bottom w:val="single" w:color="9DC3E6" w:sz="4" w:space="0"/>
-              <w:right w:val="single" w:color="9DC3E6" w:sz="4" w:space="0"/>
-            </w:tcBorders>
-            <w:shd w:fill="EBF3FB" w:val="clear"/>
-            <w:tcMar>
-              <w:top w:type="dxa" w:w="80"/>
-              <w:left w:type="dxa" w:w="120"/>
-              <w:bottom w:type="dxa" w:w="80"/>
-              <w:right w:type="dxa" w:w="120"/>
-            </w:tcMar>
-            <w:vAlign w:val="center"/>
-          </w:tcPr>
-          <w:p>
-            <w:pPr>
-              <w:spacing w:before="20" w:after="20"/>
-              <w:jc w:val="left"/>
-            </w:pPr>
-            <w:r>
-              <w:rPr>
-                <w:rFonts w:ascii="Meiryo" w:cs="Meiryo" w:eastAsia="Meiryo" w:hAnsi="Meiryo"/>
-                <w:b w:val="false"/>
-                <w:bCs w:val="false"/>
-                <w:i w:val="false"/>
-                <w:iCs w:val="false"/>
-                <w:color w:val="000000"/>
-                <w:sz w:val="18"/>
-                <w:szCs w:val="18"/>
-              </w:rPr>
-              <w:t xml:space="preserve">アカウントロックメール送信</w:t>
-            </w:r>
-          </w:p>
-        </w:tc>
-        <w:tc>
-          <w:tcPr>
-            <w:tcW w:type="dxa" w:w="1500"/>
-            <w:tcBorders>
-              <w:top w:val="single" w:color="9DC3E6" w:sz="4" w:space="0"/>
-              <w:left w:val="single" w:color="9DC3E6" w:sz="4" w:space="0"/>
-              <w:bottom w:val="single" w:color="9DC3E6" w:sz="4" w:space="0"/>
-              <w:right w:val="single" w:color="9DC3E6" w:sz="4" w:space="0"/>
-            </w:tcBorders>
-            <w:shd w:fill="EBF3FB" w:val="clear"/>
-            <w:tcMar>
-              <w:top w:type="dxa" w:w="80"/>
-              <w:left w:type="dxa" w:w="120"/>
-              <w:bottom w:type="dxa" w:w="80"/>
-              <w:right w:type="dxa" w:w="120"/>
-            </w:tcMar>
-            <w:vAlign w:val="center"/>
-          </w:tcPr>
-          <w:p>
-            <w:pPr>
-              <w:spacing w:before="20" w:after="20"/>
-              <w:jc w:val="left"/>
-            </w:pPr>
-            <w:r>
-              <w:rPr>
-                <w:rFonts w:ascii="Meiryo" w:cs="Meiryo" w:eastAsia="Meiryo" w:hAnsi="Meiryo"/>
-                <w:b w:val="false"/>
-                <w:bCs w:val="false"/>
-                <w:i w:val="false"/>
-                <w:iCs w:val="false"/>
-                <w:color w:val="000000"/>
-                <w:sz w:val="18"/>
-                <w:szCs w:val="18"/>
-              </w:rPr>
-              <w:t xml:space="preserve">1</w:t>
-            </w:r>
-          </w:p>
-        </w:tc>
-        <w:tc>
-          <w:tcPr>
-            <w:tcW w:type="dxa" w:w="4726"/>
-            <w:tcBorders>
-              <w:top w:val="single" w:color="9DC3E6" w:sz="4" w:space="0"/>
-              <w:left w:val="single" w:color="9DC3E6" w:sz="4" w:space="0"/>
-              <w:bottom w:val="single" w:color="9DC3E6" w:sz="4" w:space="0"/>
-              <w:right w:val="single" w:color="9DC3E6" w:sz="4" w:space="0"/>
-            </w:tcBorders>
-            <w:shd w:fill="EBF3FB" w:val="clear"/>
-            <w:tcMar>
-              <w:top w:type="dxa" w:w="80"/>
-              <w:left w:type="dxa" w:w="120"/>
-              <w:bottom w:type="dxa" w:w="80"/>
-              <w:right w:type="dxa" w:w="120"/>
-            </w:tcMar>
-            <w:vAlign w:val="center"/>
-          </w:tcPr>
-          <w:p>
-            <w:pPr>
-              <w:spacing w:before="20" w:after="20"/>
-              <w:jc w:val="left"/>
-            </w:pPr>
-            <w:r>
-              <w:rPr>
-                <w:rFonts w:ascii="Meiryo" w:cs="Meiryo" w:eastAsia="Meiryo" w:hAnsi="Meiryo"/>
-                <w:b w:val="false"/>
-                <w:bCs w:val="false"/>
-                <w:i w:val="false"/>
-                <w:iCs w:val="false"/>
-                <w:color w:val="000000"/>
-                <w:sz w:val="18"/>
-                <w:szCs w:val="18"/>
-              </w:rPr>
-              <w:t xml:space="preserve">アカウントロック時にメール送信を行うかを設定する。（0：未送信 / 1：送信）</w:t>
-            </w:r>
-          </w:p>
-        </w:tc>
-      </w:tr>
-      <w:tr>
-        <w:tc>
-          <w:tcPr>
-            <w:tcW w:type="dxa" w:w="2800"/>
-            <w:tcBorders>
-              <w:top w:val="single" w:color="9DC3E6" w:sz="4" w:space="0"/>
-              <w:left w:val="single" w:color="9DC3E6" w:sz="4" w:space="0"/>
-              <w:bottom w:val="single" w:color="9DC3E6" w:sz="4" w:space="0"/>
-              <w:right w:val="single" w:color="9DC3E6" w:sz="4" w:space="0"/>
-            </w:tcBorders>
-            <w:shd w:fill="FFFFFF" w:val="clear"/>
-            <w:tcMar>
-              <w:top w:type="dxa" w:w="80"/>
-              <w:left w:type="dxa" w:w="120"/>
-              <w:bottom w:type="dxa" w:w="80"/>
-              <w:right w:type="dxa" w:w="120"/>
-            </w:tcMar>
-            <w:vAlign w:val="center"/>
-          </w:tcPr>
-          <w:p>
-            <w:pPr>
-              <w:spacing w:before="20" w:after="20"/>
-              <w:jc w:val="left"/>
-            </w:pPr>
-            <w:r>
-              <w:rPr>
-                <w:rFonts w:ascii="Meiryo" w:cs="Meiryo" w:eastAsia="Meiryo" w:hAnsi="Meiryo"/>
-                <w:b w:val="false"/>
-                <w:bCs w:val="false"/>
-                <w:i w:val="false"/>
-                <w:iCs w:val="false"/>
-                <w:color w:val="000000"/>
-                <w:sz w:val="18"/>
-                <w:szCs w:val="18"/>
-              </w:rPr>
-              <w:t xml:space="preserve">アクセスロックメール送信</w:t>
-            </w:r>
-          </w:p>
-        </w:tc>
-        <w:tc>
-          <w:tcPr>
-            <w:tcW w:type="dxa" w:w="1500"/>
-            <w:tcBorders>
-              <w:top w:val="single" w:color="9DC3E6" w:sz="4" w:space="0"/>
-              <w:left w:val="single" w:color="9DC3E6" w:sz="4" w:space="0"/>
-              <w:bottom w:val="single" w:color="9DC3E6" w:sz="4" w:space="0"/>
-              <w:right w:val="single" w:color="9DC3E6" w:sz="4" w:space="0"/>
-            </w:tcBorders>
-            <w:shd w:fill="FFFFFF" w:val="clear"/>
-            <w:tcMar>
-              <w:top w:type="dxa" w:w="80"/>
-              <w:left w:type="dxa" w:w="120"/>
-              <w:bottom w:type="dxa" w:w="80"/>
-              <w:right w:type="dxa" w:w="120"/>
-            </w:tcMar>
-            <w:vAlign w:val="center"/>
-          </w:tcPr>
-          <w:p>
-            <w:pPr>
-              <w:spacing w:before="20" w:after="20"/>
-              <w:jc w:val="left"/>
-            </w:pPr>
-            <w:r>
-              <w:rPr>
-                <w:rFonts w:ascii="Meiryo" w:cs="Meiryo" w:eastAsia="Meiryo" w:hAnsi="Meiryo"/>
-                <w:b w:val="false"/>
-                <w:bCs w:val="false"/>
-                <w:i w:val="false"/>
-                <w:iCs w:val="false"/>
-                <w:color w:val="000000"/>
-                <w:sz w:val="18"/>
-                <w:szCs w:val="18"/>
-              </w:rPr>
-              <w:t xml:space="preserve">1</w:t>
-            </w:r>
-          </w:p>
-        </w:tc>
-        <w:tc>
-          <w:tcPr>
-            <w:tcW w:type="dxa" w:w="4726"/>
-            <w:tcBorders>
-              <w:top w:val="single" w:color="9DC3E6" w:sz="4" w:space="0"/>
-              <w:left w:val="single" w:color="9DC3E6" w:sz="4" w:space="0"/>
-              <w:bottom w:val="single" w:color="9DC3E6" w:sz="4" w:space="0"/>
-              <w:right w:val="single" w:color="9DC3E6" w:sz="4" w:space="0"/>
-            </w:tcBorders>
-            <w:shd w:fill="FFFFFF" w:val="clear"/>
-            <w:tcMar>
-              <w:top w:type="dxa" w:w="80"/>
-              <w:left w:type="dxa" w:w="120"/>
-              <w:bottom w:type="dxa" w:w="80"/>
-              <w:right w:type="dxa" w:w="120"/>
-            </w:tcMar>
-            <w:vAlign w:val="center"/>
-          </w:tcPr>
-          <w:p>
-            <w:pPr>
-              <w:spacing w:before="20" w:after="20"/>
-              <w:jc w:val="left"/>
-            </w:pPr>
-            <w:r>
-              <w:rPr>
-                <w:rFonts w:ascii="Meiryo" w:cs="Meiryo" w:eastAsia="Meiryo" w:hAnsi="Meiryo"/>
-                <w:b w:val="false"/>
-                <w:bCs w:val="false"/>
-                <w:i w:val="false"/>
-                <w:iCs w:val="false"/>
-                <w:color w:val="000000"/>
-                <w:sz w:val="18"/>
-                <w:szCs w:val="18"/>
-              </w:rPr>
-              <w:t xml:space="preserve">アクセスロック時にメール送信を行うかを設定する。（0：未送信 / 1：送信）</w:t>
-            </w:r>
-          </w:p>
-        </w:tc>
-      </w:tr>
-      <w:tr>
-        <w:tc>
-          <w:tcPr>
-            <w:tcW w:type="dxa" w:w="2800"/>
-            <w:tcBorders>
-              <w:top w:val="single" w:color="9DC3E6" w:sz="4" w:space="0"/>
-              <w:left w:val="single" w:color="9DC3E6" w:sz="4" w:space="0"/>
-              <w:bottom w:val="single" w:color="9DC3E6" w:sz="4" w:space="0"/>
-              <w:right w:val="single" w:color="9DC3E6" w:sz="4" w:space="0"/>
-            </w:tcBorders>
-            <w:shd w:fill="EBF3FB" w:val="clear"/>
-            <w:tcMar>
-              <w:top w:type="dxa" w:w="80"/>
-              <w:left w:type="dxa" w:w="120"/>
-              <w:bottom w:type="dxa" w:w="80"/>
-              <w:right w:type="dxa" w:w="120"/>
-            </w:tcMar>
-            <w:vAlign w:val="center"/>
-          </w:tcPr>
-          <w:p>
-            <w:pPr>
-              <w:spacing w:before="20" w:after="20"/>
-              <w:jc w:val="left"/>
-            </w:pPr>
-            <w:r>
-              <w:rPr>
-                <w:rFonts w:ascii="Meiryo" w:cs="Meiryo" w:eastAsia="Meiryo" w:hAnsi="Meiryo"/>
-                <w:b w:val="false"/>
-                <w:bCs w:val="false"/>
-                <w:i w:val="false"/>
-                <w:iCs w:val="false"/>
-                <w:color w:val="000000"/>
-                <w:sz w:val="18"/>
-                <w:szCs w:val="18"/>
-              </w:rPr>
-              <w:t xml:space="preserve">二重ログインメール送信</w:t>
-            </w:r>
-          </w:p>
-        </w:tc>
-        <w:tc>
-          <w:tcPr>
-            <w:tcW w:type="dxa" w:w="1500"/>
-            <w:tcBorders>
-              <w:top w:val="single" w:color="9DC3E6" w:sz="4" w:space="0"/>
-              <w:left w:val="single" w:color="9DC3E6" w:sz="4" w:space="0"/>
-              <w:bottom w:val="single" w:color="9DC3E6" w:sz="4" w:space="0"/>
-              <w:right w:val="single" w:color="9DC3E6" w:sz="4" w:space="0"/>
-            </w:tcBorders>
-            <w:shd w:fill="EBF3FB" w:val="clear"/>
-            <w:tcMar>
-              <w:top w:type="dxa" w:w="80"/>
-              <w:left w:type="dxa" w:w="120"/>
-              <w:bottom w:type="dxa" w:w="80"/>
-              <w:right w:type="dxa" w:w="120"/>
-            </w:tcMar>
-            <w:vAlign w:val="center"/>
-          </w:tcPr>
-          <w:p>
-            <w:pPr>
-              <w:spacing w:before="20" w:after="20"/>
-              <w:jc w:val="left"/>
-            </w:pPr>
-            <w:r>
-              <w:rPr>
-                <w:rFonts w:ascii="Meiryo" w:cs="Meiryo" w:eastAsia="Meiryo" w:hAnsi="Meiryo"/>
-                <w:b w:val="false"/>
-                <w:bCs w:val="false"/>
-                <w:i w:val="false"/>
-                <w:iCs w:val="false"/>
-                <w:color w:val="000000"/>
-                <w:sz w:val="18"/>
-                <w:szCs w:val="18"/>
-              </w:rPr>
-              <w:t xml:space="preserve">1</w:t>
-            </w:r>
-          </w:p>
-        </w:tc>
-        <w:tc>
-          <w:tcPr>
-            <w:tcW w:type="dxa" w:w="4726"/>
-            <w:tcBorders>
-              <w:top w:val="single" w:color="9DC3E6" w:sz="4" w:space="0"/>
-              <w:left w:val="single" w:color="9DC3E6" w:sz="4" w:space="0"/>
-              <w:bottom w:val="single" w:color="9DC3E6" w:sz="4" w:space="0"/>
-              <w:right w:val="single" w:color="9DC3E6" w:sz="4" w:space="0"/>
-            </w:tcBorders>
-            <w:shd w:fill="EBF3FB" w:val="clear"/>
-            <w:tcMar>
-              <w:top w:type="dxa" w:w="80"/>
-              <w:left w:type="dxa" w:w="120"/>
-              <w:bottom w:type="dxa" w:w="80"/>
-              <w:right w:type="dxa" w:w="120"/>
-            </w:tcMar>
-            <w:vAlign w:val="center"/>
-          </w:tcPr>
-          <w:p>
-            <w:pPr>
-              <w:spacing w:before="20" w:after="20"/>
-              <w:jc w:val="left"/>
-            </w:pPr>
-            <w:r>
-              <w:rPr>
-                <w:rFonts w:ascii="Meiryo" w:cs="Meiryo" w:eastAsia="Meiryo" w:hAnsi="Meiryo"/>
-                <w:b w:val="false"/>
-                <w:bCs w:val="false"/>
-                <w:i w:val="false"/>
-                <w:iCs w:val="false"/>
-                <w:color w:val="000000"/>
-                <w:sz w:val="18"/>
-                <w:szCs w:val="18"/>
-              </w:rPr>
-              <w:t xml:space="preserve">二重ログイン時にメール送信を行うかを設定する。（0：未送信 / 1：送信）</w:t>
-            </w:r>
-          </w:p>
-        </w:tc>
-      </w:tr>
-      <w:tr>
-        <w:tc>
-          <w:tcPr>
-            <w:tcW w:type="dxa" w:w="2800"/>
-            <w:tcBorders>
-              <w:top w:val="single" w:color="9DC3E6" w:sz="4" w:space="0"/>
-              <w:left w:val="single" w:color="9DC3E6" w:sz="4" w:space="0"/>
-              <w:bottom w:val="single" w:color="9DC3E6" w:sz="4" w:space="0"/>
-              <w:right w:val="single" w:color="9DC3E6" w:sz="4" w:space="0"/>
-            </w:tcBorders>
-            <w:shd w:fill="FFFFFF" w:val="clear"/>
-            <w:tcMar>
-              <w:top w:type="dxa" w:w="80"/>
-              <w:left w:type="dxa" w:w="120"/>
-              <w:bottom w:type="dxa" w:w="80"/>
-              <w:right w:type="dxa" w:w="120"/>
-            </w:tcMar>
-            <w:vAlign w:val="center"/>
-          </w:tcPr>
-          <w:p>
-            <w:pPr>
-              <w:spacing w:before="20" w:after="20"/>
-              <w:jc w:val="left"/>
-            </w:pPr>
-            <w:r>
-              <w:rPr>
-                <w:rFonts w:ascii="Meiryo" w:cs="Meiryo" w:eastAsia="Meiryo" w:hAnsi="Meiryo"/>
-                <w:b w:val="false"/>
-                <w:bCs w:val="false"/>
-                <w:i w:val="false"/>
-                <w:iCs w:val="false"/>
-                <w:color w:val="000000"/>
-                <w:sz w:val="18"/>
-                <w:szCs w:val="18"/>
-              </w:rPr>
-              <w:t xml:space="preserve">セッションタイムアウト時間</w:t>
-            </w:r>
-          </w:p>
-        </w:tc>
-        <w:tc>
-          <w:tcPr>
-            <w:tcW w:type="dxa" w:w="1500"/>
-            <w:tcBorders>
-              <w:top w:val="single" w:color="9DC3E6" w:sz="4" w:space="0"/>
-              <w:left w:val="single" w:color="9DC3E6" w:sz="4" w:space="0"/>
-              <w:bottom w:val="single" w:color="9DC3E6" w:sz="4" w:space="0"/>
-              <w:right w:val="single" w:color="9DC3E6" w:sz="4" w:space="0"/>
-            </w:tcBorders>
-            <w:shd w:fill="FFFFFF" w:val="clear"/>
-            <w:tcMar>
-              <w:top w:type="dxa" w:w="80"/>
-              <w:left w:type="dxa" w:w="120"/>
-              <w:bottom w:type="dxa" w:w="80"/>
-              <w:right w:type="dxa" w:w="120"/>
-            </w:tcMar>
-            <w:vAlign w:val="center"/>
-          </w:tcPr>
-          <w:p>
-            <w:pPr>
-              <w:spacing w:before="20" w:after="20"/>
-              <w:jc w:val="left"/>
-            </w:pPr>
-            <w:r>
-              <w:rPr>
-                <w:rFonts w:ascii="Meiryo" w:cs="Meiryo" w:eastAsia="Meiryo" w:hAnsi="Meiryo"/>
-                <w:b w:val="false"/>
-                <w:bCs w:val="false"/>
-                <w:i w:val="false"/>
-                <w:iCs w:val="false"/>
-                <w:color w:val="000000"/>
-                <w:sz w:val="18"/>
-                <w:szCs w:val="18"/>
-              </w:rPr>
-              <w:t xml:space="preserve">30</w:t>
-            </w:r>
-          </w:p>
-        </w:tc>
-        <w:tc>
-          <w:tcPr>
-            <w:tcW w:type="dxa" w:w="4726"/>
-            <w:tcBorders>
-              <w:top w:val="single" w:color="9DC3E6" w:sz="4" w:space="0"/>
-              <w:left w:val="single" w:color="9DC3E6" w:sz="4" w:space="0"/>
-              <w:bottom w:val="single" w:color="9DC3E6" w:sz="4" w:space="0"/>
-              <w:right w:val="single" w:color="9DC3E6" w:sz="4" w:space="0"/>
-            </w:tcBorders>
-            <w:shd w:fill="FFFFFF" w:val="clear"/>
-            <w:tcMar>
-              <w:top w:type="dxa" w:w="80"/>
-              <w:left w:type="dxa" w:w="120"/>
-              <w:bottom w:type="dxa" w:w="80"/>
-              <w:right w:type="dxa" w:w="120"/>
-            </w:tcMar>
-            <w:vAlign w:val="center"/>
-          </w:tcPr>
-          <w:p>
-            <w:pPr>
-              <w:spacing w:before="20" w:after="20"/>
-              <w:jc w:val="left"/>
-            </w:pPr>
-            <w:r>
-              <w:rPr>
-                <w:rFonts w:ascii="Meiryo" w:cs="Meiryo" w:eastAsia="Meiryo" w:hAnsi="Meiryo"/>
-                <w:b w:val="false"/>
-                <w:bCs w:val="false"/>
-                <w:i w:val="false"/>
-                <w:iCs w:val="false"/>
-                <w:color w:val="000000"/>
-                <w:sz w:val="18"/>
-                <w:szCs w:val="18"/>
-              </w:rPr>
-              <w:t xml:space="preserve">無操作によるセッションタイムアウトまでの時間（単位：分）</w:t>
-            </w:r>
-          </w:p>
-        </w:tc>
-      </w:tr>
-      <w:tr>
-        <w:tc>
-          <w:tcPr>
-            <w:tcW w:type="dxa" w:w="2800"/>
-            <w:tcBorders>
-              <w:top w:val="single" w:color="9DC3E6" w:sz="4" w:space="0"/>
-              <w:left w:val="single" w:color="9DC3E6" w:sz="4" w:space="0"/>
-              <w:bottom w:val="single" w:color="9DC3E6" w:sz="4" w:space="0"/>
-              <w:right w:val="single" w:color="9DC3E6" w:sz="4" w:space="0"/>
-            </w:tcBorders>
-            <w:shd w:fill="EBF3FB" w:val="clear"/>
-            <w:tcMar>
-              <w:top w:type="dxa" w:w="80"/>
-              <w:left w:type="dxa" w:w="120"/>
-              <w:bottom w:type="dxa" w:w="80"/>
-              <w:right w:type="dxa" w:w="120"/>
-            </w:tcMar>
-            <w:vAlign w:val="center"/>
-          </w:tcPr>
-          <w:p>
-            <w:pPr>
-              <w:spacing w:before="20" w:after="20"/>
-              <w:jc w:val="left"/>
-            </w:pPr>
-            <w:r>
-              <w:rPr>
-                <w:rFonts w:ascii="Meiryo" w:cs="Meiryo" w:eastAsia="Meiryo" w:hAnsi="Meiryo"/>
-                <w:b w:val="false"/>
-                <w:bCs w:val="false"/>
-                <w:i w:val="false"/>
-                <w:iCs w:val="false"/>
-                <w:color w:val="000000"/>
-                <w:sz w:val="18"/>
-                <w:szCs w:val="18"/>
-              </w:rPr>
-              <w:t xml:space="preserve">セッション延長通知タイミング</w:t>
-            </w:r>
-          </w:p>
-        </w:tc>
-        <w:tc>
-          <w:tcPr>
-            <w:tcW w:type="dxa" w:w="1500"/>
-            <w:tcBorders>
-              <w:top w:val="single" w:color="9DC3E6" w:sz="4" w:space="0"/>
-              <w:left w:val="single" w:color="9DC3E6" w:sz="4" w:space="0"/>
-              <w:bottom w:val="single" w:color="9DC3E6" w:sz="4" w:space="0"/>
-              <w:right w:val="single" w:color="9DC3E6" w:sz="4" w:space="0"/>
-            </w:tcBorders>
-            <w:shd w:fill="EBF3FB" w:val="clear"/>
-            <w:tcMar>
-              <w:top w:type="dxa" w:w="80"/>
-              <w:left w:type="dxa" w:w="120"/>
-              <w:bottom w:type="dxa" w:w="80"/>
-              <w:right w:type="dxa" w:w="120"/>
-            </w:tcMar>
-            <w:vAlign w:val="center"/>
-          </w:tcPr>
-          <w:p>
-            <w:pPr>
-              <w:spacing w:before="20" w:after="20"/>
-              <w:jc w:val="left"/>
-            </w:pPr>
-            <w:r>
-              <w:rPr>
-                <w:rFonts w:ascii="Meiryo" w:cs="Meiryo" w:eastAsia="Meiryo" w:hAnsi="Meiryo"/>
-                <w:b w:val="false"/>
-                <w:bCs w:val="false"/>
-                <w:i w:val="false"/>
-                <w:iCs w:val="false"/>
-                <w:color w:val="000000"/>
-                <w:sz w:val="18"/>
-                <w:szCs w:val="18"/>
-              </w:rPr>
-              <w:t xml:space="preserve">10</w:t>
-            </w:r>
-          </w:p>
-        </w:tc>
-        <w:tc>
-          <w:tcPr>
-            <w:tcW w:type="dxa" w:w="4726"/>
-            <w:tcBorders>
-              <w:top w:val="single" w:color="9DC3E6" w:sz="4" w:space="0"/>
-              <w:left w:val="single" w:color="9DC3E6" w:sz="4" w:space="0"/>
-              <w:bottom w:val="single" w:color="9DC3E6" w:sz="4" w:space="0"/>
-              <w:right w:val="single" w:color="9DC3E6" w:sz="4" w:space="0"/>
-            </w:tcBorders>
-            <w:shd w:fill="EBF3FB" w:val="clear"/>
-            <w:tcMar>
-              <w:top w:type="dxa" w:w="80"/>
-              <w:left w:type="dxa" w:w="120"/>
-              <w:bottom w:type="dxa" w:w="80"/>
-              <w:right w:type="dxa" w:w="120"/>
-            </w:tcMar>
-            <w:vAlign w:val="center"/>
-          </w:tcPr>
-          <w:p>
-            <w:pPr>
-              <w:spacing w:before="20" w:after="20"/>
-              <w:jc w:val="left"/>
-            </w:pPr>
-            <w:r>
-              <w:rPr>
-                <w:rFonts w:ascii="Meiryo" w:cs="Meiryo" w:eastAsia="Meiryo" w:hAnsi="Meiryo"/>
-                <w:b w:val="false"/>
-                <w:bCs w:val="false"/>
-                <w:i w:val="false"/>
-                <w:iCs w:val="false"/>
-                <w:color w:val="000000"/>
-                <w:sz w:val="18"/>
-                <w:szCs w:val="18"/>
-              </w:rPr>
-              <w:t xml:space="preserve">タイムアウト前に延長ダイアログを表示するタイミング（単位：分前）</w:t>
-            </w:r>
-          </w:p>
-        </w:tc>
-      </w:tr>
-      <w:tr>
-        <w:tc>
-          <w:tcPr>
-            <w:tcW w:type="dxa" w:w="2800"/>
-            <w:tcBorders>
-              <w:top w:val="single" w:color="9DC3E6" w:sz="4" w:space="0"/>
-              <w:left w:val="single" w:color="9DC3E6" w:sz="4" w:space="0"/>
-              <w:bottom w:val="single" w:color="9DC3E6" w:sz="4" w:space="0"/>
-              <w:right w:val="single" w:color="9DC3E6" w:sz="4" w:space="0"/>
-            </w:tcBorders>
-            <w:shd w:fill="FFFFFF" w:val="clear"/>
-            <w:tcMar>
-              <w:top w:type="dxa" w:w="80"/>
-              <w:left w:type="dxa" w:w="120"/>
-              <w:bottom w:type="dxa" w:w="80"/>
-              <w:right w:type="dxa" w:w="120"/>
-            </w:tcMar>
-            <w:vAlign w:val="center"/>
-          </w:tcPr>
-          <w:p>
-            <w:pPr>
-              <w:spacing w:before="20" w:after="20"/>
-              <w:jc w:val="left"/>
-            </w:pPr>
-            <w:r>
-              <w:rPr>
-                <w:rFonts w:ascii="Meiryo" w:cs="Meiryo" w:eastAsia="Meiryo" w:hAnsi="Meiryo"/>
-                <w:b w:val="false"/>
-                <w:bCs w:val="false"/>
-                <w:i w:val="false"/>
-                <w:iCs w:val="false"/>
-                <w:color w:val="000000"/>
-                <w:sz w:val="18"/>
-                <w:szCs w:val="18"/>
-              </w:rPr>
-              <w:t xml:space="preserve">アクセストークン有効期間</w:t>
-            </w:r>
-          </w:p>
-        </w:tc>
-        <w:tc>
-          <w:tcPr>
-            <w:tcW w:type="dxa" w:w="1500"/>
-            <w:tcBorders>
-              <w:top w:val="single" w:color="9DC3E6" w:sz="4" w:space="0"/>
-              <w:left w:val="single" w:color="9DC3E6" w:sz="4" w:space="0"/>
-              <w:bottom w:val="single" w:color="9DC3E6" w:sz="4" w:space="0"/>
-              <w:right w:val="single" w:color="9DC3E6" w:sz="4" w:space="0"/>
-            </w:tcBorders>
-            <w:shd w:fill="FFFFFF" w:val="clear"/>
-            <w:tcMar>
-              <w:top w:type="dxa" w:w="80"/>
-              <w:left w:type="dxa" w:w="120"/>
-              <w:bottom w:type="dxa" w:w="80"/>
-              <w:right w:type="dxa" w:w="120"/>
-            </w:tcMar>
-            <w:vAlign w:val="center"/>
-          </w:tcPr>
-          <w:p>
-            <w:pPr>
-              <w:spacing w:before="20" w:after="20"/>
-              <w:jc w:val="left"/>
-            </w:pPr>
-            <w:r>
-              <w:rPr>
-                <w:rFonts w:ascii="Meiryo" w:cs="Meiryo" w:eastAsia="Meiryo" w:hAnsi="Meiryo"/>
-                <w:b/>
-                <w:bCs/>
-                <w:i w:val="false"/>
-                <w:iCs w:val="false"/>
-                <w:color w:val="C00000"/>
-                <w:sz w:val="18"/>
-                <w:szCs w:val="18"/>
-              </w:rPr>
-              <w:t xml:space="preserve">★TBD</w:t>
-            </w:r>
-          </w:p>
-        </w:tc>
-        <w:tc>
-          <w:tcPr>
-            <w:tcW w:type="dxa" w:w="4726"/>
-            <w:tcBorders>
-              <w:top w:val="single" w:color="9DC3E6" w:sz="4" w:space="0"/>
-              <w:left w:val="single" w:color="9DC3E6" w:sz="4" w:space="0"/>
-              <w:bottom w:val="single" w:color="9DC3E6" w:sz="4" w:space="0"/>
-              <w:right w:val="single" w:color="9DC3E6" w:sz="4" w:space="0"/>
-            </w:tcBorders>
-            <w:shd w:fill="FFFFFF" w:val="clear"/>
-            <w:tcMar>
-              <w:top w:type="dxa" w:w="80"/>
-              <w:left w:type="dxa" w:w="120"/>
-              <w:bottom w:type="dxa" w:w="80"/>
-              <w:right w:type="dxa" w:w="120"/>
-            </w:tcMar>
-            <w:vAlign w:val="center"/>
-          </w:tcPr>
-          <w:p>
-            <w:pPr>
-              <w:spacing w:before="20" w:after="20"/>
-              <w:jc w:val="left"/>
-            </w:pPr>
-            <w:r>
-              <w:rPr>
-                <w:rFonts w:ascii="Meiryo" w:cs="Meiryo" w:eastAsia="Meiryo" w:hAnsi="Meiryo"/>
-                <w:b w:val="false"/>
-                <w:bCs w:val="false"/>
-                <w:i w:val="false"/>
-                <w:iCs w:val="false"/>
-                <w:color w:val="000000"/>
-                <w:sz w:val="18"/>
-                <w:szCs w:val="18"/>
-              </w:rPr>
-              <w:t xml:space="preserve">Entra ID テナントの設定による（既定 1 時間）（★TBD：信用基金 Azure 管理者と協議）</w:t>
-            </w:r>
-          </w:p>
-        </w:tc>
-      </w:tr>
-      <w:tr>
-        <w:tc>
-          <w:tcPr>
-            <w:tcW w:type="dxa" w:w="2800"/>
-            <w:tcBorders>
-              <w:top w:val="single" w:color="9DC3E6" w:sz="4" w:space="0"/>
-              <w:left w:val="single" w:color="9DC3E6" w:sz="4" w:space="0"/>
-              <w:bottom w:val="single" w:color="9DC3E6" w:sz="4" w:space="0"/>
-              <w:right w:val="single" w:color="9DC3E6" w:sz="4" w:space="0"/>
-            </w:tcBorders>
-            <w:shd w:fill="EBF3FB" w:val="clear"/>
-            <w:tcMar>
-              <w:top w:type="dxa" w:w="80"/>
-              <w:left w:type="dxa" w:w="120"/>
-              <w:bottom w:type="dxa" w:w="80"/>
-              <w:right w:type="dxa" w:w="120"/>
-            </w:tcMar>
-            <w:vAlign w:val="center"/>
-          </w:tcPr>
-          <w:p>
-            <w:pPr>
-              <w:spacing w:before="20" w:after="20"/>
-              <w:jc w:val="left"/>
-            </w:pPr>
-            <w:r>
-              <w:rPr>
-                <w:rFonts w:ascii="Meiryo" w:cs="Meiryo" w:eastAsia="Meiryo" w:hAnsi="Meiryo"/>
-                <w:b w:val="false"/>
-                <w:bCs w:val="false"/>
-                <w:i w:val="false"/>
-                <w:iCs w:val="false"/>
-                <w:color w:val="000000"/>
-                <w:sz w:val="18"/>
-                <w:szCs w:val="18"/>
-              </w:rPr>
-              <w:t xml:space="preserve">AD 同期間隔</w:t>
-            </w:r>
-          </w:p>
-        </w:tc>
-        <w:tc>
-          <w:tcPr>
-            <w:tcW w:type="dxa" w:w="1500"/>
-            <w:tcBorders>
-              <w:top w:val="single" w:color="9DC3E6" w:sz="4" w:space="0"/>
-              <w:left w:val="single" w:color="9DC3E6" w:sz="4" w:space="0"/>
-              <w:bottom w:val="single" w:color="9DC3E6" w:sz="4" w:space="0"/>
-              <w:right w:val="single" w:color="9DC3E6" w:sz="4" w:space="0"/>
-            </w:tcBorders>
-            <w:shd w:fill="EBF3FB" w:val="clear"/>
-            <w:tcMar>
-              <w:top w:type="dxa" w:w="80"/>
-              <w:left w:type="dxa" w:w="120"/>
-              <w:bottom w:type="dxa" w:w="80"/>
-              <w:right w:type="dxa" w:w="120"/>
-            </w:tcMar>
-            <w:vAlign w:val="center"/>
-          </w:tcPr>
-          <w:p>
-            <w:pPr>
-              <w:spacing w:before="20" w:after="20"/>
-              <w:jc w:val="left"/>
-            </w:pPr>
-            <w:r>
-              <w:rPr>
-                <w:rFonts w:ascii="Meiryo" w:cs="Meiryo" w:eastAsia="Meiryo" w:hAnsi="Meiryo"/>
-                <w:b w:val="false"/>
-                <w:bCs w:val="false"/>
-                <w:i w:val="false"/>
-                <w:iCs w:val="false"/>
-                <w:color w:val="375623"/>
-                <w:sz w:val="18"/>
-                <w:szCs w:val="18"/>
-              </w:rPr>
-              <w:t xml:space="preserve">最大 30 分</w:t>
-            </w:r>
-          </w:p>
-        </w:tc>
-        <w:tc>
-          <w:tcPr>
-            <w:tcW w:type="dxa" w:w="4726"/>
-            <w:tcBorders>
-              <w:top w:val="single" w:color="9DC3E6" w:sz="4" w:space="0"/>
-              <w:left w:val="single" w:color="9DC3E6" w:sz="4" w:space="0"/>
-              <w:bottom w:val="single" w:color="9DC3E6" w:sz="4" w:space="0"/>
-              <w:right w:val="single" w:color="9DC3E6" w:sz="4" w:space="0"/>
-            </w:tcBorders>
-            <w:shd w:fill="EBF3FB" w:val="clear"/>
-            <w:tcMar>
-              <w:top w:type="dxa" w:w="80"/>
-              <w:left w:type="dxa" w:w="120"/>
-              <w:bottom w:type="dxa" w:w="80"/>
-              <w:right w:type="dxa" w:w="120"/>
-            </w:tcMar>
-            <w:vAlign w:val="center"/>
-          </w:tcPr>
-          <w:p>
-            <w:pPr>
-              <w:spacing w:before="20" w:after="20"/>
-              <w:jc w:val="left"/>
-            </w:pPr>
-            <w:r>
-              <w:rPr>
-                <w:rFonts w:ascii="Meiryo" w:cs="Meiryo" w:eastAsia="Meiryo" w:hAnsi="Meiryo"/>
-                <w:b w:val="false"/>
-                <w:bCs w:val="false"/>
-                <w:i w:val="false"/>
-                <w:iCs w:val="false"/>
-                <w:color w:val="000000"/>
-                <w:sz w:val="18"/>
-                <w:szCs w:val="18"/>
-              </w:rPr>
-              <w:t xml:space="preserve">Azure AD Connect の既定同期間隔。AD でアカウント作成後、最大 30 分で本システムにログイン可能</w:t>
-            </w:r>
-          </w:p>
-        </w:tc>
-      </w:tr>
-      <w:tr>
-        <w:tc>
-          <w:tcPr>
-            <w:tcW w:type="dxa" w:w="2800"/>
-            <w:tcBorders>
-              <w:top w:val="single" w:color="9DC3E6" w:sz="4" w:space="0"/>
-              <w:left w:val="single" w:color="9DC3E6" w:sz="4" w:space="0"/>
-              <w:bottom w:val="single" w:color="9DC3E6" w:sz="4" w:space="0"/>
-              <w:right w:val="single" w:color="9DC3E6" w:sz="4" w:space="0"/>
-            </w:tcBorders>
-            <w:shd w:fill="FFFFFF" w:val="clear"/>
-            <w:tcMar>
-              <w:top w:type="dxa" w:w="80"/>
-              <w:left w:type="dxa" w:w="120"/>
-              <w:bottom w:type="dxa" w:w="80"/>
-              <w:right w:type="dxa" w:w="120"/>
-            </w:tcMar>
-            <w:vAlign w:val="center"/>
-          </w:tcPr>
-          <w:p>
-            <w:pPr>
-              <w:spacing w:before="20" w:after="20"/>
-              <w:jc w:val="left"/>
-            </w:pPr>
-            <w:r>
-              <w:rPr>
-                <w:rFonts w:ascii="Meiryo" w:cs="Meiryo" w:eastAsia="Meiryo" w:hAnsi="Meiryo"/>
-                <w:b w:val="false"/>
-                <w:bCs w:val="false"/>
-                <w:i w:val="false"/>
-                <w:iCs w:val="false"/>
-                <w:color w:val="000000"/>
-                <w:sz w:val="18"/>
-                <w:szCs w:val="18"/>
-              </w:rPr>
-              <w:t xml:space="preserve">MFA 方式</w:t>
-            </w:r>
-          </w:p>
-        </w:tc>
-        <w:tc>
-          <w:tcPr>
-            <w:tcW w:type="dxa" w:w="1500"/>
-            <w:tcBorders>
-              <w:top w:val="single" w:color="9DC3E6" w:sz="4" w:space="0"/>
-              <w:left w:val="single" w:color="9DC3E6" w:sz="4" w:space="0"/>
-              <w:bottom w:val="single" w:color="9DC3E6" w:sz="4" w:space="0"/>
-              <w:right w:val="single" w:color="9DC3E6" w:sz="4" w:space="0"/>
-            </w:tcBorders>
-            <w:shd w:fill="FFFFFF" w:val="clear"/>
-            <w:tcMar>
-              <w:top w:type="dxa" w:w="80"/>
-              <w:left w:type="dxa" w:w="120"/>
-              <w:bottom w:type="dxa" w:w="80"/>
-              <w:right w:type="dxa" w:w="120"/>
-            </w:tcMar>
-            <w:vAlign w:val="center"/>
-          </w:tcPr>
-          <w:p>
-            <w:pPr>
-              <w:spacing w:before="20" w:after="20"/>
-              <w:jc w:val="left"/>
-            </w:pPr>
-            <w:r>
-              <w:rPr>
-                <w:rFonts w:ascii="Meiryo" w:cs="Meiryo" w:eastAsia="Meiryo" w:hAnsi="Meiryo"/>
-                <w:b/>
-                <w:bCs/>
-                <w:i w:val="false"/>
-                <w:iCs w:val="false"/>
-                <w:color w:val="375623"/>
-                <w:sz w:val="18"/>
-                <w:szCs w:val="18"/>
-              </w:rPr>
-              <w:t xml:space="preserve">Microsoft Authenticator（確定）</w:t>
-            </w:r>
-          </w:p>
-        </w:tc>
-        <w:tc>
-          <w:tcPr>
-            <w:tcW w:type="dxa" w:w="4726"/>
-            <w:tcBorders>
-              <w:top w:val="single" w:color="9DC3E6" w:sz="4" w:space="0"/>
-              <w:left w:val="single" w:color="9DC3E6" w:sz="4" w:space="0"/>
-              <w:bottom w:val="single" w:color="9DC3E6" w:sz="4" w:space="0"/>
-              <w:right w:val="single" w:color="9DC3E6" w:sz="4" w:space="0"/>
-            </w:tcBorders>
-            <w:shd w:fill="FFFFFF" w:val="clear"/>
-            <w:tcMar>
-              <w:top w:type="dxa" w:w="80"/>
-              <w:left w:type="dxa" w:w="120"/>
-              <w:bottom w:type="dxa" w:w="80"/>
-              <w:right w:type="dxa" w:w="120"/>
-            </w:tcMar>
-            <w:vAlign w:val="center"/>
-          </w:tcPr>
-          <w:p>
-            <w:pPr>
-              <w:spacing w:before="20" w:after="20"/>
-              <w:jc w:val="left"/>
-            </w:pPr>
-            <w:r>
-              <w:rPr>
-                <w:rFonts w:ascii="Meiryo" w:cs="Meiryo" w:eastAsia="Meiryo" w:hAnsi="Meiryo"/>
-                <w:b w:val="false"/>
-                <w:bCs w:val="false"/>
-                <w:i w:val="false"/>
-                <w:iCs w:val="false"/>
-                <w:color w:val="000000"/>
-                <w:sz w:val="18"/>
-                <w:szCs w:val="18"/>
-              </w:rPr>
-              <w:t xml:space="preserve">業務システムログイン時に必須。スマートフォン不可の職員は WinAuth を使用</w:t>
-            </w:r>
-          </w:p>
-        </w:tc>
-      </w:tr>
-      <w:tr>
-        <w:tc>
-          <w:tcPr>
-            <w:tcW w:type="dxa" w:w="2800"/>
-            <w:tcBorders>
-              <w:top w:val="single" w:color="9DC3E6" w:sz="4" w:space="0"/>
-              <w:left w:val="single" w:color="9DC3E6" w:sz="4" w:space="0"/>
-              <w:bottom w:val="single" w:color="9DC3E6" w:sz="4" w:space="0"/>
-              <w:right w:val="single" w:color="9DC3E6" w:sz="4" w:space="0"/>
-            </w:tcBorders>
-            <w:shd w:fill="EBF3FB" w:val="clear"/>
-            <w:tcMar>
-              <w:top w:type="dxa" w:w="80"/>
-              <w:left w:type="dxa" w:w="120"/>
-              <w:bottom w:type="dxa" w:w="80"/>
-              <w:right w:type="dxa" w:w="120"/>
-            </w:tcMar>
-            <w:vAlign w:val="center"/>
-          </w:tcPr>
-          <w:p>
-            <w:pPr>
-              <w:spacing w:before="20" w:after="20"/>
-              <w:jc w:val="left"/>
-            </w:pPr>
-            <w:r>
-              <w:rPr>
-                <w:rFonts w:ascii="Meiryo" w:cs="Meiryo" w:eastAsia="Meiryo" w:hAnsi="Meiryo"/>
-                <w:b w:val="false"/>
-                <w:bCs w:val="false"/>
-                <w:i w:val="false"/>
-                <w:iCs w:val="false"/>
-                <w:color w:val="000000"/>
-                <w:sz w:val="18"/>
-                <w:szCs w:val="18"/>
-              </w:rPr>
-              <w:t xml:space="preserve">MFA 設定場所</w:t>
-            </w:r>
-          </w:p>
-        </w:tc>
-        <w:tc>
-          <w:tcPr>
-            <w:tcW w:type="dxa" w:w="1500"/>
-            <w:tcBorders>
-              <w:top w:val="single" w:color="9DC3E6" w:sz="4" w:space="0"/>
-              <w:left w:val="single" w:color="9DC3E6" w:sz="4" w:space="0"/>
-              <w:bottom w:val="single" w:color="9DC3E6" w:sz="4" w:space="0"/>
-              <w:right w:val="single" w:color="9DC3E6" w:sz="4" w:space="0"/>
-            </w:tcBorders>
-            <w:shd w:fill="EBF3FB" w:val="clear"/>
-            <w:tcMar>
-              <w:top w:type="dxa" w:w="80"/>
-              <w:left w:type="dxa" w:w="120"/>
-              <w:bottom w:type="dxa" w:w="80"/>
-              <w:right w:type="dxa" w:w="120"/>
-            </w:tcMar>
-            <w:vAlign w:val="center"/>
-          </w:tcPr>
-          <w:p>
-            <w:pPr>
-              <w:spacing w:before="20" w:after="20"/>
-              <w:jc w:val="left"/>
-            </w:pPr>
-            <w:r>
-              <w:rPr>
-                <w:rFonts w:ascii="Meiryo" w:cs="Meiryo" w:eastAsia="Meiryo" w:hAnsi="Meiryo"/>
-                <w:b w:val="false"/>
-                <w:bCs w:val="false"/>
-                <w:i w:val="false"/>
-                <w:iCs w:val="false"/>
-                <w:color w:val="375623"/>
-                <w:sz w:val="18"/>
-                <w:szCs w:val="18"/>
-              </w:rPr>
-              <w:t xml:space="preserve">Entra ID 条件付きアクセス</w:t>
-            </w:r>
-          </w:p>
-        </w:tc>
-        <w:tc>
-          <w:tcPr>
-            <w:tcW w:type="dxa" w:w="4726"/>
-            <w:tcBorders>
-              <w:top w:val="single" w:color="9DC3E6" w:sz="4" w:space="0"/>
-              <w:left w:val="single" w:color="9DC3E6" w:sz="4" w:space="0"/>
-              <w:bottom w:val="single" w:color="9DC3E6" w:sz="4" w:space="0"/>
-              <w:right w:val="single" w:color="9DC3E6" w:sz="4" w:space="0"/>
-            </w:tcBorders>
-            <w:shd w:fill="EBF3FB" w:val="clear"/>
-            <w:tcMar>
-              <w:top w:type="dxa" w:w="80"/>
-              <w:left w:type="dxa" w:w="120"/>
-              <w:bottom w:type="dxa" w:w="80"/>
-              <w:right w:type="dxa" w:w="120"/>
-            </w:tcMar>
-            <w:vAlign w:val="center"/>
-          </w:tcPr>
-          <w:p>
-            <w:pPr>
-              <w:spacing w:before="20" w:after="20"/>
-              <w:jc w:val="left"/>
-            </w:pPr>
-            <w:r>
-              <w:rPr>
-                <w:rFonts w:ascii="Meiryo" w:cs="Meiryo" w:eastAsia="Meiryo" w:hAnsi="Meiryo"/>
-                <w:b w:val="false"/>
-                <w:bCs w:val="false"/>
-                <w:i w:val="false"/>
-                <w:iCs w:val="false"/>
-                <w:color w:val="000000"/>
-                <w:sz w:val="18"/>
-                <w:szCs w:val="18"/>
-              </w:rPr>
-              <w:t xml:space="preserve">Entra P1 ライセンスにて設定。信用基金以外の IP からのアクセスも制限可能</w:t>
-            </w:r>
-          </w:p>
-        </w:tc>
-      </w:tr>
-    </w:tbl>
-    <w:p>
-      <w:pPr>
-        <w:spacing w:before="60" w:after="80"/>
-        <w:jc w:val="left"/>
-      </w:pPr>
-      <w:r>
-        <w:rPr>
-          <w:rFonts w:ascii="Meiryo" w:cs="Meiryo" w:eastAsia="Meiryo" w:hAnsi="Meiryo"/>
-          <w:b w:val="false"/>
-          <w:bCs w:val="false"/>
-          <w:i w:val="false"/>
-          <w:iCs w:val="false"/>
-          <w:color w:val="000000"/>
-          <w:sz w:val="20"/>
-          <w:szCs w:val="20"/>
-        </w:rPr>
-        <w:t xml:space="preserve"/>
-      </w:r>
-    </w:p>
-    <w:p>
-      <w:pPr>
-        <w:spacing w:before="100" w:after="40"/>
-        <w:jc w:val="left"/>
-      </w:pPr>
-      <w:r>
-        <w:rPr>
-          <w:rFonts w:ascii="Meiryo" w:cs="Meiryo" w:eastAsia="Meiryo" w:hAnsi="Meiryo"/>
-          <w:b/>
-          <w:bCs/>
-          <w:i w:val="false"/>
-          <w:iCs w:val="false"/>
-          <w:color w:val="000000"/>
-          <w:sz w:val="20"/>
-          <w:szCs w:val="20"/>
-        </w:rPr>
-        <w:t xml:space="preserve">表4-7　2 段階認証定義詳細</w:t>
-      </w:r>
-    </w:p>
-    <w:tbl>
-      <w:tblPr>
-        <w:tblW w:type="dxa" w:w="9026"/>
-        <w:tblBorders>
-          <w:top w:val="single" w:color="auto" w:sz="4"/>
-          <w:left w:val="single" w:color="auto" w:sz="4"/>
-          <w:bottom w:val="single" w:color="auto" w:sz="4"/>
-          <w:right w:val="single" w:color="auto" w:sz="4"/>
-          <w:insideH w:val="single" w:color="auto" w:sz="4"/>
-          <w:insideV w:val="single" w:color="auto" w:sz="4"/>
-        </w:tblBorders>
-      </w:tblPr>
-      <w:tblGrid>
-        <w:gridCol w:w="2800"/>
-        <w:gridCol w:w="1500"/>
-        <w:gridCol w:w="4726"/>
-      </w:tblGrid>
-      <w:tr>
-        <w:tc>
-          <w:tcPr>
-            <w:tcW w:type="dxa" w:w="2800"/>
-            <w:tcBorders>
-              <w:top w:val="single" w:color="9DC3E6" w:sz="4" w:space="0"/>
-              <w:left w:val="single" w:color="9DC3E6" w:sz="4" w:space="0"/>
-              <w:bottom w:val="single" w:color="9DC3E6" w:sz="4" w:space="0"/>
-              <w:right w:val="single" w:color="9DC3E6" w:sz="4" w:space="0"/>
-            </w:tcBorders>
-            <w:shd w:fill="2E75B6" w:val="clear"/>
-            <w:tcMar>
-              <w:top w:type="dxa" w:w="80"/>
-              <w:left w:type="dxa" w:w="120"/>
-              <w:bottom w:type="dxa" w:w="80"/>
-              <w:right w:type="dxa" w:w="120"/>
-            </w:tcMar>
-            <w:vAlign w:val="center"/>
-          </w:tcPr>
-          <w:p>
-            <w:pPr>
-              <w:spacing w:before="20" w:after="20"/>
-              <w:jc w:val="left"/>
-            </w:pPr>
-            <w:r>
-              <w:rPr>
-                <w:rFonts w:ascii="Meiryo" w:cs="Meiryo" w:eastAsia="Meiryo" w:hAnsi="Meiryo"/>
-                <w:b/>
-                <w:bCs/>
-                <w:i w:val="false"/>
-                <w:iCs w:val="false"/>
-                <w:color w:val="FFFFFF"/>
-                <w:sz w:val="18"/>
-                <w:szCs w:val="18"/>
-              </w:rPr>
-              <w:t xml:space="preserve">設定項目</w:t>
-            </w:r>
-          </w:p>
-        </w:tc>
-        <w:tc>
-          <w:tcPr>
-            <w:tcW w:type="dxa" w:w="1500"/>
-            <w:tcBorders>
-              <w:top w:val="single" w:color="9DC3E6" w:sz="4" w:space="0"/>
-              <w:left w:val="single" w:color="9DC3E6" w:sz="4" w:space="0"/>
-              <w:bottom w:val="single" w:color="9DC3E6" w:sz="4" w:space="0"/>
-              <w:right w:val="single" w:color="9DC3E6" w:sz="4" w:space="0"/>
-            </w:tcBorders>
-            <w:shd w:fill="2E75B6" w:val="clear"/>
-            <w:tcMar>
-              <w:top w:type="dxa" w:w="80"/>
-              <w:left w:type="dxa" w:w="120"/>
-              <w:bottom w:type="dxa" w:w="80"/>
-              <w:right w:type="dxa" w:w="120"/>
-            </w:tcMar>
-            <w:vAlign w:val="center"/>
-          </w:tcPr>
-          <w:p>
-            <w:pPr>
-              <w:spacing w:before="20" w:after="20"/>
-              <w:jc w:val="left"/>
-            </w:pPr>
-            <w:r>
-              <w:rPr>
-                <w:rFonts w:ascii="Meiryo" w:cs="Meiryo" w:eastAsia="Meiryo" w:hAnsi="Meiryo"/>
-                <w:b/>
-                <w:bCs/>
-                <w:i w:val="false"/>
-                <w:iCs w:val="false"/>
-                <w:color w:val="FFFFFF"/>
-                <w:sz w:val="18"/>
-                <w:szCs w:val="18"/>
-              </w:rPr>
-              <w:t xml:space="preserve">設定値</w:t>
-            </w:r>
-          </w:p>
-        </w:tc>
-        <w:tc>
-          <w:tcPr>
-            <w:tcW w:type="dxa" w:w="4726"/>
-            <w:tcBorders>
-              <w:top w:val="single" w:color="9DC3E6" w:sz="4" w:space="0"/>
-              <w:left w:val="single" w:color="9DC3E6" w:sz="4" w:space="0"/>
-              <w:bottom w:val="single" w:color="9DC3E6" w:sz="4" w:space="0"/>
-              <w:right w:val="single" w:color="9DC3E6" w:sz="4" w:space="0"/>
-            </w:tcBorders>
-            <w:shd w:fill="2E75B6" w:val="clear"/>
-            <w:tcMar>
-              <w:top w:type="dxa" w:w="80"/>
-              <w:left w:type="dxa" w:w="120"/>
-              <w:bottom w:type="dxa" w:w="80"/>
-              <w:right w:type="dxa" w:w="120"/>
-            </w:tcMar>
-            <w:vAlign w:val="center"/>
-          </w:tcPr>
-          <w:p>
-            <w:pPr>
-              <w:spacing w:before="20" w:after="20"/>
-              <w:jc w:val="left"/>
-            </w:pPr>
-            <w:r>
-              <w:rPr>
-                <w:rFonts w:ascii="Meiryo" w:cs="Meiryo" w:eastAsia="Meiryo" w:hAnsi="Meiryo"/>
-                <w:b/>
-                <w:bCs/>
-                <w:i w:val="false"/>
-                <w:iCs w:val="false"/>
-                <w:color w:val="FFFFFF"/>
-                <w:sz w:val="18"/>
-                <w:szCs w:val="18"/>
-              </w:rPr>
-              <w:t xml:space="preserve">説明</w:t>
-            </w:r>
-          </w:p>
-        </w:tc>
-      </w:tr>
-      <w:tr>
-        <w:tc>
-          <w:tcPr>
-            <w:tcW w:type="dxa" w:w="2800"/>
-            <w:tcBorders>
-              <w:top w:val="single" w:color="9DC3E6" w:sz="4" w:space="0"/>
-              <w:left w:val="single" w:color="9DC3E6" w:sz="4" w:space="0"/>
-              <w:bottom w:val="single" w:color="9DC3E6" w:sz="4" w:space="0"/>
-              <w:right w:val="single" w:color="9DC3E6" w:sz="4" w:space="0"/>
-            </w:tcBorders>
-            <w:shd w:fill="FFFFFF" w:val="clear"/>
-            <w:tcMar>
-              <w:top w:type="dxa" w:w="80"/>
-              <w:left w:type="dxa" w:w="120"/>
-              <w:bottom w:type="dxa" w:w="80"/>
-              <w:right w:type="dxa" w:w="120"/>
-            </w:tcMar>
-            <w:vAlign w:val="center"/>
-          </w:tcPr>
-          <w:p>
-            <w:pPr>
-              <w:spacing w:before="20" w:after="20"/>
-              <w:jc w:val="left"/>
-            </w:pPr>
-            <w:r>
-              <w:rPr>
-                <w:rFonts w:ascii="Meiryo" w:cs="Meiryo" w:eastAsia="Meiryo" w:hAnsi="Meiryo"/>
-                <w:b w:val="false"/>
-                <w:bCs w:val="false"/>
-                <w:i w:val="false"/>
-                <w:iCs w:val="false"/>
-                <w:color w:val="000000"/>
-                <w:sz w:val="18"/>
-                <w:szCs w:val="18"/>
-              </w:rPr>
-              <w:t xml:space="preserve">認証拒否回数</w:t>
-            </w:r>
-          </w:p>
-        </w:tc>
-        <w:tc>
-          <w:tcPr>
-            <w:tcW w:type="dxa" w:w="1500"/>
-            <w:tcBorders>
-              <w:top w:val="single" w:color="9DC3E6" w:sz="4" w:space="0"/>
-              <w:left w:val="single" w:color="9DC3E6" w:sz="4" w:space="0"/>
-              <w:bottom w:val="single" w:color="9DC3E6" w:sz="4" w:space="0"/>
-              <w:right w:val="single" w:color="9DC3E6" w:sz="4" w:space="0"/>
-            </w:tcBorders>
-            <w:shd w:fill="FFFFFF" w:val="clear"/>
-            <w:tcMar>
-              <w:top w:type="dxa" w:w="80"/>
-              <w:left w:type="dxa" w:w="120"/>
-              <w:bottom w:type="dxa" w:w="80"/>
-              <w:right w:type="dxa" w:w="120"/>
-            </w:tcMar>
-            <w:vAlign w:val="center"/>
-          </w:tcPr>
-          <w:p>
-            <w:pPr>
-              <w:spacing w:before="20" w:after="20"/>
-              <w:jc w:val="left"/>
-            </w:pPr>
-            <w:r>
-              <w:rPr>
-                <w:rFonts w:ascii="Meiryo" w:cs="Meiryo" w:eastAsia="Meiryo" w:hAnsi="Meiryo"/>
-                <w:b w:val="false"/>
-                <w:bCs w:val="false"/>
-                <w:i w:val="false"/>
-                <w:iCs w:val="false"/>
-                <w:color w:val="000000"/>
-                <w:sz w:val="18"/>
-                <w:szCs w:val="18"/>
-              </w:rPr>
-              <w:t xml:space="preserve">3</w:t>
-            </w:r>
-          </w:p>
-        </w:tc>
-        <w:tc>
-          <w:tcPr>
-            <w:tcW w:type="dxa" w:w="4726"/>
-            <w:tcBorders>
-              <w:top w:val="single" w:color="9DC3E6" w:sz="4" w:space="0"/>
-              <w:left w:val="single" w:color="9DC3E6" w:sz="4" w:space="0"/>
-              <w:bottom w:val="single" w:color="9DC3E6" w:sz="4" w:space="0"/>
-              <w:right w:val="single" w:color="9DC3E6" w:sz="4" w:space="0"/>
-            </w:tcBorders>
-            <w:shd w:fill="FFFFFF" w:val="clear"/>
-            <w:tcMar>
-              <w:top w:type="dxa" w:w="80"/>
-              <w:left w:type="dxa" w:w="120"/>
-              <w:bottom w:type="dxa" w:w="80"/>
-              <w:right w:type="dxa" w:w="120"/>
-            </w:tcMar>
-            <w:vAlign w:val="center"/>
-          </w:tcPr>
-          <w:p>
-            <w:pPr>
-              <w:spacing w:before="20" w:after="20"/>
-              <w:jc w:val="left"/>
-            </w:pPr>
-            <w:r>
-              <w:rPr>
-                <w:rFonts w:ascii="Meiryo" w:cs="Meiryo" w:eastAsia="Meiryo" w:hAnsi="Meiryo"/>
-                <w:b w:val="false"/>
-                <w:bCs w:val="false"/>
-                <w:i w:val="false"/>
-                <w:iCs w:val="false"/>
-                <w:color w:val="000000"/>
-                <w:sz w:val="18"/>
-                <w:szCs w:val="18"/>
-              </w:rPr>
-              <w:t xml:space="preserve">操作権限エラーとする認証拒否回数（単位：回）</w:t>
-            </w:r>
-          </w:p>
-        </w:tc>
-      </w:tr>
-      <w:tr>
-        <w:tc>
-          <w:tcPr>
-            <w:tcW w:type="dxa" w:w="2800"/>
-            <w:tcBorders>
-              <w:top w:val="single" w:color="9DC3E6" w:sz="4" w:space="0"/>
-              <w:left w:val="single" w:color="9DC3E6" w:sz="4" w:space="0"/>
-              <w:bottom w:val="single" w:color="9DC3E6" w:sz="4" w:space="0"/>
-              <w:right w:val="single" w:color="9DC3E6" w:sz="4" w:space="0"/>
-            </w:tcBorders>
-            <w:shd w:fill="EBF3FB" w:val="clear"/>
-            <w:tcMar>
-              <w:top w:type="dxa" w:w="80"/>
-              <w:left w:type="dxa" w:w="120"/>
-              <w:bottom w:type="dxa" w:w="80"/>
-              <w:right w:type="dxa" w:w="120"/>
-            </w:tcMar>
-            <w:vAlign w:val="center"/>
-          </w:tcPr>
-          <w:p>
-            <w:pPr>
-              <w:spacing w:before="20" w:after="20"/>
-              <w:jc w:val="left"/>
-            </w:pPr>
-            <w:r>
-              <w:rPr>
-                <w:rFonts w:ascii="Meiryo" w:cs="Meiryo" w:eastAsia="Meiryo" w:hAnsi="Meiryo"/>
-                <w:b w:val="false"/>
-                <w:bCs w:val="false"/>
-                <w:i w:val="false"/>
-                <w:iCs w:val="false"/>
-                <w:color w:val="000000"/>
-                <w:sz w:val="18"/>
-                <w:szCs w:val="18"/>
-              </w:rPr>
-              <w:t xml:space="preserve">認証コード有効時間</w:t>
-            </w:r>
-          </w:p>
-        </w:tc>
-        <w:tc>
-          <w:tcPr>
-            <w:tcW w:type="dxa" w:w="1500"/>
-            <w:tcBorders>
-              <w:top w:val="single" w:color="9DC3E6" w:sz="4" w:space="0"/>
-              <w:left w:val="single" w:color="9DC3E6" w:sz="4" w:space="0"/>
-              <w:bottom w:val="single" w:color="9DC3E6" w:sz="4" w:space="0"/>
-              <w:right w:val="single" w:color="9DC3E6" w:sz="4" w:space="0"/>
-            </w:tcBorders>
-            <w:shd w:fill="EBF3FB" w:val="clear"/>
-            <w:tcMar>
-              <w:top w:type="dxa" w:w="80"/>
-              <w:left w:type="dxa" w:w="120"/>
-              <w:bottom w:type="dxa" w:w="80"/>
-              <w:right w:type="dxa" w:w="120"/>
-            </w:tcMar>
-            <w:vAlign w:val="center"/>
-          </w:tcPr>
-          <w:p>
-            <w:pPr>
-              <w:spacing w:before="20" w:after="20"/>
-              <w:jc w:val="left"/>
-            </w:pPr>
-            <w:r>
-              <w:rPr>
-                <w:rFonts w:ascii="Meiryo" w:cs="Meiryo" w:eastAsia="Meiryo" w:hAnsi="Meiryo"/>
-                <w:b w:val="false"/>
-                <w:bCs w:val="false"/>
-                <w:i w:val="false"/>
-                <w:iCs w:val="false"/>
-                <w:color w:val="000000"/>
-                <w:sz w:val="18"/>
-                <w:szCs w:val="18"/>
-              </w:rPr>
-              <w:t xml:space="preserve">10</w:t>
-            </w:r>
-          </w:p>
-        </w:tc>
-        <w:tc>
-          <w:tcPr>
-            <w:tcW w:type="dxa" w:w="4726"/>
-            <w:tcBorders>
-              <w:top w:val="single" w:color="9DC3E6" w:sz="4" w:space="0"/>
-              <w:left w:val="single" w:color="9DC3E6" w:sz="4" w:space="0"/>
-              <w:bottom w:val="single" w:color="9DC3E6" w:sz="4" w:space="0"/>
-              <w:right w:val="single" w:color="9DC3E6" w:sz="4" w:space="0"/>
-            </w:tcBorders>
-            <w:shd w:fill="EBF3FB" w:val="clear"/>
-            <w:tcMar>
-              <w:top w:type="dxa" w:w="80"/>
-              <w:left w:type="dxa" w:w="120"/>
-              <w:bottom w:type="dxa" w:w="80"/>
-              <w:right w:type="dxa" w:w="120"/>
-            </w:tcMar>
-            <w:vAlign w:val="center"/>
-          </w:tcPr>
-          <w:p>
-            <w:pPr>
-              <w:spacing w:before="20" w:after="20"/>
-              <w:jc w:val="left"/>
-            </w:pPr>
-            <w:r>
-              <w:rPr>
-                <w:rFonts w:ascii="Meiryo" w:cs="Meiryo" w:eastAsia="Meiryo" w:hAnsi="Meiryo"/>
-                <w:b w:val="false"/>
-                <w:bCs w:val="false"/>
-                <w:i w:val="false"/>
-                <w:iCs w:val="false"/>
-                <w:color w:val="000000"/>
-                <w:sz w:val="18"/>
-                <w:szCs w:val="18"/>
-              </w:rPr>
-              <w:t xml:space="preserve">認証コードの有効時間の数値</w:t>
-            </w:r>
-          </w:p>
-        </w:tc>
-      </w:tr>
-      <w:tr>
-        <w:tc>
-          <w:tcPr>
-            <w:tcW w:type="dxa" w:w="2800"/>
-            <w:tcBorders>
-              <w:top w:val="single" w:color="9DC3E6" w:sz="4" w:space="0"/>
-              <w:left w:val="single" w:color="9DC3E6" w:sz="4" w:space="0"/>
-              <w:bottom w:val="single" w:color="9DC3E6" w:sz="4" w:space="0"/>
-              <w:right w:val="single" w:color="9DC3E6" w:sz="4" w:space="0"/>
-            </w:tcBorders>
-            <w:shd w:fill="FFFFFF" w:val="clear"/>
-            <w:tcMar>
-              <w:top w:type="dxa" w:w="80"/>
-              <w:left w:type="dxa" w:w="120"/>
-              <w:bottom w:type="dxa" w:w="80"/>
-              <w:right w:type="dxa" w:w="120"/>
-            </w:tcMar>
-            <w:vAlign w:val="center"/>
-          </w:tcPr>
-          <w:p>
-            <w:pPr>
-              <w:spacing w:before="20" w:after="20"/>
-              <w:jc w:val="left"/>
-            </w:pPr>
-            <w:r>
-              <w:rPr>
-                <w:rFonts w:ascii="Meiryo" w:cs="Meiryo" w:eastAsia="Meiryo" w:hAnsi="Meiryo"/>
-                <w:b w:val="false"/>
-                <w:bCs w:val="false"/>
-                <w:i w:val="false"/>
-                <w:iCs w:val="false"/>
-                <w:color w:val="000000"/>
-                <w:sz w:val="18"/>
-                <w:szCs w:val="18"/>
-              </w:rPr>
-              <w:t xml:space="preserve">認証コード有効時間の単位</w:t>
-            </w:r>
-          </w:p>
-        </w:tc>
-        <w:tc>
-          <w:tcPr>
-            <w:tcW w:type="dxa" w:w="1500"/>
-            <w:tcBorders>
-              <w:top w:val="single" w:color="9DC3E6" w:sz="4" w:space="0"/>
-              <w:left w:val="single" w:color="9DC3E6" w:sz="4" w:space="0"/>
-              <w:bottom w:val="single" w:color="9DC3E6" w:sz="4" w:space="0"/>
-              <w:right w:val="single" w:color="9DC3E6" w:sz="4" w:space="0"/>
-            </w:tcBorders>
-            <w:shd w:fill="FFFFFF" w:val="clear"/>
-            <w:tcMar>
-              <w:top w:type="dxa" w:w="80"/>
-              <w:left w:type="dxa" w:w="120"/>
-              <w:bottom w:type="dxa" w:w="80"/>
-              <w:right w:type="dxa" w:w="120"/>
-            </w:tcMar>
-            <w:vAlign w:val="center"/>
-          </w:tcPr>
-          <w:p>
-            <w:pPr>
-              <w:spacing w:before="20" w:after="20"/>
-              <w:jc w:val="left"/>
-            </w:pPr>
-            <w:r>
-              <w:rPr>
-                <w:rFonts w:ascii="Meiryo" w:cs="Meiryo" w:eastAsia="Meiryo" w:hAnsi="Meiryo"/>
-                <w:b w:val="false"/>
-                <w:bCs w:val="false"/>
-                <w:i w:val="false"/>
-                <w:iCs w:val="false"/>
-                <w:color w:val="000000"/>
-                <w:sz w:val="18"/>
-                <w:szCs w:val="18"/>
-              </w:rPr>
-              <w:t xml:space="preserve">M</w:t>
-            </w:r>
-          </w:p>
-        </w:tc>
-        <w:tc>
-          <w:tcPr>
-            <w:tcW w:type="dxa" w:w="4726"/>
-            <w:tcBorders>
-              <w:top w:val="single" w:color="9DC3E6" w:sz="4" w:space="0"/>
-              <w:left w:val="single" w:color="9DC3E6" w:sz="4" w:space="0"/>
-              <w:bottom w:val="single" w:color="9DC3E6" w:sz="4" w:space="0"/>
-              <w:right w:val="single" w:color="9DC3E6" w:sz="4" w:space="0"/>
-            </w:tcBorders>
-            <w:shd w:fill="FFFFFF" w:val="clear"/>
-            <w:tcMar>
-              <w:top w:type="dxa" w:w="80"/>
-              <w:left w:type="dxa" w:w="120"/>
-              <w:bottom w:type="dxa" w:w="80"/>
-              <w:right w:type="dxa" w:w="120"/>
-            </w:tcMar>
-            <w:vAlign w:val="center"/>
-          </w:tcPr>
-          <w:p>
-            <w:pPr>
-              <w:spacing w:before="20" w:after="20"/>
-              <w:jc w:val="left"/>
-            </w:pPr>
-            <w:r>
-              <w:rPr>
-                <w:rFonts w:ascii="Meiryo" w:cs="Meiryo" w:eastAsia="Meiryo" w:hAnsi="Meiryo"/>
-                <w:b w:val="false"/>
-                <w:bCs w:val="false"/>
-                <w:i w:val="false"/>
-                <w:iCs w:val="false"/>
-                <w:color w:val="000000"/>
-                <w:sz w:val="18"/>
-                <w:szCs w:val="18"/>
-              </w:rPr>
-              <w:t xml:space="preserve">認証コードの有効時間単位（H：時 / M：分 / S：秒）</w:t>
-            </w:r>
-          </w:p>
-        </w:tc>
-      </w:tr>
-      <w:tr>
-        <w:tc>
-          <w:tcPr>
-            <w:tcW w:type="dxa" w:w="2800"/>
-            <w:tcBorders>
-              <w:top w:val="single" w:color="9DC3E6" w:sz="4" w:space="0"/>
-              <w:left w:val="single" w:color="9DC3E6" w:sz="4" w:space="0"/>
-              <w:bottom w:val="single" w:color="9DC3E6" w:sz="4" w:space="0"/>
-              <w:right w:val="single" w:color="9DC3E6" w:sz="4" w:space="0"/>
-            </w:tcBorders>
-            <w:shd w:fill="EBF3FB" w:val="clear"/>
-            <w:tcMar>
-              <w:top w:type="dxa" w:w="80"/>
-              <w:left w:type="dxa" w:w="120"/>
-              <w:bottom w:type="dxa" w:w="80"/>
-              <w:right w:type="dxa" w:w="120"/>
-            </w:tcMar>
-            <w:vAlign w:val="center"/>
-          </w:tcPr>
-          <w:p>
-            <w:pPr>
-              <w:spacing w:before="20" w:after="20"/>
-              <w:jc w:val="left"/>
-            </w:pPr>
-            <w:r>
-              <w:rPr>
-                <w:rFonts w:ascii="Meiryo" w:cs="Meiryo" w:eastAsia="Meiryo" w:hAnsi="Meiryo"/>
-                <w:b w:val="false"/>
-                <w:bCs w:val="false"/>
-                <w:i w:val="false"/>
-                <w:iCs w:val="false"/>
-                <w:color w:val="000000"/>
-                <w:sz w:val="18"/>
-                <w:szCs w:val="18"/>
-              </w:rPr>
-              <w:t xml:space="preserve">認証有効時間</w:t>
-            </w:r>
-          </w:p>
-        </w:tc>
-        <w:tc>
-          <w:tcPr>
-            <w:tcW w:type="dxa" w:w="1500"/>
-            <w:tcBorders>
-              <w:top w:val="single" w:color="9DC3E6" w:sz="4" w:space="0"/>
-              <w:left w:val="single" w:color="9DC3E6" w:sz="4" w:space="0"/>
-              <w:bottom w:val="single" w:color="9DC3E6" w:sz="4" w:space="0"/>
-              <w:right w:val="single" w:color="9DC3E6" w:sz="4" w:space="0"/>
-            </w:tcBorders>
-            <w:shd w:fill="EBF3FB" w:val="clear"/>
-            <w:tcMar>
-              <w:top w:type="dxa" w:w="80"/>
-              <w:left w:type="dxa" w:w="120"/>
-              <w:bottom w:type="dxa" w:w="80"/>
-              <w:right w:type="dxa" w:w="120"/>
-            </w:tcMar>
-            <w:vAlign w:val="center"/>
-          </w:tcPr>
-          <w:p>
-            <w:pPr>
-              <w:spacing w:before="20" w:after="20"/>
-              <w:jc w:val="left"/>
-            </w:pPr>
-            <w:r>
-              <w:rPr>
-                <w:rFonts w:ascii="Meiryo" w:cs="Meiryo" w:eastAsia="Meiryo" w:hAnsi="Meiryo"/>
-                <w:b w:val="false"/>
-                <w:bCs w:val="false"/>
-                <w:i w:val="false"/>
-                <w:iCs w:val="false"/>
-                <w:color w:val="000000"/>
-                <w:sz w:val="18"/>
-                <w:szCs w:val="18"/>
-              </w:rPr>
-              <w:t xml:space="preserve">2</w:t>
-            </w:r>
-          </w:p>
-        </w:tc>
-        <w:tc>
-          <w:tcPr>
-            <w:tcW w:type="dxa" w:w="4726"/>
-            <w:tcBorders>
-              <w:top w:val="single" w:color="9DC3E6" w:sz="4" w:space="0"/>
-              <w:left w:val="single" w:color="9DC3E6" w:sz="4" w:space="0"/>
-              <w:bottom w:val="single" w:color="9DC3E6" w:sz="4" w:space="0"/>
-              <w:right w:val="single" w:color="9DC3E6" w:sz="4" w:space="0"/>
-            </w:tcBorders>
-            <w:shd w:fill="EBF3FB" w:val="clear"/>
-            <w:tcMar>
-              <w:top w:type="dxa" w:w="80"/>
-              <w:left w:type="dxa" w:w="120"/>
-              <w:bottom w:type="dxa" w:w="80"/>
-              <w:right w:type="dxa" w:w="120"/>
-            </w:tcMar>
-            <w:vAlign w:val="center"/>
-          </w:tcPr>
-          <w:p>
-            <w:pPr>
-              <w:spacing w:before="20" w:after="20"/>
-              <w:jc w:val="left"/>
-            </w:pPr>
-            <w:r>
-              <w:rPr>
-                <w:rFonts w:ascii="Meiryo" w:cs="Meiryo" w:eastAsia="Meiryo" w:hAnsi="Meiryo"/>
-                <w:b w:val="false"/>
-                <w:bCs w:val="false"/>
-                <w:i w:val="false"/>
-                <w:iCs w:val="false"/>
-                <w:color w:val="000000"/>
-                <w:sz w:val="18"/>
-                <w:szCs w:val="18"/>
-              </w:rPr>
-              <w:t xml:space="preserve">2 段階認証の有効時間の数値</w:t>
-            </w:r>
-          </w:p>
-        </w:tc>
-      </w:tr>
-      <w:tr>
-        <w:tc>
-          <w:tcPr>
-            <w:tcW w:type="dxa" w:w="2800"/>
-            <w:tcBorders>
-              <w:top w:val="single" w:color="9DC3E6" w:sz="4" w:space="0"/>
-              <w:left w:val="single" w:color="9DC3E6" w:sz="4" w:space="0"/>
-              <w:bottom w:val="single" w:color="9DC3E6" w:sz="4" w:space="0"/>
-              <w:right w:val="single" w:color="9DC3E6" w:sz="4" w:space="0"/>
-            </w:tcBorders>
-            <w:shd w:fill="FFFFFF" w:val="clear"/>
-            <w:tcMar>
-              <w:top w:type="dxa" w:w="80"/>
-              <w:left w:type="dxa" w:w="120"/>
-              <w:bottom w:type="dxa" w:w="80"/>
-              <w:right w:type="dxa" w:w="120"/>
-            </w:tcMar>
-            <w:vAlign w:val="center"/>
-          </w:tcPr>
-          <w:p>
-            <w:pPr>
-              <w:spacing w:before="20" w:after="20"/>
-              <w:jc w:val="left"/>
-            </w:pPr>
-            <w:r>
-              <w:rPr>
-                <w:rFonts w:ascii="Meiryo" w:cs="Meiryo" w:eastAsia="Meiryo" w:hAnsi="Meiryo"/>
-                <w:b w:val="false"/>
-                <w:bCs w:val="false"/>
-                <w:i w:val="false"/>
-                <w:iCs w:val="false"/>
-                <w:color w:val="000000"/>
-                <w:sz w:val="18"/>
-                <w:szCs w:val="18"/>
-              </w:rPr>
-              <w:t xml:space="preserve">認証有効時間の単位</w:t>
-            </w:r>
-          </w:p>
-        </w:tc>
-        <w:tc>
-          <w:tcPr>
-            <w:tcW w:type="dxa" w:w="1500"/>
-            <w:tcBorders>
-              <w:top w:val="single" w:color="9DC3E6" w:sz="4" w:space="0"/>
-              <w:left w:val="single" w:color="9DC3E6" w:sz="4" w:space="0"/>
-              <w:bottom w:val="single" w:color="9DC3E6" w:sz="4" w:space="0"/>
-              <w:right w:val="single" w:color="9DC3E6" w:sz="4" w:space="0"/>
-            </w:tcBorders>
-            <w:shd w:fill="FFFFFF" w:val="clear"/>
-            <w:tcMar>
-              <w:top w:type="dxa" w:w="80"/>
-              <w:left w:type="dxa" w:w="120"/>
-              <w:bottom w:type="dxa" w:w="80"/>
-              <w:right w:type="dxa" w:w="120"/>
-            </w:tcMar>
-            <w:vAlign w:val="center"/>
-          </w:tcPr>
-          <w:p>
-            <w:pPr>
-              <w:spacing w:before="20" w:after="20"/>
-              <w:jc w:val="left"/>
-            </w:pPr>
-            <w:r>
-              <w:rPr>
-                <w:rFonts w:ascii="Meiryo" w:cs="Meiryo" w:eastAsia="Meiryo" w:hAnsi="Meiryo"/>
-                <w:b w:val="false"/>
-                <w:bCs w:val="false"/>
-                <w:i w:val="false"/>
-                <w:iCs w:val="false"/>
-                <w:color w:val="000000"/>
-                <w:sz w:val="18"/>
-                <w:szCs w:val="18"/>
-              </w:rPr>
-              <w:t xml:space="preserve">H</w:t>
-            </w:r>
-          </w:p>
-        </w:tc>
-        <w:tc>
-          <w:tcPr>
-            <w:tcW w:type="dxa" w:w="4726"/>
-            <w:tcBorders>
-              <w:top w:val="single" w:color="9DC3E6" w:sz="4" w:space="0"/>
-              <w:left w:val="single" w:color="9DC3E6" w:sz="4" w:space="0"/>
-              <w:bottom w:val="single" w:color="9DC3E6" w:sz="4" w:space="0"/>
-              <w:right w:val="single" w:color="9DC3E6" w:sz="4" w:space="0"/>
-            </w:tcBorders>
-            <w:shd w:fill="FFFFFF" w:val="clear"/>
-            <w:tcMar>
-              <w:top w:type="dxa" w:w="80"/>
-              <w:left w:type="dxa" w:w="120"/>
-              <w:bottom w:type="dxa" w:w="80"/>
-              <w:right w:type="dxa" w:w="120"/>
-            </w:tcMar>
-            <w:vAlign w:val="center"/>
-          </w:tcPr>
-          <w:p>
-            <w:pPr>
-              <w:spacing w:before="20" w:after="20"/>
-              <w:jc w:val="left"/>
-            </w:pPr>
-            <w:r>
-              <w:rPr>
-                <w:rFonts w:ascii="Meiryo" w:cs="Meiryo" w:eastAsia="Meiryo" w:hAnsi="Meiryo"/>
-                <w:b w:val="false"/>
-                <w:bCs w:val="false"/>
-                <w:i w:val="false"/>
-                <w:iCs w:val="false"/>
-                <w:color w:val="000000"/>
-                <w:sz w:val="18"/>
-                <w:szCs w:val="18"/>
-              </w:rPr>
-              <w:t xml:space="preserve">2 段階認証の有効時間単位（H：時 / M：分 / S：秒）</w:t>
+              <w:t xml:space="preserve">2段階認証の有効時間単位（H：時 / M：分 / S：秒）</w:t>
             </w:r>
           </w:p>
         </w:tc>
@@ -26129,7 +25945,7 @@
           <w:sz w:val="18"/>
           <w:szCs w:val="18"/>
         </w:rPr>
-        <w:t xml:space="preserve">※ 2 段階認証の定義値については、テーブル定義書・補足資料（名称マスタテーブル種別コード一覧）で定義しており、変更時は名称マスタテーブルを修正する。</w:t>
+        <w:t xml:space="preserve">※ 認証方式（MSAL）・AD 同期（Entra Connect）・MFA（Microsoft Authenticator）はいずれも確定済み。</w:t>
       </w:r>
     </w:p>
     <w:p>
@@ -26149,7 +25965,7 @@
           <w:sz w:val="18"/>
           <w:szCs w:val="18"/>
         </w:rPr>
-        <w:t xml:space="preserve">※ 認証方式（MSAL）・AD 同期・MFA（Microsoft Authenticator）はいずれも確定済み。アプリロール定義・テナントID・クライアントIDの払い出しは信用基金 Azure 管理者との調整が必要（★TBD）。</w:t>
+        <w:t xml:space="preserve">※ アプリロール定義（申請者 / 審査者 / 経理担当）・テナントID・クライアントIDの払い出しは信用基金 Azure 管理者との調整が必要（★TBD）。</w:t>
       </w:r>
     </w:p>
     <w:p>
